--- a/QA Process.docx
+++ b/QA Process.docx
@@ -28,7 +28,7 @@
     <w:p>
       <w:r>
         <w:pict w14:anchorId="6232EFC6">
-          <v:rect id="_x0000_i1043" style="width:0;height:1.5pt" o:hralign="center" o:hrstd="t" o:hr="t" fillcolor="#a0a0a0" stroked="f"/>
+          <v:rect id="_x0000_i1025" style="width:0;height:1.5pt" o:hralign="center" o:hrstd="t" o:hr="t" fillcolor="#a0a0a0" stroked="f"/>
         </w:pict>
       </w:r>
     </w:p>
@@ -499,7 +499,7 @@
       <w:r>
         <w:lastRenderedPageBreak/>
         <w:pict w14:anchorId="57256AFA">
-          <v:rect id="_x0000_i1044" style="width:0;height:1.5pt" o:hralign="center" o:hrstd="t" o:hr="t" fillcolor="#a0a0a0" stroked="f"/>
+          <v:rect id="_x0000_i1026" style="width:0;height:1.5pt" o:hralign="center" o:hrstd="t" o:hr="t" fillcolor="#a0a0a0" stroked="f"/>
         </w:pict>
       </w:r>
     </w:p>
@@ -562,7 +562,7 @@
     <w:p>
       <w:r>
         <w:pict w14:anchorId="5185CFD0">
-          <v:rect id="_x0000_i1045" style="width:0;height:1.5pt" o:hralign="center" o:hrstd="t" o:hr="t" fillcolor="#a0a0a0" stroked="f"/>
+          <v:rect id="_x0000_i1027" style="width:0;height:1.5pt" o:hralign="center" o:hrstd="t" o:hr="t" fillcolor="#a0a0a0" stroked="f"/>
         </w:pict>
       </w:r>
     </w:p>
@@ -2136,6 +2136,1356 @@
         <w:t>Ticket enters QA &gt; Prepare &gt; Test main change &gt; Report issues &gt; Re-test &gt; Regression &gt; QA sign-off &gt; (Optional) post-deploy check.</w:t>
       </w:r>
     </w:p>
+    <w:p/>
+    <w:p/>
+    <w:p>
+      <w:r>
+        <w:t>The final version</w:t>
+      </w:r>
+    </w:p>
+    <w:p>
+      <w:r>
+        <w:t>Here is the final QA flow, updated so that functional documentation is created/updated before and after testing.</w:t>
+      </w:r>
+    </w:p>
+    <w:p>
+      <w:r>
+        <w:t>QA Full Process: Step-by-Step Flow (Final Version)</w:t>
+      </w:r>
+    </w:p>
+    <w:p>
+      <w:pPr>
+        <w:numPr>
+          <w:ilvl w:val="0"/>
+          <w:numId w:val="52"/>
+        </w:numPr>
+      </w:pPr>
+      <w:r>
+        <w:t>Ticket enters QA</w:t>
+      </w:r>
+    </w:p>
+    <w:p>
+      <w:pPr>
+        <w:numPr>
+          <w:ilvl w:val="0"/>
+          <w:numId w:val="53"/>
+        </w:numPr>
+      </w:pPr>
+      <w:r>
+        <w:t>Ticket moves to “Ready for QA.”</w:t>
+      </w:r>
+    </w:p>
+    <w:p>
+      <w:pPr>
+        <w:numPr>
+          <w:ilvl w:val="0"/>
+          <w:numId w:val="53"/>
+        </w:numPr>
+      </w:pPr>
+      <w:r>
+        <w:t>QA reads the ticket to understand:</w:t>
+      </w:r>
+    </w:p>
+    <w:p>
+      <w:pPr>
+        <w:numPr>
+          <w:ilvl w:val="1"/>
+          <w:numId w:val="53"/>
+        </w:numPr>
+      </w:pPr>
+      <w:r>
+        <w:t>What change or issue it describes.</w:t>
+      </w:r>
+    </w:p>
+    <w:p>
+      <w:pPr>
+        <w:numPr>
+          <w:ilvl w:val="1"/>
+          <w:numId w:val="53"/>
+        </w:numPr>
+      </w:pPr>
+      <w:r>
+        <w:t>Which website(s) are affected.</w:t>
+      </w:r>
+    </w:p>
+    <w:p>
+      <w:pPr>
+        <w:numPr>
+          <w:ilvl w:val="1"/>
+          <w:numId w:val="53"/>
+        </w:numPr>
+      </w:pPr>
+      <w:r>
+        <w:t>Whether it involves super admin, specific car site frontend, or both.</w:t>
+      </w:r>
+      <w:hyperlink r:id="rId25" w:tgtFrame="_blank" w:history="1">
+        <w:r>
+          <w:rPr>
+            <w:rStyle w:val="Hyperlink"/>
+          </w:rPr>
+          <w:t>meegle+1</w:t>
+        </w:r>
+      </w:hyperlink>
+      <w:r>
+        <w:rPr>
+          <w:rFonts w:ascii="Arial" w:hAnsi="Arial" w:cs="Arial"/>
+        </w:rPr>
+        <w:t>​</w:t>
+      </w:r>
+    </w:p>
+    <w:p>
+      <w:pPr>
+        <w:numPr>
+          <w:ilvl w:val="0"/>
+          <w:numId w:val="54"/>
+        </w:numPr>
+      </w:pPr>
+      <w:r>
+        <w:t>Initial functional documentation (before testing)</w:t>
+      </w:r>
+    </w:p>
+    <w:p>
+      <w:pPr>
+        <w:numPr>
+          <w:ilvl w:val="0"/>
+          <w:numId w:val="55"/>
+        </w:numPr>
+      </w:pPr>
+      <w:r>
+        <w:t>Based on the ticket description and discussions, QA creates or drafts a short functional document for the change:</w:t>
+      </w:r>
+    </w:p>
+    <w:p>
+      <w:pPr>
+        <w:numPr>
+          <w:ilvl w:val="1"/>
+          <w:numId w:val="55"/>
+        </w:numPr>
+      </w:pPr>
+      <w:r>
+        <w:t>What the feature/bug fix is supposed to do.</w:t>
+      </w:r>
+    </w:p>
+    <w:p>
+      <w:pPr>
+        <w:numPr>
+          <w:ilvl w:val="1"/>
+          <w:numId w:val="55"/>
+        </w:numPr>
+      </w:pPr>
+      <w:r>
+        <w:t>Which roles are involved (super admin, site admin, end user).</w:t>
+      </w:r>
+    </w:p>
+    <w:p>
+      <w:pPr>
+        <w:numPr>
+          <w:ilvl w:val="1"/>
+          <w:numId w:val="55"/>
+        </w:numPr>
+      </w:pPr>
+      <w:r>
+        <w:t>Key flows and rules (for example, how car data should appear from super admin to site).</w:t>
+      </w:r>
+      <w:hyperlink r:id="rId26" w:tgtFrame="_blank" w:history="1">
+        <w:r>
+          <w:rPr>
+            <w:rStyle w:val="Hyperlink"/>
+          </w:rPr>
+          <w:t>testgrid+1</w:t>
+        </w:r>
+      </w:hyperlink>
+      <w:r>
+        <w:rPr>
+          <w:rFonts w:ascii="Arial" w:hAnsi="Arial" w:cs="Arial"/>
+        </w:rPr>
+        <w:t>​</w:t>
+      </w:r>
+    </w:p>
+    <w:p>
+      <w:pPr>
+        <w:numPr>
+          <w:ilvl w:val="0"/>
+          <w:numId w:val="55"/>
+        </w:numPr>
+      </w:pPr>
+      <w:r>
+        <w:t>This draft is used as a reference during testing (it explains expected behavior in one place).</w:t>
+      </w:r>
+    </w:p>
+    <w:p>
+      <w:pPr>
+        <w:numPr>
+          <w:ilvl w:val="0"/>
+          <w:numId w:val="56"/>
+        </w:numPr>
+      </w:pPr>
+      <w:proofErr w:type="gramStart"/>
+      <w:r>
+        <w:t>Prepare</w:t>
+      </w:r>
+      <w:proofErr w:type="gramEnd"/>
+      <w:r>
+        <w:t xml:space="preserve"> for testing</w:t>
+      </w:r>
+    </w:p>
+    <w:p>
+      <w:pPr>
+        <w:numPr>
+          <w:ilvl w:val="0"/>
+          <w:numId w:val="57"/>
+        </w:numPr>
+      </w:pPr>
+      <w:r>
+        <w:t>Open the correct QA/stage environment and the specific website(s) to be tested.</w:t>
+      </w:r>
+    </w:p>
+    <w:p>
+      <w:pPr>
+        <w:numPr>
+          <w:ilvl w:val="0"/>
+          <w:numId w:val="57"/>
+        </w:numPr>
+      </w:pPr>
+      <w:r>
+        <w:t>Confirm the correct build/version that includes this ticket’s changes is deployed.</w:t>
+      </w:r>
+    </w:p>
+    <w:p>
+      <w:pPr>
+        <w:numPr>
+          <w:ilvl w:val="0"/>
+          <w:numId w:val="57"/>
+        </w:numPr>
+      </w:pPr>
+      <w:r>
+        <w:lastRenderedPageBreak/>
+        <w:t>Identify all affected areas:</w:t>
+      </w:r>
+    </w:p>
+    <w:p>
+      <w:pPr>
+        <w:numPr>
+          <w:ilvl w:val="1"/>
+          <w:numId w:val="57"/>
+        </w:numPr>
+      </w:pPr>
+      <w:r>
+        <w:t>Super admin pages where data is added/managed.</w:t>
+      </w:r>
+    </w:p>
+    <w:p>
+      <w:pPr>
+        <w:numPr>
+          <w:ilvl w:val="1"/>
+          <w:numId w:val="57"/>
+        </w:numPr>
+      </w:pPr>
+      <w:r>
+        <w:t>The car website(s) where this data or UI should appear.</w:t>
+      </w:r>
+      <w:hyperlink r:id="rId27" w:tgtFrame="_blank" w:history="1">
+        <w:r>
+          <w:rPr>
+            <w:rStyle w:val="Hyperlink"/>
+          </w:rPr>
+          <w:t>browserstack+1</w:t>
+        </w:r>
+      </w:hyperlink>
+      <w:r>
+        <w:rPr>
+          <w:rFonts w:ascii="Arial" w:hAnsi="Arial" w:cs="Arial"/>
+        </w:rPr>
+        <w:t>​</w:t>
+      </w:r>
+    </w:p>
+    <w:p>
+      <w:pPr>
+        <w:numPr>
+          <w:ilvl w:val="0"/>
+          <w:numId w:val="58"/>
+        </w:numPr>
+      </w:pPr>
+      <w:r>
+        <w:t>Acceptance criteria and status check</w:t>
+      </w:r>
+    </w:p>
+    <w:p>
+      <w:pPr>
+        <w:numPr>
+          <w:ilvl w:val="0"/>
+          <w:numId w:val="59"/>
+        </w:numPr>
+      </w:pPr>
+      <w:r>
+        <w:t xml:space="preserve">Review the ticket acceptance criteria or expected </w:t>
+      </w:r>
+      <w:proofErr w:type="gramStart"/>
+      <w:r>
+        <w:t>result</w:t>
+      </w:r>
+      <w:proofErr w:type="gramEnd"/>
+      <w:r>
+        <w:t xml:space="preserve"> against your functional doc draft.</w:t>
+      </w:r>
+    </w:p>
+    <w:p>
+      <w:pPr>
+        <w:numPr>
+          <w:ilvl w:val="0"/>
+          <w:numId w:val="59"/>
+        </w:numPr>
+      </w:pPr>
+      <w:r>
+        <w:t>Confirm each point is clear and testable (fields, visibility, status changes, syncing, etc.).</w:t>
+      </w:r>
+    </w:p>
+    <w:p>
+      <w:pPr>
+        <w:numPr>
+          <w:ilvl w:val="0"/>
+          <w:numId w:val="59"/>
+        </w:numPr>
+      </w:pPr>
+      <w:r>
+        <w:t>Ensure related statuses/workflows (active/inactive, published/unpublished, etc.) are included in what you plan to test.</w:t>
+      </w:r>
+      <w:hyperlink r:id="rId28" w:tgtFrame="_blank" w:history="1">
+        <w:r>
+          <w:rPr>
+            <w:rStyle w:val="Hyperlink"/>
+          </w:rPr>
+          <w:t>testsigma+1</w:t>
+        </w:r>
+      </w:hyperlink>
+      <w:r>
+        <w:rPr>
+          <w:rFonts w:ascii="Arial" w:hAnsi="Arial" w:cs="Arial"/>
+        </w:rPr>
+        <w:t>​</w:t>
+      </w:r>
+    </w:p>
+    <w:p>
+      <w:pPr>
+        <w:numPr>
+          <w:ilvl w:val="0"/>
+          <w:numId w:val="60"/>
+        </w:numPr>
+      </w:pPr>
+      <w:r>
+        <w:t>Main functional testing</w:t>
+      </w:r>
+    </w:p>
+    <w:p>
+      <w:pPr>
+        <w:numPr>
+          <w:ilvl w:val="0"/>
+          <w:numId w:val="61"/>
+        </w:numPr>
+      </w:pPr>
+      <w:r>
+        <w:t>Follow the actions described or implied in the ticket using the QA/stage environment.</w:t>
+      </w:r>
+    </w:p>
+    <w:p>
+      <w:pPr>
+        <w:numPr>
+          <w:ilvl w:val="0"/>
+          <w:numId w:val="61"/>
+        </w:numPr>
+      </w:pPr>
+      <w:r>
+        <w:t>Verify that:</w:t>
+      </w:r>
+    </w:p>
+    <w:p>
+      <w:pPr>
+        <w:numPr>
+          <w:ilvl w:val="1"/>
+          <w:numId w:val="61"/>
+        </w:numPr>
+      </w:pPr>
+      <w:r>
+        <w:t>New or updated UI elements appear as expected.</w:t>
+      </w:r>
+    </w:p>
+    <w:p>
+      <w:pPr>
+        <w:numPr>
+          <w:ilvl w:val="1"/>
+          <w:numId w:val="61"/>
+        </w:numPr>
+      </w:pPr>
+      <w:r>
+        <w:t>Data is correctly saved and displayed via the UI.</w:t>
+      </w:r>
+    </w:p>
+    <w:p>
+      <w:pPr>
+        <w:numPr>
+          <w:ilvl w:val="1"/>
+          <w:numId w:val="61"/>
+        </w:numPr>
+      </w:pPr>
+      <w:r>
+        <w:t>Super admin actions correctly update the intended website(s).</w:t>
+      </w:r>
+      <w:hyperlink r:id="rId29" w:tgtFrame="_blank" w:history="1">
+        <w:r>
+          <w:rPr>
+            <w:rStyle w:val="Hyperlink"/>
+          </w:rPr>
+          <w:t>lambdatest+1</w:t>
+        </w:r>
+      </w:hyperlink>
+      <w:r>
+        <w:rPr>
+          <w:rFonts w:ascii="Arial" w:hAnsi="Arial" w:cs="Arial"/>
+        </w:rPr>
+        <w:t>​</w:t>
+      </w:r>
+    </w:p>
+    <w:p>
+      <w:pPr>
+        <w:numPr>
+          <w:ilvl w:val="0"/>
+          <w:numId w:val="61"/>
+        </w:numPr>
+      </w:pPr>
+      <w:r>
+        <w:t>If behavior matches the ticket, acceptance criteria, and your functional description, capture screenshots as evidence.</w:t>
+      </w:r>
+    </w:p>
+    <w:p>
+      <w:pPr>
+        <w:numPr>
+          <w:ilvl w:val="0"/>
+          <w:numId w:val="62"/>
+        </w:numPr>
+      </w:pPr>
+      <w:r>
+        <w:t>Record and report problems (if any)</w:t>
+      </w:r>
+    </w:p>
+    <w:p>
+      <w:pPr>
+        <w:numPr>
+          <w:ilvl w:val="0"/>
+          <w:numId w:val="63"/>
+        </w:numPr>
+      </w:pPr>
+      <w:r>
+        <w:t>For each issue found:</w:t>
+      </w:r>
+    </w:p>
+    <w:p>
+      <w:pPr>
+        <w:numPr>
+          <w:ilvl w:val="1"/>
+          <w:numId w:val="63"/>
+        </w:numPr>
+      </w:pPr>
+      <w:r>
+        <w:t>Take clear screenshots (and video if helpful) showing page, steps, and wrong/missing result.</w:t>
+      </w:r>
+    </w:p>
+    <w:p>
+      <w:pPr>
+        <w:numPr>
+          <w:ilvl w:val="1"/>
+          <w:numId w:val="63"/>
+        </w:numPr>
+      </w:pPr>
+      <w:r>
+        <w:t xml:space="preserve">Comment </w:t>
+      </w:r>
+      <w:proofErr w:type="gramStart"/>
+      <w:r>
+        <w:t>in</w:t>
+      </w:r>
+      <w:proofErr w:type="gramEnd"/>
+      <w:r>
+        <w:t xml:space="preserve"> the ticket:</w:t>
+      </w:r>
+    </w:p>
+    <w:p>
+      <w:pPr>
+        <w:numPr>
+          <w:ilvl w:val="2"/>
+          <w:numId w:val="63"/>
+        </w:numPr>
+      </w:pPr>
+      <w:r>
+        <w:t>What you did (steps).</w:t>
+      </w:r>
+    </w:p>
+    <w:p>
+      <w:pPr>
+        <w:numPr>
+          <w:ilvl w:val="2"/>
+          <w:numId w:val="63"/>
+        </w:numPr>
+      </w:pPr>
+      <w:r>
+        <w:t>What you expected (from ticket + functional doc).</w:t>
+      </w:r>
+    </w:p>
+    <w:p>
+      <w:pPr>
+        <w:numPr>
+          <w:ilvl w:val="2"/>
+          <w:numId w:val="63"/>
+        </w:numPr>
+      </w:pPr>
+      <w:r>
+        <w:t xml:space="preserve">What </w:t>
+      </w:r>
+      <w:proofErr w:type="gramStart"/>
+      <w:r>
+        <w:t>actually happened</w:t>
+      </w:r>
+      <w:proofErr w:type="gramEnd"/>
+      <w:r>
+        <w:t>.</w:t>
+      </w:r>
+    </w:p>
+    <w:p>
+      <w:pPr>
+        <w:numPr>
+          <w:ilvl w:val="0"/>
+          <w:numId w:val="63"/>
+        </w:numPr>
+      </w:pPr>
+      <w:r>
+        <w:lastRenderedPageBreak/>
+        <w:t>Change ticket status to “QA Failed” / “Need Fix” (or equivalent) so developers know it must be corrected.</w:t>
+      </w:r>
+      <w:hyperlink r:id="rId30" w:tgtFrame="_blank" w:history="1">
+        <w:r>
+          <w:rPr>
+            <w:rStyle w:val="Hyperlink"/>
+          </w:rPr>
+          <w:t>testlio+1</w:t>
+        </w:r>
+      </w:hyperlink>
+      <w:r>
+        <w:rPr>
+          <w:rFonts w:ascii="Arial" w:hAnsi="Arial" w:cs="Arial"/>
+        </w:rPr>
+        <w:t>​</w:t>
+      </w:r>
+    </w:p>
+    <w:p>
+      <w:pPr>
+        <w:numPr>
+          <w:ilvl w:val="0"/>
+          <w:numId w:val="64"/>
+        </w:numPr>
+      </w:pPr>
+      <w:r>
+        <w:t>Re-test after fixes</w:t>
+      </w:r>
+    </w:p>
+    <w:p>
+      <w:pPr>
+        <w:numPr>
+          <w:ilvl w:val="0"/>
+          <w:numId w:val="65"/>
+        </w:numPr>
+      </w:pPr>
+      <w:r>
+        <w:t>When developers return the ticket as fixed:</w:t>
+      </w:r>
+    </w:p>
+    <w:p>
+      <w:pPr>
+        <w:numPr>
+          <w:ilvl w:val="1"/>
+          <w:numId w:val="65"/>
+        </w:numPr>
+      </w:pPr>
+      <w:r>
+        <w:t>Re-run the same failing steps.</w:t>
+      </w:r>
+    </w:p>
+    <w:p>
+      <w:pPr>
+        <w:numPr>
+          <w:ilvl w:val="1"/>
+          <w:numId w:val="65"/>
+        </w:numPr>
+      </w:pPr>
+      <w:r>
+        <w:t>Confirm the defect is resolved and behavior now matches the ticket, acceptance criteria, and functional description.</w:t>
+      </w:r>
+    </w:p>
+    <w:p>
+      <w:pPr>
+        <w:numPr>
+          <w:ilvl w:val="0"/>
+          <w:numId w:val="65"/>
+        </w:numPr>
+      </w:pPr>
+      <w:r>
+        <w:t xml:space="preserve">If still </w:t>
+      </w:r>
+      <w:proofErr w:type="gramStart"/>
+      <w:r>
+        <w:t>broken:</w:t>
+      </w:r>
+      <w:proofErr w:type="gramEnd"/>
+      <w:r>
+        <w:t xml:space="preserve"> update screenshots and comments, keep in “QA Failed.”</w:t>
+      </w:r>
+    </w:p>
+    <w:p>
+      <w:pPr>
+        <w:numPr>
+          <w:ilvl w:val="0"/>
+          <w:numId w:val="65"/>
+        </w:numPr>
+      </w:pPr>
+      <w:r>
+        <w:t>If fixed: note in the ticket that the defect is resolved and which previous issue is now OK.</w:t>
+      </w:r>
+      <w:hyperlink r:id="rId31" w:tgtFrame="_blank" w:history="1">
+        <w:r>
+          <w:rPr>
+            <w:rStyle w:val="Hyperlink"/>
+          </w:rPr>
+          <w:t>quashbugs+1</w:t>
+        </w:r>
+      </w:hyperlink>
+      <w:r>
+        <w:rPr>
+          <w:rFonts w:ascii="Arial" w:hAnsi="Arial" w:cs="Arial"/>
+        </w:rPr>
+        <w:t>​</w:t>
+      </w:r>
+    </w:p>
+    <w:p>
+      <w:pPr>
+        <w:numPr>
+          <w:ilvl w:val="0"/>
+          <w:numId w:val="66"/>
+        </w:numPr>
+      </w:pPr>
+      <w:r>
+        <w:t>Regression testing around the change</w:t>
+      </w:r>
+    </w:p>
+    <w:p>
+      <w:pPr>
+        <w:numPr>
+          <w:ilvl w:val="0"/>
+          <w:numId w:val="67"/>
+        </w:numPr>
+      </w:pPr>
+      <w:r>
+        <w:t>After the main change passes:</w:t>
+      </w:r>
+    </w:p>
+    <w:p>
+      <w:pPr>
+        <w:numPr>
+          <w:ilvl w:val="1"/>
+          <w:numId w:val="67"/>
+        </w:numPr>
+      </w:pPr>
+      <w:r>
+        <w:t>Run focused regression around the impacted area.</w:t>
+      </w:r>
+    </w:p>
+    <w:p>
+      <w:pPr>
+        <w:numPr>
+          <w:ilvl w:val="0"/>
+          <w:numId w:val="67"/>
+        </w:numPr>
+      </w:pPr>
+      <w:r>
+        <w:t>Examples:</w:t>
+      </w:r>
+    </w:p>
+    <w:p>
+      <w:pPr>
+        <w:numPr>
+          <w:ilvl w:val="1"/>
+          <w:numId w:val="67"/>
+        </w:numPr>
+      </w:pPr>
+      <w:r>
+        <w:t>If car data logic changed: test car list, detail, search, filters; if shared logic, test 1–2 additional websites using the same code.</w:t>
+      </w:r>
+    </w:p>
+    <w:p>
+      <w:pPr>
+        <w:numPr>
+          <w:ilvl w:val="1"/>
+          <w:numId w:val="67"/>
+        </w:numPr>
+      </w:pPr>
+      <w:r>
+        <w:t>If super admin flow changed: test add/edit/delete and verify updates on relevant websites.</w:t>
+      </w:r>
+    </w:p>
+    <w:p>
+      <w:pPr>
+        <w:numPr>
+          <w:ilvl w:val="0"/>
+          <w:numId w:val="67"/>
+        </w:numPr>
+      </w:pPr>
+      <w:r>
+        <w:t xml:space="preserve">If regression </w:t>
+      </w:r>
+      <w:proofErr w:type="gramStart"/>
+      <w:r>
+        <w:t>passes:</w:t>
+      </w:r>
+      <w:proofErr w:type="gramEnd"/>
+      <w:r>
+        <w:t xml:space="preserve"> mention in your QA comment which flows and sites you tested.</w:t>
+      </w:r>
+    </w:p>
+    <w:p>
+      <w:pPr>
+        <w:numPr>
+          <w:ilvl w:val="0"/>
+          <w:numId w:val="67"/>
+        </w:numPr>
+      </w:pPr>
+      <w:r>
+        <w:t>If regression reveals new issues: report them in the same ticket with screenshots and explanation.</w:t>
+      </w:r>
+      <w:hyperlink r:id="rId32" w:tgtFrame="_blank" w:history="1">
+        <w:r>
+          <w:rPr>
+            <w:rStyle w:val="Hyperlink"/>
+          </w:rPr>
+          <w:t>marker+1</w:t>
+        </w:r>
+      </w:hyperlink>
+      <w:r>
+        <w:rPr>
+          <w:rFonts w:ascii="Arial" w:hAnsi="Arial" w:cs="Arial"/>
+        </w:rPr>
+        <w:t>​</w:t>
+      </w:r>
+    </w:p>
+    <w:p>
+      <w:pPr>
+        <w:numPr>
+          <w:ilvl w:val="0"/>
+          <w:numId w:val="68"/>
+        </w:numPr>
+      </w:pPr>
+      <w:r>
+        <w:t>Final functional documentation update (after testing)</w:t>
+      </w:r>
+    </w:p>
+    <w:p>
+      <w:pPr>
+        <w:numPr>
+          <w:ilvl w:val="0"/>
+          <w:numId w:val="69"/>
+        </w:numPr>
+      </w:pPr>
+      <w:r>
+        <w:t>After testing and regression are complete:</w:t>
+      </w:r>
+    </w:p>
+    <w:p>
+      <w:pPr>
+        <w:numPr>
+          <w:ilvl w:val="1"/>
+          <w:numId w:val="69"/>
+        </w:numPr>
+      </w:pPr>
+      <w:r>
+        <w:t>Update the functional document with the final, confirmed behavior:</w:t>
+      </w:r>
+    </w:p>
+    <w:p>
+      <w:pPr>
+        <w:numPr>
+          <w:ilvl w:val="2"/>
+          <w:numId w:val="69"/>
+        </w:numPr>
+      </w:pPr>
+      <w:r>
+        <w:t>Clear description of the feature/change.</w:t>
+      </w:r>
+    </w:p>
+    <w:p>
+      <w:pPr>
+        <w:numPr>
+          <w:ilvl w:val="2"/>
+          <w:numId w:val="69"/>
+        </w:numPr>
+      </w:pPr>
+      <w:r>
+        <w:t>User roles and steps.</w:t>
+      </w:r>
+    </w:p>
+    <w:p>
+      <w:pPr>
+        <w:numPr>
+          <w:ilvl w:val="2"/>
+          <w:numId w:val="69"/>
+        </w:numPr>
+      </w:pPr>
+      <w:r>
+        <w:t>Any validation rules, status behavior, edge cases discovered during testing.</w:t>
+      </w:r>
+    </w:p>
+    <w:p>
+      <w:pPr>
+        <w:numPr>
+          <w:ilvl w:val="0"/>
+          <w:numId w:val="69"/>
+        </w:numPr>
+      </w:pPr>
+      <w:r>
+        <w:lastRenderedPageBreak/>
+        <w:t xml:space="preserve">Ensure the document reflects what is </w:t>
+      </w:r>
+      <w:proofErr w:type="gramStart"/>
+      <w:r>
+        <w:t>actually implemented</w:t>
+      </w:r>
+      <w:proofErr w:type="gramEnd"/>
+      <w:r>
+        <w:t>, not just what was requested.</w:t>
+      </w:r>
+    </w:p>
+    <w:p>
+      <w:pPr>
+        <w:numPr>
+          <w:ilvl w:val="0"/>
+          <w:numId w:val="69"/>
+        </w:numPr>
+      </w:pPr>
+      <w:r>
+        <w:t>Optionally link or reference this document in the ticket so others can find it easily.</w:t>
+      </w:r>
+      <w:hyperlink r:id="rId33" w:tgtFrame="_blank" w:history="1">
+        <w:r>
+          <w:rPr>
+            <w:rStyle w:val="Hyperlink"/>
+          </w:rPr>
+          <w:t>shakebugs+1</w:t>
+        </w:r>
+      </w:hyperlink>
+      <w:r>
+        <w:rPr>
+          <w:rFonts w:ascii="Arial" w:hAnsi="Arial" w:cs="Arial"/>
+        </w:rPr>
+        <w:t>​</w:t>
+      </w:r>
+    </w:p>
+    <w:p>
+      <w:pPr>
+        <w:numPr>
+          <w:ilvl w:val="0"/>
+          <w:numId w:val="70"/>
+        </w:numPr>
+      </w:pPr>
+      <w:r>
+        <w:t>QA decision and sign-off</w:t>
+      </w:r>
+    </w:p>
+    <w:p>
+      <w:pPr>
+        <w:numPr>
+          <w:ilvl w:val="0"/>
+          <w:numId w:val="71"/>
+        </w:numPr>
+      </w:pPr>
+      <w:r>
+        <w:t>When:</w:t>
+      </w:r>
+    </w:p>
+    <w:p>
+      <w:pPr>
+        <w:numPr>
+          <w:ilvl w:val="1"/>
+          <w:numId w:val="71"/>
+        </w:numPr>
+      </w:pPr>
+      <w:r>
+        <w:t>Main functional tests pass.</w:t>
+      </w:r>
+    </w:p>
+    <w:p>
+      <w:pPr>
+        <w:numPr>
+          <w:ilvl w:val="1"/>
+          <w:numId w:val="71"/>
+        </w:numPr>
+      </w:pPr>
+      <w:r>
+        <w:t>Regression checks pass.</w:t>
+      </w:r>
+    </w:p>
+    <w:p>
+      <w:pPr>
+        <w:numPr>
+          <w:ilvl w:val="1"/>
+          <w:numId w:val="71"/>
+        </w:numPr>
+      </w:pPr>
+      <w:r>
+        <w:t>Functional documentation is updated to match the final behavior.</w:t>
+      </w:r>
+    </w:p>
+    <w:p>
+      <w:pPr>
+        <w:numPr>
+          <w:ilvl w:val="0"/>
+          <w:numId w:val="71"/>
+        </w:numPr>
+      </w:pPr>
+      <w:r>
+        <w:t>Then:</w:t>
+      </w:r>
+    </w:p>
+    <w:p>
+      <w:pPr>
+        <w:numPr>
+          <w:ilvl w:val="1"/>
+          <w:numId w:val="71"/>
+        </w:numPr>
+      </w:pPr>
+      <w:r>
+        <w:t>Add a final QA comment, for example:</w:t>
+      </w:r>
+    </w:p>
+    <w:p>
+      <w:pPr>
+        <w:numPr>
+          <w:ilvl w:val="2"/>
+          <w:numId w:val="71"/>
+        </w:numPr>
+      </w:pPr>
+      <w:r>
+        <w:t>“Tested on QA env, sites X and Y; all acceptance criteria and related flows passed; regression around [modules/pages] passed; functional documentation updated; OK to deploy.”</w:t>
+      </w:r>
+    </w:p>
+    <w:p>
+      <w:pPr>
+        <w:numPr>
+          <w:ilvl w:val="1"/>
+          <w:numId w:val="71"/>
+        </w:numPr>
+      </w:pPr>
+      <w:r>
+        <w:t>Move the ticket to “QA Passed” / “Ready for Deploy.”</w:t>
+      </w:r>
+      <w:hyperlink r:id="rId34" w:tgtFrame="_blank" w:history="1">
+        <w:r>
+          <w:rPr>
+            <w:rStyle w:val="Hyperlink"/>
+          </w:rPr>
+          <w:t>testrigor+1</w:t>
+        </w:r>
+      </w:hyperlink>
+      <w:r>
+        <w:rPr>
+          <w:rFonts w:ascii="Arial" w:hAnsi="Arial" w:cs="Arial"/>
+        </w:rPr>
+        <w:t>​</w:t>
+      </w:r>
+    </w:p>
+    <w:p>
+      <w:pPr>
+        <w:numPr>
+          <w:ilvl w:val="0"/>
+          <w:numId w:val="72"/>
+        </w:numPr>
+      </w:pPr>
+      <w:r>
+        <w:t>Deployment support (mandatory)</w:t>
+      </w:r>
+    </w:p>
+    <w:p>
+      <w:pPr>
+        <w:numPr>
+          <w:ilvl w:val="0"/>
+          <w:numId w:val="73"/>
+        </w:numPr>
+      </w:pPr>
+      <w:r>
+        <w:t>After deployer moves the change to live (or pre-prod):</w:t>
+      </w:r>
+    </w:p>
+    <w:p>
+      <w:pPr>
+        <w:numPr>
+          <w:ilvl w:val="1"/>
+          <w:numId w:val="73"/>
+        </w:numPr>
+      </w:pPr>
+      <w:r>
+        <w:t>Perform a quick smoke check on the live environment:</w:t>
+      </w:r>
+    </w:p>
+    <w:p>
+      <w:pPr>
+        <w:numPr>
+          <w:ilvl w:val="2"/>
+          <w:numId w:val="73"/>
+        </w:numPr>
+      </w:pPr>
+      <w:r>
+        <w:t>Open the relevant pages.</w:t>
+      </w:r>
+    </w:p>
+    <w:p>
+      <w:pPr>
+        <w:numPr>
+          <w:ilvl w:val="2"/>
+          <w:numId w:val="73"/>
+        </w:numPr>
+      </w:pPr>
+      <w:r>
+        <w:t>Repeat 1–2 key actions from the ticket.</w:t>
+      </w:r>
+    </w:p>
+    <w:p>
+      <w:pPr>
+        <w:numPr>
+          <w:ilvl w:val="2"/>
+          <w:numId w:val="73"/>
+        </w:numPr>
+      </w:pPr>
+      <w:r>
+        <w:t>Confirm behavior matches what was verified in QA.</w:t>
+      </w:r>
+    </w:p>
+    <w:p>
+      <w:pPr>
+        <w:numPr>
+          <w:ilvl w:val="1"/>
+          <w:numId w:val="73"/>
+        </w:numPr>
+      </w:pPr>
+      <w:r>
+        <w:t>Add a final note in the ticket, such as: “Verified on live; working as expected,” and move/keep the ticket in “Done/Closed,” as per your workflow.</w:t>
+      </w:r>
+      <w:hyperlink r:id="rId35" w:tgtFrame="_blank" w:history="1">
+        <w:r>
+          <w:rPr>
+            <w:rStyle w:val="Hyperlink"/>
+          </w:rPr>
+          <w:t>globalapptesting+1</w:t>
+        </w:r>
+      </w:hyperlink>
+      <w:r>
+        <w:rPr>
+          <w:rFonts w:ascii="Arial" w:hAnsi="Arial" w:cs="Arial"/>
+        </w:rPr>
+        <w:t>​</w:t>
+      </w:r>
+    </w:p>
+    <w:p>
+      <w:r>
+        <w:t>Final flow in order:</w:t>
+      </w:r>
+      <w:r>
+        <w:br/>
+        <w:t>Ticket enters QA → Initial functional doc draft → Prepare for testing → Acceptance check → Main testing → Report issues → Re-test → Regression → Final functional doc update → QA sign-off → Deployment support on live.</w:t>
+      </w:r>
+    </w:p>
+    <w:p>
+      <w:pPr>
+        <w:numPr>
+          <w:ilvl w:val="0"/>
+          <w:numId w:val="74"/>
+        </w:numPr>
+      </w:pPr>
+      <w:hyperlink r:id="rId36" w:history="1">
+        <w:r>
+          <w:rPr>
+            <w:rStyle w:val="Hyperlink"/>
+          </w:rPr>
+          <w:t>https://www.meegle.com/en_us/topics/ticketing-system/ticketing-system-for-quality-assurance</w:t>
+        </w:r>
+      </w:hyperlink>
+    </w:p>
+    <w:p>
+      <w:pPr>
+        <w:numPr>
+          <w:ilvl w:val="0"/>
+          <w:numId w:val="74"/>
+        </w:numPr>
+      </w:pPr>
+      <w:hyperlink r:id="rId37" w:history="1">
+        <w:r>
+          <w:rPr>
+            <w:rStyle w:val="Hyperlink"/>
+          </w:rPr>
+          <w:t>https://www.proprofsdesk.com/blog/ticketing-system/</w:t>
+        </w:r>
+      </w:hyperlink>
+    </w:p>
+    <w:p>
+      <w:pPr>
+        <w:numPr>
+          <w:ilvl w:val="0"/>
+          <w:numId w:val="74"/>
+        </w:numPr>
+      </w:pPr>
+      <w:hyperlink r:id="rId38" w:history="1">
+        <w:r>
+          <w:rPr>
+            <w:rStyle w:val="Hyperlink"/>
+          </w:rPr>
+          <w:t>https://testgrid.io/blog/software-quality-assurance-process/</w:t>
+        </w:r>
+      </w:hyperlink>
+    </w:p>
+    <w:p>
+      <w:pPr>
+        <w:numPr>
+          <w:ilvl w:val="0"/>
+          <w:numId w:val="74"/>
+        </w:numPr>
+      </w:pPr>
+      <w:hyperlink r:id="rId39" w:history="1">
+        <w:r>
+          <w:rPr>
+            <w:rStyle w:val="Hyperlink"/>
+          </w:rPr>
+          <w:t>https://www.shakebugs.com/blog/qa-documentation/</w:t>
+        </w:r>
+      </w:hyperlink>
+    </w:p>
+    <w:p>
+      <w:pPr>
+        <w:numPr>
+          <w:ilvl w:val="0"/>
+          <w:numId w:val="74"/>
+        </w:numPr>
+      </w:pPr>
+      <w:hyperlink r:id="rId40" w:history="1">
+        <w:r>
+          <w:rPr>
+            <w:rStyle w:val="Hyperlink"/>
+          </w:rPr>
+          <w:t>https://www.browserstack.com/guide/setup-qa-process</w:t>
+        </w:r>
+      </w:hyperlink>
+    </w:p>
+    <w:p>
+      <w:pPr>
+        <w:numPr>
+          <w:ilvl w:val="0"/>
+          <w:numId w:val="74"/>
+        </w:numPr>
+      </w:pPr>
+      <w:hyperlink r:id="rId41" w:history="1">
+        <w:r>
+          <w:rPr>
+            <w:rStyle w:val="Hyperlink"/>
+          </w:rPr>
+          <w:t>https://dcastalia.com/blog/software-development-qa-process-stages-setup-specifics/</w:t>
+        </w:r>
+      </w:hyperlink>
+    </w:p>
+    <w:p>
+      <w:pPr>
+        <w:numPr>
+          <w:ilvl w:val="0"/>
+          <w:numId w:val="74"/>
+        </w:numPr>
+      </w:pPr>
+      <w:hyperlink r:id="rId42" w:history="1">
+        <w:r>
+          <w:rPr>
+            <w:rStyle w:val="Hyperlink"/>
+          </w:rPr>
+          <w:t>https://testsigma.com/guides/qa-process/</w:t>
+        </w:r>
+      </w:hyperlink>
+    </w:p>
+    <w:p>
+      <w:pPr>
+        <w:numPr>
+          <w:ilvl w:val="0"/>
+          <w:numId w:val="74"/>
+        </w:numPr>
+      </w:pPr>
+      <w:hyperlink r:id="rId43" w:history="1">
+        <w:r>
+          <w:rPr>
+            <w:rStyle w:val="Hyperlink"/>
+          </w:rPr>
+          <w:t>https://www.virtuosoqa.com/post/software-qa-process</w:t>
+        </w:r>
+      </w:hyperlink>
+    </w:p>
+    <w:p>
+      <w:pPr>
+        <w:numPr>
+          <w:ilvl w:val="0"/>
+          <w:numId w:val="74"/>
+        </w:numPr>
+      </w:pPr>
+      <w:hyperlink r:id="rId44" w:history="1">
+        <w:r>
+          <w:rPr>
+            <w:rStyle w:val="Hyperlink"/>
+          </w:rPr>
+          <w:t>https://www.lambdatest.com/learning-hub/qa-process</w:t>
+        </w:r>
+      </w:hyperlink>
+    </w:p>
+    <w:p>
+      <w:pPr>
+        <w:numPr>
+          <w:ilvl w:val="0"/>
+          <w:numId w:val="74"/>
+        </w:numPr>
+      </w:pPr>
+      <w:hyperlink r:id="rId45" w:history="1">
+        <w:r>
+          <w:rPr>
+            <w:rStyle w:val="Hyperlink"/>
+          </w:rPr>
+          <w:t>https://www.browserstack.com/guide/how-to-perform-website-qa-testing</w:t>
+        </w:r>
+      </w:hyperlink>
+    </w:p>
+    <w:p>
+      <w:pPr>
+        <w:numPr>
+          <w:ilvl w:val="0"/>
+          <w:numId w:val="74"/>
+        </w:numPr>
+      </w:pPr>
+      <w:hyperlink r:id="rId46" w:history="1">
+        <w:r>
+          <w:rPr>
+            <w:rStyle w:val="Hyperlink"/>
+          </w:rPr>
+          <w:t>https://testlio.com/blog/qa-process/</w:t>
+        </w:r>
+      </w:hyperlink>
+    </w:p>
+    <w:p>
+      <w:pPr>
+        <w:numPr>
+          <w:ilvl w:val="0"/>
+          <w:numId w:val="74"/>
+        </w:numPr>
+      </w:pPr>
+      <w:hyperlink r:id="rId47" w:history="1">
+        <w:r>
+          <w:rPr>
+            <w:rStyle w:val="Hyperlink"/>
+          </w:rPr>
+          <w:t>https://www.globalapptesting.com/blog/qa-process</w:t>
+        </w:r>
+      </w:hyperlink>
+    </w:p>
+    <w:p>
+      <w:pPr>
+        <w:numPr>
+          <w:ilvl w:val="0"/>
+          <w:numId w:val="74"/>
+        </w:numPr>
+      </w:pPr>
+      <w:hyperlink r:id="rId48" w:history="1">
+        <w:r>
+          <w:rPr>
+            <w:rStyle w:val="Hyperlink"/>
+          </w:rPr>
+          <w:t>https://quashbugs.com/blog/qa-process-guide</w:t>
+        </w:r>
+      </w:hyperlink>
+    </w:p>
+    <w:p>
+      <w:pPr>
+        <w:numPr>
+          <w:ilvl w:val="0"/>
+          <w:numId w:val="74"/>
+        </w:numPr>
+      </w:pPr>
+      <w:hyperlink r:id="rId49" w:history="1">
+        <w:r>
+          <w:rPr>
+            <w:rStyle w:val="Hyperlink"/>
+          </w:rPr>
+          <w:t>https://testfort.com/blog/software-qa-testing-process-overview-types-and-process-stages</w:t>
+        </w:r>
+      </w:hyperlink>
+    </w:p>
+    <w:p>
+      <w:pPr>
+        <w:numPr>
+          <w:ilvl w:val="0"/>
+          <w:numId w:val="74"/>
+        </w:numPr>
+      </w:pPr>
+      <w:hyperlink r:id="rId50" w:history="1">
+        <w:r>
+          <w:rPr>
+            <w:rStyle w:val="Hyperlink"/>
+          </w:rPr>
+          <w:t>https://marker.io/blog/regression-testing</w:t>
+        </w:r>
+      </w:hyperlink>
+    </w:p>
+    <w:p>
+      <w:pPr>
+        <w:numPr>
+          <w:ilvl w:val="0"/>
+          <w:numId w:val="74"/>
+        </w:numPr>
+      </w:pPr>
+      <w:hyperlink r:id="rId51" w:history="1">
+        <w:r>
+          <w:rPr>
+            <w:rStyle w:val="Hyperlink"/>
+          </w:rPr>
+          <w:t>https://www.leapwork.com/blog/regression-testing</w:t>
+        </w:r>
+      </w:hyperlink>
+    </w:p>
+    <w:p>
+      <w:pPr>
+        <w:numPr>
+          <w:ilvl w:val="0"/>
+          <w:numId w:val="74"/>
+        </w:numPr>
+      </w:pPr>
+      <w:hyperlink r:id="rId52" w:history="1">
+        <w:r>
+          <w:rPr>
+            <w:rStyle w:val="Hyperlink"/>
+          </w:rPr>
+          <w:t>https://testrigor.com/blog/qa-sign-off-the-final-seal-of-approval-explained/</w:t>
+        </w:r>
+      </w:hyperlink>
+    </w:p>
+    <w:p>
+      <w:pPr>
+        <w:numPr>
+          <w:ilvl w:val="0"/>
+          <w:numId w:val="74"/>
+        </w:numPr>
+      </w:pPr>
+      <w:hyperlink r:id="rId53" w:history="1">
+        <w:r>
+          <w:rPr>
+            <w:rStyle w:val="Hyperlink"/>
+          </w:rPr>
+          <w:t>https://axiomq.com/blog/qa-sign-off-the-final-gatekeeper-of-product-quality/</w:t>
+        </w:r>
+      </w:hyperlink>
+    </w:p>
+    <w:p/>
     <w:p/>
     <w:p/>
     <w:p/>
@@ -2153,6 +3503,304 @@
 <file path=word/numbering.xml><?xml version="1.0" encoding="utf-8"?>
 <w:numbering xmlns:wpc="http://schemas.microsoft.com/office/word/2010/wordprocessingCanvas" xmlns:cx="http://schemas.microsoft.com/office/drawing/2014/chartex" xmlns:cx1="http://schemas.microsoft.com/office/drawing/2015/9/8/chartex" xmlns:cx2="http://schemas.microsoft.com/office/drawing/2015/10/21/chartex" xmlns:cx3="http://schemas.microsoft.com/office/drawing/2016/5/9/chartex" xmlns:cx4="http://schemas.microsoft.com/office/drawing/2016/5/10/chartex" xmlns:cx5="http://schemas.microsoft.com/office/drawing/2016/5/11/chartex" xmlns:cx6="http://schemas.microsoft.com/office/drawing/2016/5/12/chartex" xmlns:cx7="http://schemas.microsoft.com/office/drawing/2016/5/13/chartex" xmlns:cx8="http://schemas.microsoft.com/office/drawing/2016/5/14/chartex" xmlns:mc="http://schemas.openxmlformats.org/markup-compatibility/2006" xmlns:aink="http://schemas.microsoft.com/office/drawing/2016/ink" xmlns:am3d="http://schemas.microsoft.com/office/drawing/2017/model3d" xmlns:o="urn:schemas-microsoft-com:office:office" xmlns:oel="http://schemas.microsoft.com/office/2019/extlst" xmlns:r="http://schemas.openxmlformats.org/officeDocument/2006/relationships" xmlns:m="http://schemas.openxmlformats.org/officeDocument/2006/math" xmlns:v="urn:schemas-microsoft-com:vml" xmlns:wp14="http://schemas.microsoft.com/office/word/2010/wordprocessingDrawing" xmlns:wp="http://schemas.openxmlformats.org/drawingml/2006/wordprocessingDrawing" xmlns:w10="urn:schemas-microsoft-com:office:word" xmlns:w="http://schemas.openxmlformats.org/wordprocessingml/2006/main" xmlns:w14="http://schemas.microsoft.com/office/word/2010/wordml" xmlns:w15="http://schemas.microsoft.com/office/word/2012/wordml" xmlns:w16cex="http://schemas.microsoft.com/office/word/2018/wordml/cex" xmlns:w16cid="http://schemas.microsoft.com/office/word/2016/wordml/cid" xmlns:w16="http://schemas.microsoft.com/office/word/2018/wordml" xmlns:w16du="http://schemas.microsoft.com/office/word/2023/wordml/word16du" xmlns:w16sdtdh="http://schemas.microsoft.com/office/word/2020/wordml/sdtdatahash" xmlns:w16sdtfl="http://schemas.microsoft.com/office/word/2024/wordml/sdtformatlock" xmlns:w16se="http://schemas.microsoft.com/office/word/2015/wordml/symex" xmlns:wpg="http://schemas.microsoft.com/office/word/2010/wordprocessingGroup" xmlns:wpi="http://schemas.microsoft.com/office/word/2010/wordprocessingInk" xmlns:wne="http://schemas.microsoft.com/office/word/2006/wordml" xmlns:wps="http://schemas.microsoft.com/office/word/2010/wordprocessingShape" mc:Ignorable="w14 w15 w16se w16cid w16 w16cex w16sdtdh w16sdtfl w16du wp14">
   <w:abstractNum w:abstractNumId="0" w15:restartNumberingAfterBreak="0">
+    <w:nsid w:val="02010373"/>
+    <w:multiLevelType w:val="multilevel"/>
+    <w:tmpl w:val="0AF01664"/>
+    <w:lvl w:ilvl="0">
+      <w:start w:val="1"/>
+      <w:numFmt w:val="bullet"/>
+      <w:lvlText w:val=""/>
+      <w:lvlJc w:val="left"/>
+      <w:pPr>
+        <w:tabs>
+          <w:tab w:val="num" w:pos="720"/>
+        </w:tabs>
+        <w:ind w:left="720" w:hanging="360"/>
+      </w:pPr>
+      <w:rPr>
+        <w:rFonts w:ascii="Symbol" w:hAnsi="Symbol" w:hint="default"/>
+        <w:sz w:val="20"/>
+      </w:rPr>
+    </w:lvl>
+    <w:lvl w:ilvl="1">
+      <w:start w:val="1"/>
+      <w:numFmt w:val="bullet"/>
+      <w:lvlText w:val="o"/>
+      <w:lvlJc w:val="left"/>
+      <w:pPr>
+        <w:tabs>
+          <w:tab w:val="num" w:pos="1440"/>
+        </w:tabs>
+        <w:ind w:left="1440" w:hanging="360"/>
+      </w:pPr>
+      <w:rPr>
+        <w:rFonts w:ascii="Courier New" w:hAnsi="Courier New" w:hint="default"/>
+        <w:sz w:val="20"/>
+      </w:rPr>
+    </w:lvl>
+    <w:lvl w:ilvl="2">
+      <w:start w:val="1"/>
+      <w:numFmt w:val="bullet"/>
+      <w:lvlText w:val=""/>
+      <w:lvlJc w:val="left"/>
+      <w:pPr>
+        <w:tabs>
+          <w:tab w:val="num" w:pos="2160"/>
+        </w:tabs>
+        <w:ind w:left="2160" w:hanging="360"/>
+      </w:pPr>
+      <w:rPr>
+        <w:rFonts w:ascii="Wingdings" w:hAnsi="Wingdings" w:hint="default"/>
+        <w:sz w:val="20"/>
+      </w:rPr>
+    </w:lvl>
+    <w:lvl w:ilvl="3" w:tentative="1">
+      <w:start w:val="1"/>
+      <w:numFmt w:val="bullet"/>
+      <w:lvlText w:val=""/>
+      <w:lvlJc w:val="left"/>
+      <w:pPr>
+        <w:tabs>
+          <w:tab w:val="num" w:pos="2880"/>
+        </w:tabs>
+        <w:ind w:left="2880" w:hanging="360"/>
+      </w:pPr>
+      <w:rPr>
+        <w:rFonts w:ascii="Wingdings" w:hAnsi="Wingdings" w:hint="default"/>
+        <w:sz w:val="20"/>
+      </w:rPr>
+    </w:lvl>
+    <w:lvl w:ilvl="4" w:tentative="1">
+      <w:start w:val="1"/>
+      <w:numFmt w:val="bullet"/>
+      <w:lvlText w:val=""/>
+      <w:lvlJc w:val="left"/>
+      <w:pPr>
+        <w:tabs>
+          <w:tab w:val="num" w:pos="3600"/>
+        </w:tabs>
+        <w:ind w:left="3600" w:hanging="360"/>
+      </w:pPr>
+      <w:rPr>
+        <w:rFonts w:ascii="Wingdings" w:hAnsi="Wingdings" w:hint="default"/>
+        <w:sz w:val="20"/>
+      </w:rPr>
+    </w:lvl>
+    <w:lvl w:ilvl="5" w:tentative="1">
+      <w:start w:val="1"/>
+      <w:numFmt w:val="bullet"/>
+      <w:lvlText w:val=""/>
+      <w:lvlJc w:val="left"/>
+      <w:pPr>
+        <w:tabs>
+          <w:tab w:val="num" w:pos="4320"/>
+        </w:tabs>
+        <w:ind w:left="4320" w:hanging="360"/>
+      </w:pPr>
+      <w:rPr>
+        <w:rFonts w:ascii="Wingdings" w:hAnsi="Wingdings" w:hint="default"/>
+        <w:sz w:val="20"/>
+      </w:rPr>
+    </w:lvl>
+    <w:lvl w:ilvl="6" w:tentative="1">
+      <w:start w:val="1"/>
+      <w:numFmt w:val="bullet"/>
+      <w:lvlText w:val=""/>
+      <w:lvlJc w:val="left"/>
+      <w:pPr>
+        <w:tabs>
+          <w:tab w:val="num" w:pos="5040"/>
+        </w:tabs>
+        <w:ind w:left="5040" w:hanging="360"/>
+      </w:pPr>
+      <w:rPr>
+        <w:rFonts w:ascii="Wingdings" w:hAnsi="Wingdings" w:hint="default"/>
+        <w:sz w:val="20"/>
+      </w:rPr>
+    </w:lvl>
+    <w:lvl w:ilvl="7" w:tentative="1">
+      <w:start w:val="1"/>
+      <w:numFmt w:val="bullet"/>
+      <w:lvlText w:val=""/>
+      <w:lvlJc w:val="left"/>
+      <w:pPr>
+        <w:tabs>
+          <w:tab w:val="num" w:pos="5760"/>
+        </w:tabs>
+        <w:ind w:left="5760" w:hanging="360"/>
+      </w:pPr>
+      <w:rPr>
+        <w:rFonts w:ascii="Wingdings" w:hAnsi="Wingdings" w:hint="default"/>
+        <w:sz w:val="20"/>
+      </w:rPr>
+    </w:lvl>
+    <w:lvl w:ilvl="8" w:tentative="1">
+      <w:start w:val="1"/>
+      <w:numFmt w:val="bullet"/>
+      <w:lvlText w:val=""/>
+      <w:lvlJc w:val="left"/>
+      <w:pPr>
+        <w:tabs>
+          <w:tab w:val="num" w:pos="6480"/>
+        </w:tabs>
+        <w:ind w:left="6480" w:hanging="360"/>
+      </w:pPr>
+      <w:rPr>
+        <w:rFonts w:ascii="Wingdings" w:hAnsi="Wingdings" w:hint="default"/>
+        <w:sz w:val="20"/>
+      </w:rPr>
+    </w:lvl>
+  </w:abstractNum>
+  <w:abstractNum w:abstractNumId="1" w15:restartNumberingAfterBreak="0">
+    <w:nsid w:val="029C522D"/>
+    <w:multiLevelType w:val="multilevel"/>
+    <w:tmpl w:val="845C463A"/>
+    <w:lvl w:ilvl="0">
+      <w:start w:val="1"/>
+      <w:numFmt w:val="bullet"/>
+      <w:lvlText w:val=""/>
+      <w:lvlJc w:val="left"/>
+      <w:pPr>
+        <w:tabs>
+          <w:tab w:val="num" w:pos="720"/>
+        </w:tabs>
+        <w:ind w:left="720" w:hanging="360"/>
+      </w:pPr>
+      <w:rPr>
+        <w:rFonts w:ascii="Symbol" w:hAnsi="Symbol" w:hint="default"/>
+        <w:sz w:val="20"/>
+      </w:rPr>
+    </w:lvl>
+    <w:lvl w:ilvl="1">
+      <w:start w:val="1"/>
+      <w:numFmt w:val="bullet"/>
+      <w:lvlText w:val="o"/>
+      <w:lvlJc w:val="left"/>
+      <w:pPr>
+        <w:tabs>
+          <w:tab w:val="num" w:pos="1440"/>
+        </w:tabs>
+        <w:ind w:left="1440" w:hanging="360"/>
+      </w:pPr>
+      <w:rPr>
+        <w:rFonts w:ascii="Courier New" w:hAnsi="Courier New" w:hint="default"/>
+        <w:sz w:val="20"/>
+      </w:rPr>
+    </w:lvl>
+    <w:lvl w:ilvl="2">
+      <w:start w:val="1"/>
+      <w:numFmt w:val="bullet"/>
+      <w:lvlText w:val=""/>
+      <w:lvlJc w:val="left"/>
+      <w:pPr>
+        <w:tabs>
+          <w:tab w:val="num" w:pos="2160"/>
+        </w:tabs>
+        <w:ind w:left="2160" w:hanging="360"/>
+      </w:pPr>
+      <w:rPr>
+        <w:rFonts w:ascii="Wingdings" w:hAnsi="Wingdings" w:hint="default"/>
+        <w:sz w:val="20"/>
+      </w:rPr>
+    </w:lvl>
+    <w:lvl w:ilvl="3" w:tentative="1">
+      <w:start w:val="1"/>
+      <w:numFmt w:val="bullet"/>
+      <w:lvlText w:val=""/>
+      <w:lvlJc w:val="left"/>
+      <w:pPr>
+        <w:tabs>
+          <w:tab w:val="num" w:pos="2880"/>
+        </w:tabs>
+        <w:ind w:left="2880" w:hanging="360"/>
+      </w:pPr>
+      <w:rPr>
+        <w:rFonts w:ascii="Wingdings" w:hAnsi="Wingdings" w:hint="default"/>
+        <w:sz w:val="20"/>
+      </w:rPr>
+    </w:lvl>
+    <w:lvl w:ilvl="4" w:tentative="1">
+      <w:start w:val="1"/>
+      <w:numFmt w:val="bullet"/>
+      <w:lvlText w:val=""/>
+      <w:lvlJc w:val="left"/>
+      <w:pPr>
+        <w:tabs>
+          <w:tab w:val="num" w:pos="3600"/>
+        </w:tabs>
+        <w:ind w:left="3600" w:hanging="360"/>
+      </w:pPr>
+      <w:rPr>
+        <w:rFonts w:ascii="Wingdings" w:hAnsi="Wingdings" w:hint="default"/>
+        <w:sz w:val="20"/>
+      </w:rPr>
+    </w:lvl>
+    <w:lvl w:ilvl="5" w:tentative="1">
+      <w:start w:val="1"/>
+      <w:numFmt w:val="bullet"/>
+      <w:lvlText w:val=""/>
+      <w:lvlJc w:val="left"/>
+      <w:pPr>
+        <w:tabs>
+          <w:tab w:val="num" w:pos="4320"/>
+        </w:tabs>
+        <w:ind w:left="4320" w:hanging="360"/>
+      </w:pPr>
+      <w:rPr>
+        <w:rFonts w:ascii="Wingdings" w:hAnsi="Wingdings" w:hint="default"/>
+        <w:sz w:val="20"/>
+      </w:rPr>
+    </w:lvl>
+    <w:lvl w:ilvl="6" w:tentative="1">
+      <w:start w:val="1"/>
+      <w:numFmt w:val="bullet"/>
+      <w:lvlText w:val=""/>
+      <w:lvlJc w:val="left"/>
+      <w:pPr>
+        <w:tabs>
+          <w:tab w:val="num" w:pos="5040"/>
+        </w:tabs>
+        <w:ind w:left="5040" w:hanging="360"/>
+      </w:pPr>
+      <w:rPr>
+        <w:rFonts w:ascii="Wingdings" w:hAnsi="Wingdings" w:hint="default"/>
+        <w:sz w:val="20"/>
+      </w:rPr>
+    </w:lvl>
+    <w:lvl w:ilvl="7" w:tentative="1">
+      <w:start w:val="1"/>
+      <w:numFmt w:val="bullet"/>
+      <w:lvlText w:val=""/>
+      <w:lvlJc w:val="left"/>
+      <w:pPr>
+        <w:tabs>
+          <w:tab w:val="num" w:pos="5760"/>
+        </w:tabs>
+        <w:ind w:left="5760" w:hanging="360"/>
+      </w:pPr>
+      <w:rPr>
+        <w:rFonts w:ascii="Wingdings" w:hAnsi="Wingdings" w:hint="default"/>
+        <w:sz w:val="20"/>
+      </w:rPr>
+    </w:lvl>
+    <w:lvl w:ilvl="8" w:tentative="1">
+      <w:start w:val="1"/>
+      <w:numFmt w:val="bullet"/>
+      <w:lvlText w:val=""/>
+      <w:lvlJc w:val="left"/>
+      <w:pPr>
+        <w:tabs>
+          <w:tab w:val="num" w:pos="6480"/>
+        </w:tabs>
+        <w:ind w:left="6480" w:hanging="360"/>
+      </w:pPr>
+      <w:rPr>
+        <w:rFonts w:ascii="Wingdings" w:hAnsi="Wingdings" w:hint="default"/>
+        <w:sz w:val="20"/>
+      </w:rPr>
+    </w:lvl>
+  </w:abstractNum>
+  <w:abstractNum w:abstractNumId="2" w15:restartNumberingAfterBreak="0">
     <w:nsid w:val="03E8002E"/>
     <w:multiLevelType w:val="multilevel"/>
     <w:tmpl w:val="25FEDEBE"/>
@@ -2301,7 +3949,120 @@
       </w:rPr>
     </w:lvl>
   </w:abstractNum>
-  <w:abstractNum w:abstractNumId="1" w15:restartNumberingAfterBreak="0">
+  <w:abstractNum w:abstractNumId="3" w15:restartNumberingAfterBreak="0">
+    <w:nsid w:val="06936527"/>
+    <w:multiLevelType w:val="multilevel"/>
+    <w:tmpl w:val="B8B82082"/>
+    <w:lvl w:ilvl="0">
+      <w:start w:val="4"/>
+      <w:numFmt w:val="decimal"/>
+      <w:lvlText w:val="%1."/>
+      <w:lvlJc w:val="left"/>
+      <w:pPr>
+        <w:tabs>
+          <w:tab w:val="num" w:pos="720"/>
+        </w:tabs>
+        <w:ind w:left="720" w:hanging="360"/>
+      </w:pPr>
+    </w:lvl>
+    <w:lvl w:ilvl="1" w:tentative="1">
+      <w:start w:val="1"/>
+      <w:numFmt w:val="decimal"/>
+      <w:lvlText w:val="%2."/>
+      <w:lvlJc w:val="left"/>
+      <w:pPr>
+        <w:tabs>
+          <w:tab w:val="num" w:pos="1440"/>
+        </w:tabs>
+        <w:ind w:left="1440" w:hanging="360"/>
+      </w:pPr>
+    </w:lvl>
+    <w:lvl w:ilvl="2" w:tentative="1">
+      <w:start w:val="1"/>
+      <w:numFmt w:val="decimal"/>
+      <w:lvlText w:val="%3."/>
+      <w:lvlJc w:val="left"/>
+      <w:pPr>
+        <w:tabs>
+          <w:tab w:val="num" w:pos="2160"/>
+        </w:tabs>
+        <w:ind w:left="2160" w:hanging="360"/>
+      </w:pPr>
+    </w:lvl>
+    <w:lvl w:ilvl="3" w:tentative="1">
+      <w:start w:val="1"/>
+      <w:numFmt w:val="decimal"/>
+      <w:lvlText w:val="%4."/>
+      <w:lvlJc w:val="left"/>
+      <w:pPr>
+        <w:tabs>
+          <w:tab w:val="num" w:pos="2880"/>
+        </w:tabs>
+        <w:ind w:left="2880" w:hanging="360"/>
+      </w:pPr>
+    </w:lvl>
+    <w:lvl w:ilvl="4" w:tentative="1">
+      <w:start w:val="1"/>
+      <w:numFmt w:val="decimal"/>
+      <w:lvlText w:val="%5."/>
+      <w:lvlJc w:val="left"/>
+      <w:pPr>
+        <w:tabs>
+          <w:tab w:val="num" w:pos="3600"/>
+        </w:tabs>
+        <w:ind w:left="3600" w:hanging="360"/>
+      </w:pPr>
+    </w:lvl>
+    <w:lvl w:ilvl="5" w:tentative="1">
+      <w:start w:val="1"/>
+      <w:numFmt w:val="decimal"/>
+      <w:lvlText w:val="%6."/>
+      <w:lvlJc w:val="left"/>
+      <w:pPr>
+        <w:tabs>
+          <w:tab w:val="num" w:pos="4320"/>
+        </w:tabs>
+        <w:ind w:left="4320" w:hanging="360"/>
+      </w:pPr>
+    </w:lvl>
+    <w:lvl w:ilvl="6" w:tentative="1">
+      <w:start w:val="1"/>
+      <w:numFmt w:val="decimal"/>
+      <w:lvlText w:val="%7."/>
+      <w:lvlJc w:val="left"/>
+      <w:pPr>
+        <w:tabs>
+          <w:tab w:val="num" w:pos="5040"/>
+        </w:tabs>
+        <w:ind w:left="5040" w:hanging="360"/>
+      </w:pPr>
+    </w:lvl>
+    <w:lvl w:ilvl="7" w:tentative="1">
+      <w:start w:val="1"/>
+      <w:numFmt w:val="decimal"/>
+      <w:lvlText w:val="%8."/>
+      <w:lvlJc w:val="left"/>
+      <w:pPr>
+        <w:tabs>
+          <w:tab w:val="num" w:pos="5760"/>
+        </w:tabs>
+        <w:ind w:left="5760" w:hanging="360"/>
+      </w:pPr>
+    </w:lvl>
+    <w:lvl w:ilvl="8" w:tentative="1">
+      <w:start w:val="1"/>
+      <w:numFmt w:val="decimal"/>
+      <w:lvlText w:val="%9."/>
+      <w:lvlJc w:val="left"/>
+      <w:pPr>
+        <w:tabs>
+          <w:tab w:val="num" w:pos="6480"/>
+        </w:tabs>
+        <w:ind w:left="6480" w:hanging="360"/>
+      </w:pPr>
+    </w:lvl>
+  </w:abstractNum>
+  <w:abstractNum w:abstractNumId="4" w15:restartNumberingAfterBreak="0">
     <w:nsid w:val="07213861"/>
     <w:multiLevelType w:val="multilevel"/>
     <w:tmpl w:val="516623BE"/>
@@ -2450,7 +4211,7 @@
       </w:rPr>
     </w:lvl>
   </w:abstractNum>
-  <w:abstractNum w:abstractNumId="2" w15:restartNumberingAfterBreak="0">
+  <w:abstractNum w:abstractNumId="5" w15:restartNumberingAfterBreak="0">
     <w:nsid w:val="07A62455"/>
     <w:multiLevelType w:val="multilevel"/>
     <w:tmpl w:val="32A412F4"/>
@@ -2599,7 +4360,7 @@
       </w:rPr>
     </w:lvl>
   </w:abstractNum>
-  <w:abstractNum w:abstractNumId="3" w15:restartNumberingAfterBreak="0">
+  <w:abstractNum w:abstractNumId="6" w15:restartNumberingAfterBreak="0">
     <w:nsid w:val="0F9C06AD"/>
     <w:multiLevelType w:val="multilevel"/>
     <w:tmpl w:val="AC5CD074"/>
@@ -2748,7 +4509,418 @@
       </w:rPr>
     </w:lvl>
   </w:abstractNum>
-  <w:abstractNum w:abstractNumId="4" w15:restartNumberingAfterBreak="0">
+  <w:abstractNum w:abstractNumId="7" w15:restartNumberingAfterBreak="0">
+    <w:nsid w:val="16B1377C"/>
+    <w:multiLevelType w:val="multilevel"/>
+    <w:tmpl w:val="9B14D9D6"/>
+    <w:lvl w:ilvl="0">
+      <w:start w:val="10"/>
+      <w:numFmt w:val="decimal"/>
+      <w:lvlText w:val="%1."/>
+      <w:lvlJc w:val="left"/>
+      <w:pPr>
+        <w:tabs>
+          <w:tab w:val="num" w:pos="720"/>
+        </w:tabs>
+        <w:ind w:left="720" w:hanging="360"/>
+      </w:pPr>
+    </w:lvl>
+    <w:lvl w:ilvl="1" w:tentative="1">
+      <w:start w:val="1"/>
+      <w:numFmt w:val="decimal"/>
+      <w:lvlText w:val="%2."/>
+      <w:lvlJc w:val="left"/>
+      <w:pPr>
+        <w:tabs>
+          <w:tab w:val="num" w:pos="1440"/>
+        </w:tabs>
+        <w:ind w:left="1440" w:hanging="360"/>
+      </w:pPr>
+    </w:lvl>
+    <w:lvl w:ilvl="2" w:tentative="1">
+      <w:start w:val="1"/>
+      <w:numFmt w:val="decimal"/>
+      <w:lvlText w:val="%3."/>
+      <w:lvlJc w:val="left"/>
+      <w:pPr>
+        <w:tabs>
+          <w:tab w:val="num" w:pos="2160"/>
+        </w:tabs>
+        <w:ind w:left="2160" w:hanging="360"/>
+      </w:pPr>
+    </w:lvl>
+    <w:lvl w:ilvl="3" w:tentative="1">
+      <w:start w:val="1"/>
+      <w:numFmt w:val="decimal"/>
+      <w:lvlText w:val="%4."/>
+      <w:lvlJc w:val="left"/>
+      <w:pPr>
+        <w:tabs>
+          <w:tab w:val="num" w:pos="2880"/>
+        </w:tabs>
+        <w:ind w:left="2880" w:hanging="360"/>
+      </w:pPr>
+    </w:lvl>
+    <w:lvl w:ilvl="4" w:tentative="1">
+      <w:start w:val="1"/>
+      <w:numFmt w:val="decimal"/>
+      <w:lvlText w:val="%5."/>
+      <w:lvlJc w:val="left"/>
+      <w:pPr>
+        <w:tabs>
+          <w:tab w:val="num" w:pos="3600"/>
+        </w:tabs>
+        <w:ind w:left="3600" w:hanging="360"/>
+      </w:pPr>
+    </w:lvl>
+    <w:lvl w:ilvl="5" w:tentative="1">
+      <w:start w:val="1"/>
+      <w:numFmt w:val="decimal"/>
+      <w:lvlText w:val="%6."/>
+      <w:lvlJc w:val="left"/>
+      <w:pPr>
+        <w:tabs>
+          <w:tab w:val="num" w:pos="4320"/>
+        </w:tabs>
+        <w:ind w:left="4320" w:hanging="360"/>
+      </w:pPr>
+    </w:lvl>
+    <w:lvl w:ilvl="6" w:tentative="1">
+      <w:start w:val="1"/>
+      <w:numFmt w:val="decimal"/>
+      <w:lvlText w:val="%7."/>
+      <w:lvlJc w:val="left"/>
+      <w:pPr>
+        <w:tabs>
+          <w:tab w:val="num" w:pos="5040"/>
+        </w:tabs>
+        <w:ind w:left="5040" w:hanging="360"/>
+      </w:pPr>
+    </w:lvl>
+    <w:lvl w:ilvl="7" w:tentative="1">
+      <w:start w:val="1"/>
+      <w:numFmt w:val="decimal"/>
+      <w:lvlText w:val="%8."/>
+      <w:lvlJc w:val="left"/>
+      <w:pPr>
+        <w:tabs>
+          <w:tab w:val="num" w:pos="5760"/>
+        </w:tabs>
+        <w:ind w:left="5760" w:hanging="360"/>
+      </w:pPr>
+    </w:lvl>
+    <w:lvl w:ilvl="8" w:tentative="1">
+      <w:start w:val="1"/>
+      <w:numFmt w:val="decimal"/>
+      <w:lvlText w:val="%9."/>
+      <w:lvlJc w:val="left"/>
+      <w:pPr>
+        <w:tabs>
+          <w:tab w:val="num" w:pos="6480"/>
+        </w:tabs>
+        <w:ind w:left="6480" w:hanging="360"/>
+      </w:pPr>
+    </w:lvl>
+  </w:abstractNum>
+  <w:abstractNum w:abstractNumId="8" w15:restartNumberingAfterBreak="0">
+    <w:nsid w:val="1B926AA2"/>
+    <w:multiLevelType w:val="multilevel"/>
+    <w:tmpl w:val="514C5BB0"/>
+    <w:lvl w:ilvl="0">
+      <w:start w:val="1"/>
+      <w:numFmt w:val="bullet"/>
+      <w:lvlText w:val=""/>
+      <w:lvlJc w:val="left"/>
+      <w:pPr>
+        <w:tabs>
+          <w:tab w:val="num" w:pos="720"/>
+        </w:tabs>
+        <w:ind w:left="720" w:hanging="360"/>
+      </w:pPr>
+      <w:rPr>
+        <w:rFonts w:ascii="Symbol" w:hAnsi="Symbol" w:hint="default"/>
+        <w:sz w:val="20"/>
+      </w:rPr>
+    </w:lvl>
+    <w:lvl w:ilvl="1">
+      <w:start w:val="1"/>
+      <w:numFmt w:val="bullet"/>
+      <w:lvlText w:val="o"/>
+      <w:lvlJc w:val="left"/>
+      <w:pPr>
+        <w:tabs>
+          <w:tab w:val="num" w:pos="1440"/>
+        </w:tabs>
+        <w:ind w:left="1440" w:hanging="360"/>
+      </w:pPr>
+      <w:rPr>
+        <w:rFonts w:ascii="Courier New" w:hAnsi="Courier New" w:hint="default"/>
+        <w:sz w:val="20"/>
+      </w:rPr>
+    </w:lvl>
+    <w:lvl w:ilvl="2">
+      <w:start w:val="1"/>
+      <w:numFmt w:val="bullet"/>
+      <w:lvlText w:val=""/>
+      <w:lvlJc w:val="left"/>
+      <w:pPr>
+        <w:tabs>
+          <w:tab w:val="num" w:pos="2160"/>
+        </w:tabs>
+        <w:ind w:left="2160" w:hanging="360"/>
+      </w:pPr>
+      <w:rPr>
+        <w:rFonts w:ascii="Wingdings" w:hAnsi="Wingdings" w:hint="default"/>
+        <w:sz w:val="20"/>
+      </w:rPr>
+    </w:lvl>
+    <w:lvl w:ilvl="3" w:tentative="1">
+      <w:start w:val="1"/>
+      <w:numFmt w:val="bullet"/>
+      <w:lvlText w:val=""/>
+      <w:lvlJc w:val="left"/>
+      <w:pPr>
+        <w:tabs>
+          <w:tab w:val="num" w:pos="2880"/>
+        </w:tabs>
+        <w:ind w:left="2880" w:hanging="360"/>
+      </w:pPr>
+      <w:rPr>
+        <w:rFonts w:ascii="Wingdings" w:hAnsi="Wingdings" w:hint="default"/>
+        <w:sz w:val="20"/>
+      </w:rPr>
+    </w:lvl>
+    <w:lvl w:ilvl="4" w:tentative="1">
+      <w:start w:val="1"/>
+      <w:numFmt w:val="bullet"/>
+      <w:lvlText w:val=""/>
+      <w:lvlJc w:val="left"/>
+      <w:pPr>
+        <w:tabs>
+          <w:tab w:val="num" w:pos="3600"/>
+        </w:tabs>
+        <w:ind w:left="3600" w:hanging="360"/>
+      </w:pPr>
+      <w:rPr>
+        <w:rFonts w:ascii="Wingdings" w:hAnsi="Wingdings" w:hint="default"/>
+        <w:sz w:val="20"/>
+      </w:rPr>
+    </w:lvl>
+    <w:lvl w:ilvl="5" w:tentative="1">
+      <w:start w:val="1"/>
+      <w:numFmt w:val="bullet"/>
+      <w:lvlText w:val=""/>
+      <w:lvlJc w:val="left"/>
+      <w:pPr>
+        <w:tabs>
+          <w:tab w:val="num" w:pos="4320"/>
+        </w:tabs>
+        <w:ind w:left="4320" w:hanging="360"/>
+      </w:pPr>
+      <w:rPr>
+        <w:rFonts w:ascii="Wingdings" w:hAnsi="Wingdings" w:hint="default"/>
+        <w:sz w:val="20"/>
+      </w:rPr>
+    </w:lvl>
+    <w:lvl w:ilvl="6" w:tentative="1">
+      <w:start w:val="1"/>
+      <w:numFmt w:val="bullet"/>
+      <w:lvlText w:val=""/>
+      <w:lvlJc w:val="left"/>
+      <w:pPr>
+        <w:tabs>
+          <w:tab w:val="num" w:pos="5040"/>
+        </w:tabs>
+        <w:ind w:left="5040" w:hanging="360"/>
+      </w:pPr>
+      <w:rPr>
+        <w:rFonts w:ascii="Wingdings" w:hAnsi="Wingdings" w:hint="default"/>
+        <w:sz w:val="20"/>
+      </w:rPr>
+    </w:lvl>
+    <w:lvl w:ilvl="7" w:tentative="1">
+      <w:start w:val="1"/>
+      <w:numFmt w:val="bullet"/>
+      <w:lvlText w:val=""/>
+      <w:lvlJc w:val="left"/>
+      <w:pPr>
+        <w:tabs>
+          <w:tab w:val="num" w:pos="5760"/>
+        </w:tabs>
+        <w:ind w:left="5760" w:hanging="360"/>
+      </w:pPr>
+      <w:rPr>
+        <w:rFonts w:ascii="Wingdings" w:hAnsi="Wingdings" w:hint="default"/>
+        <w:sz w:val="20"/>
+      </w:rPr>
+    </w:lvl>
+    <w:lvl w:ilvl="8" w:tentative="1">
+      <w:start w:val="1"/>
+      <w:numFmt w:val="bullet"/>
+      <w:lvlText w:val=""/>
+      <w:lvlJc w:val="left"/>
+      <w:pPr>
+        <w:tabs>
+          <w:tab w:val="num" w:pos="6480"/>
+        </w:tabs>
+        <w:ind w:left="6480" w:hanging="360"/>
+      </w:pPr>
+      <w:rPr>
+        <w:rFonts w:ascii="Wingdings" w:hAnsi="Wingdings" w:hint="default"/>
+        <w:sz w:val="20"/>
+      </w:rPr>
+    </w:lvl>
+  </w:abstractNum>
+  <w:abstractNum w:abstractNumId="9" w15:restartNumberingAfterBreak="0">
+    <w:nsid w:val="1E677BD1"/>
+    <w:multiLevelType w:val="multilevel"/>
+    <w:tmpl w:val="A3265D0C"/>
+    <w:lvl w:ilvl="0">
+      <w:start w:val="1"/>
+      <w:numFmt w:val="bullet"/>
+      <w:lvlText w:val=""/>
+      <w:lvlJc w:val="left"/>
+      <w:pPr>
+        <w:tabs>
+          <w:tab w:val="num" w:pos="720"/>
+        </w:tabs>
+        <w:ind w:left="720" w:hanging="360"/>
+      </w:pPr>
+      <w:rPr>
+        <w:rFonts w:ascii="Symbol" w:hAnsi="Symbol" w:hint="default"/>
+        <w:sz w:val="20"/>
+      </w:rPr>
+    </w:lvl>
+    <w:lvl w:ilvl="1">
+      <w:start w:val="1"/>
+      <w:numFmt w:val="bullet"/>
+      <w:lvlText w:val="o"/>
+      <w:lvlJc w:val="left"/>
+      <w:pPr>
+        <w:tabs>
+          <w:tab w:val="num" w:pos="1440"/>
+        </w:tabs>
+        <w:ind w:left="1440" w:hanging="360"/>
+      </w:pPr>
+      <w:rPr>
+        <w:rFonts w:ascii="Courier New" w:hAnsi="Courier New" w:hint="default"/>
+        <w:sz w:val="20"/>
+      </w:rPr>
+    </w:lvl>
+    <w:lvl w:ilvl="2" w:tentative="1">
+      <w:start w:val="1"/>
+      <w:numFmt w:val="bullet"/>
+      <w:lvlText w:val=""/>
+      <w:lvlJc w:val="left"/>
+      <w:pPr>
+        <w:tabs>
+          <w:tab w:val="num" w:pos="2160"/>
+        </w:tabs>
+        <w:ind w:left="2160" w:hanging="360"/>
+      </w:pPr>
+      <w:rPr>
+        <w:rFonts w:ascii="Wingdings" w:hAnsi="Wingdings" w:hint="default"/>
+        <w:sz w:val="20"/>
+      </w:rPr>
+    </w:lvl>
+    <w:lvl w:ilvl="3" w:tentative="1">
+      <w:start w:val="1"/>
+      <w:numFmt w:val="bullet"/>
+      <w:lvlText w:val=""/>
+      <w:lvlJc w:val="left"/>
+      <w:pPr>
+        <w:tabs>
+          <w:tab w:val="num" w:pos="2880"/>
+        </w:tabs>
+        <w:ind w:left="2880" w:hanging="360"/>
+      </w:pPr>
+      <w:rPr>
+        <w:rFonts w:ascii="Wingdings" w:hAnsi="Wingdings" w:hint="default"/>
+        <w:sz w:val="20"/>
+      </w:rPr>
+    </w:lvl>
+    <w:lvl w:ilvl="4" w:tentative="1">
+      <w:start w:val="1"/>
+      <w:numFmt w:val="bullet"/>
+      <w:lvlText w:val=""/>
+      <w:lvlJc w:val="left"/>
+      <w:pPr>
+        <w:tabs>
+          <w:tab w:val="num" w:pos="3600"/>
+        </w:tabs>
+        <w:ind w:left="3600" w:hanging="360"/>
+      </w:pPr>
+      <w:rPr>
+        <w:rFonts w:ascii="Wingdings" w:hAnsi="Wingdings" w:hint="default"/>
+        <w:sz w:val="20"/>
+      </w:rPr>
+    </w:lvl>
+    <w:lvl w:ilvl="5" w:tentative="1">
+      <w:start w:val="1"/>
+      <w:numFmt w:val="bullet"/>
+      <w:lvlText w:val=""/>
+      <w:lvlJc w:val="left"/>
+      <w:pPr>
+        <w:tabs>
+          <w:tab w:val="num" w:pos="4320"/>
+        </w:tabs>
+        <w:ind w:left="4320" w:hanging="360"/>
+      </w:pPr>
+      <w:rPr>
+        <w:rFonts w:ascii="Wingdings" w:hAnsi="Wingdings" w:hint="default"/>
+        <w:sz w:val="20"/>
+      </w:rPr>
+    </w:lvl>
+    <w:lvl w:ilvl="6" w:tentative="1">
+      <w:start w:val="1"/>
+      <w:numFmt w:val="bullet"/>
+      <w:lvlText w:val=""/>
+      <w:lvlJc w:val="left"/>
+      <w:pPr>
+        <w:tabs>
+          <w:tab w:val="num" w:pos="5040"/>
+        </w:tabs>
+        <w:ind w:left="5040" w:hanging="360"/>
+      </w:pPr>
+      <w:rPr>
+        <w:rFonts w:ascii="Wingdings" w:hAnsi="Wingdings" w:hint="default"/>
+        <w:sz w:val="20"/>
+      </w:rPr>
+    </w:lvl>
+    <w:lvl w:ilvl="7" w:tentative="1">
+      <w:start w:val="1"/>
+      <w:numFmt w:val="bullet"/>
+      <w:lvlText w:val=""/>
+      <w:lvlJc w:val="left"/>
+      <w:pPr>
+        <w:tabs>
+          <w:tab w:val="num" w:pos="5760"/>
+        </w:tabs>
+        <w:ind w:left="5760" w:hanging="360"/>
+      </w:pPr>
+      <w:rPr>
+        <w:rFonts w:ascii="Wingdings" w:hAnsi="Wingdings" w:hint="default"/>
+        <w:sz w:val="20"/>
+      </w:rPr>
+    </w:lvl>
+    <w:lvl w:ilvl="8" w:tentative="1">
+      <w:start w:val="1"/>
+      <w:numFmt w:val="bullet"/>
+      <w:lvlText w:val=""/>
+      <w:lvlJc w:val="left"/>
+      <w:pPr>
+        <w:tabs>
+          <w:tab w:val="num" w:pos="6480"/>
+        </w:tabs>
+        <w:ind w:left="6480" w:hanging="360"/>
+      </w:pPr>
+      <w:rPr>
+        <w:rFonts w:ascii="Wingdings" w:hAnsi="Wingdings" w:hint="default"/>
+        <w:sz w:val="20"/>
+      </w:rPr>
+    </w:lvl>
+  </w:abstractNum>
+  <w:abstractNum w:abstractNumId="10" w15:restartNumberingAfterBreak="0">
     <w:nsid w:val="1ED17BD6"/>
     <w:multiLevelType w:val="multilevel"/>
     <w:tmpl w:val="44E8C34E"/>
@@ -2897,7 +5069,269 @@
       </w:rPr>
     </w:lvl>
   </w:abstractNum>
-  <w:abstractNum w:abstractNumId="5" w15:restartNumberingAfterBreak="0">
+  <w:abstractNum w:abstractNumId="11" w15:restartNumberingAfterBreak="0">
+    <w:nsid w:val="21D53026"/>
+    <w:multiLevelType w:val="multilevel"/>
+    <w:tmpl w:val="C90A1B50"/>
+    <w:lvl w:ilvl="0">
+      <w:start w:val="1"/>
+      <w:numFmt w:val="bullet"/>
+      <w:lvlText w:val=""/>
+      <w:lvlJc w:val="left"/>
+      <w:pPr>
+        <w:tabs>
+          <w:tab w:val="num" w:pos="720"/>
+        </w:tabs>
+        <w:ind w:left="720" w:hanging="360"/>
+      </w:pPr>
+      <w:rPr>
+        <w:rFonts w:ascii="Symbol" w:hAnsi="Symbol" w:hint="default"/>
+        <w:sz w:val="20"/>
+      </w:rPr>
+    </w:lvl>
+    <w:lvl w:ilvl="1">
+      <w:start w:val="1"/>
+      <w:numFmt w:val="bullet"/>
+      <w:lvlText w:val="o"/>
+      <w:lvlJc w:val="left"/>
+      <w:pPr>
+        <w:tabs>
+          <w:tab w:val="num" w:pos="1440"/>
+        </w:tabs>
+        <w:ind w:left="1440" w:hanging="360"/>
+      </w:pPr>
+      <w:rPr>
+        <w:rFonts w:ascii="Courier New" w:hAnsi="Courier New" w:hint="default"/>
+        <w:sz w:val="20"/>
+      </w:rPr>
+    </w:lvl>
+    <w:lvl w:ilvl="2" w:tentative="1">
+      <w:start w:val="1"/>
+      <w:numFmt w:val="bullet"/>
+      <w:lvlText w:val=""/>
+      <w:lvlJc w:val="left"/>
+      <w:pPr>
+        <w:tabs>
+          <w:tab w:val="num" w:pos="2160"/>
+        </w:tabs>
+        <w:ind w:left="2160" w:hanging="360"/>
+      </w:pPr>
+      <w:rPr>
+        <w:rFonts w:ascii="Wingdings" w:hAnsi="Wingdings" w:hint="default"/>
+        <w:sz w:val="20"/>
+      </w:rPr>
+    </w:lvl>
+    <w:lvl w:ilvl="3" w:tentative="1">
+      <w:start w:val="1"/>
+      <w:numFmt w:val="bullet"/>
+      <w:lvlText w:val=""/>
+      <w:lvlJc w:val="left"/>
+      <w:pPr>
+        <w:tabs>
+          <w:tab w:val="num" w:pos="2880"/>
+        </w:tabs>
+        <w:ind w:left="2880" w:hanging="360"/>
+      </w:pPr>
+      <w:rPr>
+        <w:rFonts w:ascii="Wingdings" w:hAnsi="Wingdings" w:hint="default"/>
+        <w:sz w:val="20"/>
+      </w:rPr>
+    </w:lvl>
+    <w:lvl w:ilvl="4" w:tentative="1">
+      <w:start w:val="1"/>
+      <w:numFmt w:val="bullet"/>
+      <w:lvlText w:val=""/>
+      <w:lvlJc w:val="left"/>
+      <w:pPr>
+        <w:tabs>
+          <w:tab w:val="num" w:pos="3600"/>
+        </w:tabs>
+        <w:ind w:left="3600" w:hanging="360"/>
+      </w:pPr>
+      <w:rPr>
+        <w:rFonts w:ascii="Wingdings" w:hAnsi="Wingdings" w:hint="default"/>
+        <w:sz w:val="20"/>
+      </w:rPr>
+    </w:lvl>
+    <w:lvl w:ilvl="5" w:tentative="1">
+      <w:start w:val="1"/>
+      <w:numFmt w:val="bullet"/>
+      <w:lvlText w:val=""/>
+      <w:lvlJc w:val="left"/>
+      <w:pPr>
+        <w:tabs>
+          <w:tab w:val="num" w:pos="4320"/>
+        </w:tabs>
+        <w:ind w:left="4320" w:hanging="360"/>
+      </w:pPr>
+      <w:rPr>
+        <w:rFonts w:ascii="Wingdings" w:hAnsi="Wingdings" w:hint="default"/>
+        <w:sz w:val="20"/>
+      </w:rPr>
+    </w:lvl>
+    <w:lvl w:ilvl="6" w:tentative="1">
+      <w:start w:val="1"/>
+      <w:numFmt w:val="bullet"/>
+      <w:lvlText w:val=""/>
+      <w:lvlJc w:val="left"/>
+      <w:pPr>
+        <w:tabs>
+          <w:tab w:val="num" w:pos="5040"/>
+        </w:tabs>
+        <w:ind w:left="5040" w:hanging="360"/>
+      </w:pPr>
+      <w:rPr>
+        <w:rFonts w:ascii="Wingdings" w:hAnsi="Wingdings" w:hint="default"/>
+        <w:sz w:val="20"/>
+      </w:rPr>
+    </w:lvl>
+    <w:lvl w:ilvl="7" w:tentative="1">
+      <w:start w:val="1"/>
+      <w:numFmt w:val="bullet"/>
+      <w:lvlText w:val=""/>
+      <w:lvlJc w:val="left"/>
+      <w:pPr>
+        <w:tabs>
+          <w:tab w:val="num" w:pos="5760"/>
+        </w:tabs>
+        <w:ind w:left="5760" w:hanging="360"/>
+      </w:pPr>
+      <w:rPr>
+        <w:rFonts w:ascii="Wingdings" w:hAnsi="Wingdings" w:hint="default"/>
+        <w:sz w:val="20"/>
+      </w:rPr>
+    </w:lvl>
+    <w:lvl w:ilvl="8" w:tentative="1">
+      <w:start w:val="1"/>
+      <w:numFmt w:val="bullet"/>
+      <w:lvlText w:val=""/>
+      <w:lvlJc w:val="left"/>
+      <w:pPr>
+        <w:tabs>
+          <w:tab w:val="num" w:pos="6480"/>
+        </w:tabs>
+        <w:ind w:left="6480" w:hanging="360"/>
+      </w:pPr>
+      <w:rPr>
+        <w:rFonts w:ascii="Wingdings" w:hAnsi="Wingdings" w:hint="default"/>
+        <w:sz w:val="20"/>
+      </w:rPr>
+    </w:lvl>
+  </w:abstractNum>
+  <w:abstractNum w:abstractNumId="12" w15:restartNumberingAfterBreak="0">
+    <w:nsid w:val="2382773F"/>
+    <w:multiLevelType w:val="multilevel"/>
+    <w:tmpl w:val="F122647C"/>
+    <w:lvl w:ilvl="0">
+      <w:start w:val="6"/>
+      <w:numFmt w:val="decimal"/>
+      <w:lvlText w:val="%1."/>
+      <w:lvlJc w:val="left"/>
+      <w:pPr>
+        <w:tabs>
+          <w:tab w:val="num" w:pos="720"/>
+        </w:tabs>
+        <w:ind w:left="720" w:hanging="360"/>
+      </w:pPr>
+    </w:lvl>
+    <w:lvl w:ilvl="1" w:tentative="1">
+      <w:start w:val="1"/>
+      <w:numFmt w:val="decimal"/>
+      <w:lvlText w:val="%2."/>
+      <w:lvlJc w:val="left"/>
+      <w:pPr>
+        <w:tabs>
+          <w:tab w:val="num" w:pos="1440"/>
+        </w:tabs>
+        <w:ind w:left="1440" w:hanging="360"/>
+      </w:pPr>
+    </w:lvl>
+    <w:lvl w:ilvl="2" w:tentative="1">
+      <w:start w:val="1"/>
+      <w:numFmt w:val="decimal"/>
+      <w:lvlText w:val="%3."/>
+      <w:lvlJc w:val="left"/>
+      <w:pPr>
+        <w:tabs>
+          <w:tab w:val="num" w:pos="2160"/>
+        </w:tabs>
+        <w:ind w:left="2160" w:hanging="360"/>
+      </w:pPr>
+    </w:lvl>
+    <w:lvl w:ilvl="3" w:tentative="1">
+      <w:start w:val="1"/>
+      <w:numFmt w:val="decimal"/>
+      <w:lvlText w:val="%4."/>
+      <w:lvlJc w:val="left"/>
+      <w:pPr>
+        <w:tabs>
+          <w:tab w:val="num" w:pos="2880"/>
+        </w:tabs>
+        <w:ind w:left="2880" w:hanging="360"/>
+      </w:pPr>
+    </w:lvl>
+    <w:lvl w:ilvl="4" w:tentative="1">
+      <w:start w:val="1"/>
+      <w:numFmt w:val="decimal"/>
+      <w:lvlText w:val="%5."/>
+      <w:lvlJc w:val="left"/>
+      <w:pPr>
+        <w:tabs>
+          <w:tab w:val="num" w:pos="3600"/>
+        </w:tabs>
+        <w:ind w:left="3600" w:hanging="360"/>
+      </w:pPr>
+    </w:lvl>
+    <w:lvl w:ilvl="5" w:tentative="1">
+      <w:start w:val="1"/>
+      <w:numFmt w:val="decimal"/>
+      <w:lvlText w:val="%6."/>
+      <w:lvlJc w:val="left"/>
+      <w:pPr>
+        <w:tabs>
+          <w:tab w:val="num" w:pos="4320"/>
+        </w:tabs>
+        <w:ind w:left="4320" w:hanging="360"/>
+      </w:pPr>
+    </w:lvl>
+    <w:lvl w:ilvl="6" w:tentative="1">
+      <w:start w:val="1"/>
+      <w:numFmt w:val="decimal"/>
+      <w:lvlText w:val="%7."/>
+      <w:lvlJc w:val="left"/>
+      <w:pPr>
+        <w:tabs>
+          <w:tab w:val="num" w:pos="5040"/>
+        </w:tabs>
+        <w:ind w:left="5040" w:hanging="360"/>
+      </w:pPr>
+    </w:lvl>
+    <w:lvl w:ilvl="7" w:tentative="1">
+      <w:start w:val="1"/>
+      <w:numFmt w:val="decimal"/>
+      <w:lvlText w:val="%8."/>
+      <w:lvlJc w:val="left"/>
+      <w:pPr>
+        <w:tabs>
+          <w:tab w:val="num" w:pos="5760"/>
+        </w:tabs>
+        <w:ind w:left="5760" w:hanging="360"/>
+      </w:pPr>
+    </w:lvl>
+    <w:lvl w:ilvl="8" w:tentative="1">
+      <w:start w:val="1"/>
+      <w:numFmt w:val="decimal"/>
+      <w:lvlText w:val="%9."/>
+      <w:lvlJc w:val="left"/>
+      <w:pPr>
+        <w:tabs>
+          <w:tab w:val="num" w:pos="6480"/>
+        </w:tabs>
+        <w:ind w:left="6480" w:hanging="360"/>
+      </w:pPr>
+    </w:lvl>
+  </w:abstractNum>
+  <w:abstractNum w:abstractNumId="13" w15:restartNumberingAfterBreak="0">
     <w:nsid w:val="25625062"/>
     <w:multiLevelType w:val="multilevel"/>
     <w:tmpl w:val="EE9210E4"/>
@@ -3046,7 +5480,7 @@
       </w:rPr>
     </w:lvl>
   </w:abstractNum>
-  <w:abstractNum w:abstractNumId="6" w15:restartNumberingAfterBreak="0">
+  <w:abstractNum w:abstractNumId="14" w15:restartNumberingAfterBreak="0">
     <w:nsid w:val="25B83C34"/>
     <w:multiLevelType w:val="multilevel"/>
     <w:tmpl w:val="8A0ED99C"/>
@@ -3195,7 +5629,346 @@
       </w:rPr>
     </w:lvl>
   </w:abstractNum>
-  <w:abstractNum w:abstractNumId="7" w15:restartNumberingAfterBreak="0">
+  <w:abstractNum w:abstractNumId="15" w15:restartNumberingAfterBreak="0">
+    <w:nsid w:val="26816D34"/>
+    <w:multiLevelType w:val="multilevel"/>
+    <w:tmpl w:val="5B46F186"/>
+    <w:lvl w:ilvl="0">
+      <w:start w:val="9"/>
+      <w:numFmt w:val="decimal"/>
+      <w:lvlText w:val="%1."/>
+      <w:lvlJc w:val="left"/>
+      <w:pPr>
+        <w:tabs>
+          <w:tab w:val="num" w:pos="720"/>
+        </w:tabs>
+        <w:ind w:left="720" w:hanging="360"/>
+      </w:pPr>
+    </w:lvl>
+    <w:lvl w:ilvl="1" w:tentative="1">
+      <w:start w:val="1"/>
+      <w:numFmt w:val="decimal"/>
+      <w:lvlText w:val="%2."/>
+      <w:lvlJc w:val="left"/>
+      <w:pPr>
+        <w:tabs>
+          <w:tab w:val="num" w:pos="1440"/>
+        </w:tabs>
+        <w:ind w:left="1440" w:hanging="360"/>
+      </w:pPr>
+    </w:lvl>
+    <w:lvl w:ilvl="2" w:tentative="1">
+      <w:start w:val="1"/>
+      <w:numFmt w:val="decimal"/>
+      <w:lvlText w:val="%3."/>
+      <w:lvlJc w:val="left"/>
+      <w:pPr>
+        <w:tabs>
+          <w:tab w:val="num" w:pos="2160"/>
+        </w:tabs>
+        <w:ind w:left="2160" w:hanging="360"/>
+      </w:pPr>
+    </w:lvl>
+    <w:lvl w:ilvl="3" w:tentative="1">
+      <w:start w:val="1"/>
+      <w:numFmt w:val="decimal"/>
+      <w:lvlText w:val="%4."/>
+      <w:lvlJc w:val="left"/>
+      <w:pPr>
+        <w:tabs>
+          <w:tab w:val="num" w:pos="2880"/>
+        </w:tabs>
+        <w:ind w:left="2880" w:hanging="360"/>
+      </w:pPr>
+    </w:lvl>
+    <w:lvl w:ilvl="4" w:tentative="1">
+      <w:start w:val="1"/>
+      <w:numFmt w:val="decimal"/>
+      <w:lvlText w:val="%5."/>
+      <w:lvlJc w:val="left"/>
+      <w:pPr>
+        <w:tabs>
+          <w:tab w:val="num" w:pos="3600"/>
+        </w:tabs>
+        <w:ind w:left="3600" w:hanging="360"/>
+      </w:pPr>
+    </w:lvl>
+    <w:lvl w:ilvl="5" w:tentative="1">
+      <w:start w:val="1"/>
+      <w:numFmt w:val="decimal"/>
+      <w:lvlText w:val="%6."/>
+      <w:lvlJc w:val="left"/>
+      <w:pPr>
+        <w:tabs>
+          <w:tab w:val="num" w:pos="4320"/>
+        </w:tabs>
+        <w:ind w:left="4320" w:hanging="360"/>
+      </w:pPr>
+    </w:lvl>
+    <w:lvl w:ilvl="6" w:tentative="1">
+      <w:start w:val="1"/>
+      <w:numFmt w:val="decimal"/>
+      <w:lvlText w:val="%7."/>
+      <w:lvlJc w:val="left"/>
+      <w:pPr>
+        <w:tabs>
+          <w:tab w:val="num" w:pos="5040"/>
+        </w:tabs>
+        <w:ind w:left="5040" w:hanging="360"/>
+      </w:pPr>
+    </w:lvl>
+    <w:lvl w:ilvl="7" w:tentative="1">
+      <w:start w:val="1"/>
+      <w:numFmt w:val="decimal"/>
+      <w:lvlText w:val="%8."/>
+      <w:lvlJc w:val="left"/>
+      <w:pPr>
+        <w:tabs>
+          <w:tab w:val="num" w:pos="5760"/>
+        </w:tabs>
+        <w:ind w:left="5760" w:hanging="360"/>
+      </w:pPr>
+    </w:lvl>
+    <w:lvl w:ilvl="8" w:tentative="1">
+      <w:start w:val="1"/>
+      <w:numFmt w:val="decimal"/>
+      <w:lvlText w:val="%9."/>
+      <w:lvlJc w:val="left"/>
+      <w:pPr>
+        <w:tabs>
+          <w:tab w:val="num" w:pos="6480"/>
+        </w:tabs>
+        <w:ind w:left="6480" w:hanging="360"/>
+      </w:pPr>
+    </w:lvl>
+  </w:abstractNum>
+  <w:abstractNum w:abstractNumId="16" w15:restartNumberingAfterBreak="0">
+    <w:nsid w:val="2B452268"/>
+    <w:multiLevelType w:val="multilevel"/>
+    <w:tmpl w:val="3CD641FA"/>
+    <w:lvl w:ilvl="0">
+      <w:start w:val="2"/>
+      <w:numFmt w:val="decimal"/>
+      <w:lvlText w:val="%1."/>
+      <w:lvlJc w:val="left"/>
+      <w:pPr>
+        <w:tabs>
+          <w:tab w:val="num" w:pos="720"/>
+        </w:tabs>
+        <w:ind w:left="720" w:hanging="360"/>
+      </w:pPr>
+    </w:lvl>
+    <w:lvl w:ilvl="1" w:tentative="1">
+      <w:start w:val="1"/>
+      <w:numFmt w:val="decimal"/>
+      <w:lvlText w:val="%2."/>
+      <w:lvlJc w:val="left"/>
+      <w:pPr>
+        <w:tabs>
+          <w:tab w:val="num" w:pos="1440"/>
+        </w:tabs>
+        <w:ind w:left="1440" w:hanging="360"/>
+      </w:pPr>
+    </w:lvl>
+    <w:lvl w:ilvl="2" w:tentative="1">
+      <w:start w:val="1"/>
+      <w:numFmt w:val="decimal"/>
+      <w:lvlText w:val="%3."/>
+      <w:lvlJc w:val="left"/>
+      <w:pPr>
+        <w:tabs>
+          <w:tab w:val="num" w:pos="2160"/>
+        </w:tabs>
+        <w:ind w:left="2160" w:hanging="360"/>
+      </w:pPr>
+    </w:lvl>
+    <w:lvl w:ilvl="3" w:tentative="1">
+      <w:start w:val="1"/>
+      <w:numFmt w:val="decimal"/>
+      <w:lvlText w:val="%4."/>
+      <w:lvlJc w:val="left"/>
+      <w:pPr>
+        <w:tabs>
+          <w:tab w:val="num" w:pos="2880"/>
+        </w:tabs>
+        <w:ind w:left="2880" w:hanging="360"/>
+      </w:pPr>
+    </w:lvl>
+    <w:lvl w:ilvl="4" w:tentative="1">
+      <w:start w:val="1"/>
+      <w:numFmt w:val="decimal"/>
+      <w:lvlText w:val="%5."/>
+      <w:lvlJc w:val="left"/>
+      <w:pPr>
+        <w:tabs>
+          <w:tab w:val="num" w:pos="3600"/>
+        </w:tabs>
+        <w:ind w:left="3600" w:hanging="360"/>
+      </w:pPr>
+    </w:lvl>
+    <w:lvl w:ilvl="5" w:tentative="1">
+      <w:start w:val="1"/>
+      <w:numFmt w:val="decimal"/>
+      <w:lvlText w:val="%6."/>
+      <w:lvlJc w:val="left"/>
+      <w:pPr>
+        <w:tabs>
+          <w:tab w:val="num" w:pos="4320"/>
+        </w:tabs>
+        <w:ind w:left="4320" w:hanging="360"/>
+      </w:pPr>
+    </w:lvl>
+    <w:lvl w:ilvl="6" w:tentative="1">
+      <w:start w:val="1"/>
+      <w:numFmt w:val="decimal"/>
+      <w:lvlText w:val="%7."/>
+      <w:lvlJc w:val="left"/>
+      <w:pPr>
+        <w:tabs>
+          <w:tab w:val="num" w:pos="5040"/>
+        </w:tabs>
+        <w:ind w:left="5040" w:hanging="360"/>
+      </w:pPr>
+    </w:lvl>
+    <w:lvl w:ilvl="7" w:tentative="1">
+      <w:start w:val="1"/>
+      <w:numFmt w:val="decimal"/>
+      <w:lvlText w:val="%8."/>
+      <w:lvlJc w:val="left"/>
+      <w:pPr>
+        <w:tabs>
+          <w:tab w:val="num" w:pos="5760"/>
+        </w:tabs>
+        <w:ind w:left="5760" w:hanging="360"/>
+      </w:pPr>
+    </w:lvl>
+    <w:lvl w:ilvl="8" w:tentative="1">
+      <w:start w:val="1"/>
+      <w:numFmt w:val="decimal"/>
+      <w:lvlText w:val="%9."/>
+      <w:lvlJc w:val="left"/>
+      <w:pPr>
+        <w:tabs>
+          <w:tab w:val="num" w:pos="6480"/>
+        </w:tabs>
+        <w:ind w:left="6480" w:hanging="360"/>
+      </w:pPr>
+    </w:lvl>
+  </w:abstractNum>
+  <w:abstractNum w:abstractNumId="17" w15:restartNumberingAfterBreak="0">
+    <w:nsid w:val="2F1C0B01"/>
+    <w:multiLevelType w:val="multilevel"/>
+    <w:tmpl w:val="BD9477EC"/>
+    <w:lvl w:ilvl="0">
+      <w:start w:val="1"/>
+      <w:numFmt w:val="decimal"/>
+      <w:lvlText w:val="%1."/>
+      <w:lvlJc w:val="left"/>
+      <w:pPr>
+        <w:tabs>
+          <w:tab w:val="num" w:pos="720"/>
+        </w:tabs>
+        <w:ind w:left="720" w:hanging="360"/>
+      </w:pPr>
+    </w:lvl>
+    <w:lvl w:ilvl="1" w:tentative="1">
+      <w:start w:val="1"/>
+      <w:numFmt w:val="decimal"/>
+      <w:lvlText w:val="%2."/>
+      <w:lvlJc w:val="left"/>
+      <w:pPr>
+        <w:tabs>
+          <w:tab w:val="num" w:pos="1440"/>
+        </w:tabs>
+        <w:ind w:left="1440" w:hanging="360"/>
+      </w:pPr>
+    </w:lvl>
+    <w:lvl w:ilvl="2" w:tentative="1">
+      <w:start w:val="1"/>
+      <w:numFmt w:val="decimal"/>
+      <w:lvlText w:val="%3."/>
+      <w:lvlJc w:val="left"/>
+      <w:pPr>
+        <w:tabs>
+          <w:tab w:val="num" w:pos="2160"/>
+        </w:tabs>
+        <w:ind w:left="2160" w:hanging="360"/>
+      </w:pPr>
+    </w:lvl>
+    <w:lvl w:ilvl="3" w:tentative="1">
+      <w:start w:val="1"/>
+      <w:numFmt w:val="decimal"/>
+      <w:lvlText w:val="%4."/>
+      <w:lvlJc w:val="left"/>
+      <w:pPr>
+        <w:tabs>
+          <w:tab w:val="num" w:pos="2880"/>
+        </w:tabs>
+        <w:ind w:left="2880" w:hanging="360"/>
+      </w:pPr>
+    </w:lvl>
+    <w:lvl w:ilvl="4" w:tentative="1">
+      <w:start w:val="1"/>
+      <w:numFmt w:val="decimal"/>
+      <w:lvlText w:val="%5."/>
+      <w:lvlJc w:val="left"/>
+      <w:pPr>
+        <w:tabs>
+          <w:tab w:val="num" w:pos="3600"/>
+        </w:tabs>
+        <w:ind w:left="3600" w:hanging="360"/>
+      </w:pPr>
+    </w:lvl>
+    <w:lvl w:ilvl="5" w:tentative="1">
+      <w:start w:val="1"/>
+      <w:numFmt w:val="decimal"/>
+      <w:lvlText w:val="%6."/>
+      <w:lvlJc w:val="left"/>
+      <w:pPr>
+        <w:tabs>
+          <w:tab w:val="num" w:pos="4320"/>
+        </w:tabs>
+        <w:ind w:left="4320" w:hanging="360"/>
+      </w:pPr>
+    </w:lvl>
+    <w:lvl w:ilvl="6" w:tentative="1">
+      <w:start w:val="1"/>
+      <w:numFmt w:val="decimal"/>
+      <w:lvlText w:val="%7."/>
+      <w:lvlJc w:val="left"/>
+      <w:pPr>
+        <w:tabs>
+          <w:tab w:val="num" w:pos="5040"/>
+        </w:tabs>
+        <w:ind w:left="5040" w:hanging="360"/>
+      </w:pPr>
+    </w:lvl>
+    <w:lvl w:ilvl="7" w:tentative="1">
+      <w:start w:val="1"/>
+      <w:numFmt w:val="decimal"/>
+      <w:lvlText w:val="%8."/>
+      <w:lvlJc w:val="left"/>
+      <w:pPr>
+        <w:tabs>
+          <w:tab w:val="num" w:pos="5760"/>
+        </w:tabs>
+        <w:ind w:left="5760" w:hanging="360"/>
+      </w:pPr>
+    </w:lvl>
+    <w:lvl w:ilvl="8" w:tentative="1">
+      <w:start w:val="1"/>
+      <w:numFmt w:val="decimal"/>
+      <w:lvlText w:val="%9."/>
+      <w:lvlJc w:val="left"/>
+      <w:pPr>
+        <w:tabs>
+          <w:tab w:val="num" w:pos="6480"/>
+        </w:tabs>
+        <w:ind w:left="6480" w:hanging="360"/>
+      </w:pPr>
+    </w:lvl>
+  </w:abstractNum>
+  <w:abstractNum w:abstractNumId="18" w15:restartNumberingAfterBreak="0">
     <w:nsid w:val="2F3F2DC7"/>
     <w:multiLevelType w:val="multilevel"/>
     <w:tmpl w:val="F45C0B0C"/>
@@ -3344,7 +6117,7 @@
       </w:rPr>
     </w:lvl>
   </w:abstractNum>
-  <w:abstractNum w:abstractNumId="8" w15:restartNumberingAfterBreak="0">
+  <w:abstractNum w:abstractNumId="19" w15:restartNumberingAfterBreak="0">
     <w:nsid w:val="2FEF22FC"/>
     <w:multiLevelType w:val="multilevel"/>
     <w:tmpl w:val="CDA4B092"/>
@@ -3493,7 +6266,156 @@
       </w:rPr>
     </w:lvl>
   </w:abstractNum>
-  <w:abstractNum w:abstractNumId="9" w15:restartNumberingAfterBreak="0">
+  <w:abstractNum w:abstractNumId="20" w15:restartNumberingAfterBreak="0">
+    <w:nsid w:val="325F3008"/>
+    <w:multiLevelType w:val="multilevel"/>
+    <w:tmpl w:val="9A02C5FE"/>
+    <w:lvl w:ilvl="0">
+      <w:start w:val="1"/>
+      <w:numFmt w:val="bullet"/>
+      <w:lvlText w:val=""/>
+      <w:lvlJc w:val="left"/>
+      <w:pPr>
+        <w:tabs>
+          <w:tab w:val="num" w:pos="720"/>
+        </w:tabs>
+        <w:ind w:left="720" w:hanging="360"/>
+      </w:pPr>
+      <w:rPr>
+        <w:rFonts w:ascii="Symbol" w:hAnsi="Symbol" w:hint="default"/>
+        <w:sz w:val="20"/>
+      </w:rPr>
+    </w:lvl>
+    <w:lvl w:ilvl="1">
+      <w:start w:val="1"/>
+      <w:numFmt w:val="bullet"/>
+      <w:lvlText w:val="o"/>
+      <w:lvlJc w:val="left"/>
+      <w:pPr>
+        <w:tabs>
+          <w:tab w:val="num" w:pos="1440"/>
+        </w:tabs>
+        <w:ind w:left="1440" w:hanging="360"/>
+      </w:pPr>
+      <w:rPr>
+        <w:rFonts w:ascii="Courier New" w:hAnsi="Courier New" w:hint="default"/>
+        <w:sz w:val="20"/>
+      </w:rPr>
+    </w:lvl>
+    <w:lvl w:ilvl="2" w:tentative="1">
+      <w:start w:val="1"/>
+      <w:numFmt w:val="bullet"/>
+      <w:lvlText w:val=""/>
+      <w:lvlJc w:val="left"/>
+      <w:pPr>
+        <w:tabs>
+          <w:tab w:val="num" w:pos="2160"/>
+        </w:tabs>
+        <w:ind w:left="2160" w:hanging="360"/>
+      </w:pPr>
+      <w:rPr>
+        <w:rFonts w:ascii="Wingdings" w:hAnsi="Wingdings" w:hint="default"/>
+        <w:sz w:val="20"/>
+      </w:rPr>
+    </w:lvl>
+    <w:lvl w:ilvl="3" w:tentative="1">
+      <w:start w:val="1"/>
+      <w:numFmt w:val="bullet"/>
+      <w:lvlText w:val=""/>
+      <w:lvlJc w:val="left"/>
+      <w:pPr>
+        <w:tabs>
+          <w:tab w:val="num" w:pos="2880"/>
+        </w:tabs>
+        <w:ind w:left="2880" w:hanging="360"/>
+      </w:pPr>
+      <w:rPr>
+        <w:rFonts w:ascii="Wingdings" w:hAnsi="Wingdings" w:hint="default"/>
+        <w:sz w:val="20"/>
+      </w:rPr>
+    </w:lvl>
+    <w:lvl w:ilvl="4" w:tentative="1">
+      <w:start w:val="1"/>
+      <w:numFmt w:val="bullet"/>
+      <w:lvlText w:val=""/>
+      <w:lvlJc w:val="left"/>
+      <w:pPr>
+        <w:tabs>
+          <w:tab w:val="num" w:pos="3600"/>
+        </w:tabs>
+        <w:ind w:left="3600" w:hanging="360"/>
+      </w:pPr>
+      <w:rPr>
+        <w:rFonts w:ascii="Wingdings" w:hAnsi="Wingdings" w:hint="default"/>
+        <w:sz w:val="20"/>
+      </w:rPr>
+    </w:lvl>
+    <w:lvl w:ilvl="5" w:tentative="1">
+      <w:start w:val="1"/>
+      <w:numFmt w:val="bullet"/>
+      <w:lvlText w:val=""/>
+      <w:lvlJc w:val="left"/>
+      <w:pPr>
+        <w:tabs>
+          <w:tab w:val="num" w:pos="4320"/>
+        </w:tabs>
+        <w:ind w:left="4320" w:hanging="360"/>
+      </w:pPr>
+      <w:rPr>
+        <w:rFonts w:ascii="Wingdings" w:hAnsi="Wingdings" w:hint="default"/>
+        <w:sz w:val="20"/>
+      </w:rPr>
+    </w:lvl>
+    <w:lvl w:ilvl="6" w:tentative="1">
+      <w:start w:val="1"/>
+      <w:numFmt w:val="bullet"/>
+      <w:lvlText w:val=""/>
+      <w:lvlJc w:val="left"/>
+      <w:pPr>
+        <w:tabs>
+          <w:tab w:val="num" w:pos="5040"/>
+        </w:tabs>
+        <w:ind w:left="5040" w:hanging="360"/>
+      </w:pPr>
+      <w:rPr>
+        <w:rFonts w:ascii="Wingdings" w:hAnsi="Wingdings" w:hint="default"/>
+        <w:sz w:val="20"/>
+      </w:rPr>
+    </w:lvl>
+    <w:lvl w:ilvl="7" w:tentative="1">
+      <w:start w:val="1"/>
+      <w:numFmt w:val="bullet"/>
+      <w:lvlText w:val=""/>
+      <w:lvlJc w:val="left"/>
+      <w:pPr>
+        <w:tabs>
+          <w:tab w:val="num" w:pos="5760"/>
+        </w:tabs>
+        <w:ind w:left="5760" w:hanging="360"/>
+      </w:pPr>
+      <w:rPr>
+        <w:rFonts w:ascii="Wingdings" w:hAnsi="Wingdings" w:hint="default"/>
+        <w:sz w:val="20"/>
+      </w:rPr>
+    </w:lvl>
+    <w:lvl w:ilvl="8" w:tentative="1">
+      <w:start w:val="1"/>
+      <w:numFmt w:val="bullet"/>
+      <w:lvlText w:val=""/>
+      <w:lvlJc w:val="left"/>
+      <w:pPr>
+        <w:tabs>
+          <w:tab w:val="num" w:pos="6480"/>
+        </w:tabs>
+        <w:ind w:left="6480" w:hanging="360"/>
+      </w:pPr>
+      <w:rPr>
+        <w:rFonts w:ascii="Wingdings" w:hAnsi="Wingdings" w:hint="default"/>
+        <w:sz w:val="20"/>
+      </w:rPr>
+    </w:lvl>
+  </w:abstractNum>
+  <w:abstractNum w:abstractNumId="21" w15:restartNumberingAfterBreak="0">
     <w:nsid w:val="33C960BC"/>
     <w:multiLevelType w:val="multilevel"/>
     <w:tmpl w:val="8E78285E"/>
@@ -3606,7 +6528,120 @@
       </w:pPr>
     </w:lvl>
   </w:abstractNum>
-  <w:abstractNum w:abstractNumId="10" w15:restartNumberingAfterBreak="0">
+  <w:abstractNum w:abstractNumId="22" w15:restartNumberingAfterBreak="0">
+    <w:nsid w:val="34E27F95"/>
+    <w:multiLevelType w:val="multilevel"/>
+    <w:tmpl w:val="9D72950C"/>
+    <w:lvl w:ilvl="0">
+      <w:start w:val="8"/>
+      <w:numFmt w:val="decimal"/>
+      <w:lvlText w:val="%1."/>
+      <w:lvlJc w:val="left"/>
+      <w:pPr>
+        <w:tabs>
+          <w:tab w:val="num" w:pos="720"/>
+        </w:tabs>
+        <w:ind w:left="720" w:hanging="360"/>
+      </w:pPr>
+    </w:lvl>
+    <w:lvl w:ilvl="1" w:tentative="1">
+      <w:start w:val="1"/>
+      <w:numFmt w:val="decimal"/>
+      <w:lvlText w:val="%2."/>
+      <w:lvlJc w:val="left"/>
+      <w:pPr>
+        <w:tabs>
+          <w:tab w:val="num" w:pos="1440"/>
+        </w:tabs>
+        <w:ind w:left="1440" w:hanging="360"/>
+      </w:pPr>
+    </w:lvl>
+    <w:lvl w:ilvl="2" w:tentative="1">
+      <w:start w:val="1"/>
+      <w:numFmt w:val="decimal"/>
+      <w:lvlText w:val="%3."/>
+      <w:lvlJc w:val="left"/>
+      <w:pPr>
+        <w:tabs>
+          <w:tab w:val="num" w:pos="2160"/>
+        </w:tabs>
+        <w:ind w:left="2160" w:hanging="360"/>
+      </w:pPr>
+    </w:lvl>
+    <w:lvl w:ilvl="3" w:tentative="1">
+      <w:start w:val="1"/>
+      <w:numFmt w:val="decimal"/>
+      <w:lvlText w:val="%4."/>
+      <w:lvlJc w:val="left"/>
+      <w:pPr>
+        <w:tabs>
+          <w:tab w:val="num" w:pos="2880"/>
+        </w:tabs>
+        <w:ind w:left="2880" w:hanging="360"/>
+      </w:pPr>
+    </w:lvl>
+    <w:lvl w:ilvl="4" w:tentative="1">
+      <w:start w:val="1"/>
+      <w:numFmt w:val="decimal"/>
+      <w:lvlText w:val="%5."/>
+      <w:lvlJc w:val="left"/>
+      <w:pPr>
+        <w:tabs>
+          <w:tab w:val="num" w:pos="3600"/>
+        </w:tabs>
+        <w:ind w:left="3600" w:hanging="360"/>
+      </w:pPr>
+    </w:lvl>
+    <w:lvl w:ilvl="5" w:tentative="1">
+      <w:start w:val="1"/>
+      <w:numFmt w:val="decimal"/>
+      <w:lvlText w:val="%6."/>
+      <w:lvlJc w:val="left"/>
+      <w:pPr>
+        <w:tabs>
+          <w:tab w:val="num" w:pos="4320"/>
+        </w:tabs>
+        <w:ind w:left="4320" w:hanging="360"/>
+      </w:pPr>
+    </w:lvl>
+    <w:lvl w:ilvl="6" w:tentative="1">
+      <w:start w:val="1"/>
+      <w:numFmt w:val="decimal"/>
+      <w:lvlText w:val="%7."/>
+      <w:lvlJc w:val="left"/>
+      <w:pPr>
+        <w:tabs>
+          <w:tab w:val="num" w:pos="5040"/>
+        </w:tabs>
+        <w:ind w:left="5040" w:hanging="360"/>
+      </w:pPr>
+    </w:lvl>
+    <w:lvl w:ilvl="7" w:tentative="1">
+      <w:start w:val="1"/>
+      <w:numFmt w:val="decimal"/>
+      <w:lvlText w:val="%8."/>
+      <w:lvlJc w:val="left"/>
+      <w:pPr>
+        <w:tabs>
+          <w:tab w:val="num" w:pos="5760"/>
+        </w:tabs>
+        <w:ind w:left="5760" w:hanging="360"/>
+      </w:pPr>
+    </w:lvl>
+    <w:lvl w:ilvl="8" w:tentative="1">
+      <w:start w:val="1"/>
+      <w:numFmt w:val="decimal"/>
+      <w:lvlText w:val="%9."/>
+      <w:lvlJc w:val="left"/>
+      <w:pPr>
+        <w:tabs>
+          <w:tab w:val="num" w:pos="6480"/>
+        </w:tabs>
+        <w:ind w:left="6480" w:hanging="360"/>
+      </w:pPr>
+    </w:lvl>
+  </w:abstractNum>
+  <w:abstractNum w:abstractNumId="23" w15:restartNumberingAfterBreak="0">
     <w:nsid w:val="42767CCA"/>
     <w:multiLevelType w:val="multilevel"/>
     <w:tmpl w:val="35520556"/>
@@ -3755,7 +6790,156 @@
       </w:rPr>
     </w:lvl>
   </w:abstractNum>
-  <w:abstractNum w:abstractNumId="11" w15:restartNumberingAfterBreak="0">
+  <w:abstractNum w:abstractNumId="24" w15:restartNumberingAfterBreak="0">
+    <w:nsid w:val="42CB1637"/>
+    <w:multiLevelType w:val="multilevel"/>
+    <w:tmpl w:val="00AE52AC"/>
+    <w:lvl w:ilvl="0">
+      <w:start w:val="1"/>
+      <w:numFmt w:val="bullet"/>
+      <w:lvlText w:val=""/>
+      <w:lvlJc w:val="left"/>
+      <w:pPr>
+        <w:tabs>
+          <w:tab w:val="num" w:pos="720"/>
+        </w:tabs>
+        <w:ind w:left="720" w:hanging="360"/>
+      </w:pPr>
+      <w:rPr>
+        <w:rFonts w:ascii="Symbol" w:hAnsi="Symbol" w:hint="default"/>
+        <w:sz w:val="20"/>
+      </w:rPr>
+    </w:lvl>
+    <w:lvl w:ilvl="1">
+      <w:start w:val="1"/>
+      <w:numFmt w:val="bullet"/>
+      <w:lvlText w:val="o"/>
+      <w:lvlJc w:val="left"/>
+      <w:pPr>
+        <w:tabs>
+          <w:tab w:val="num" w:pos="1440"/>
+        </w:tabs>
+        <w:ind w:left="1440" w:hanging="360"/>
+      </w:pPr>
+      <w:rPr>
+        <w:rFonts w:ascii="Courier New" w:hAnsi="Courier New" w:hint="default"/>
+        <w:sz w:val="20"/>
+      </w:rPr>
+    </w:lvl>
+    <w:lvl w:ilvl="2" w:tentative="1">
+      <w:start w:val="1"/>
+      <w:numFmt w:val="bullet"/>
+      <w:lvlText w:val=""/>
+      <w:lvlJc w:val="left"/>
+      <w:pPr>
+        <w:tabs>
+          <w:tab w:val="num" w:pos="2160"/>
+        </w:tabs>
+        <w:ind w:left="2160" w:hanging="360"/>
+      </w:pPr>
+      <w:rPr>
+        <w:rFonts w:ascii="Wingdings" w:hAnsi="Wingdings" w:hint="default"/>
+        <w:sz w:val="20"/>
+      </w:rPr>
+    </w:lvl>
+    <w:lvl w:ilvl="3" w:tentative="1">
+      <w:start w:val="1"/>
+      <w:numFmt w:val="bullet"/>
+      <w:lvlText w:val=""/>
+      <w:lvlJc w:val="left"/>
+      <w:pPr>
+        <w:tabs>
+          <w:tab w:val="num" w:pos="2880"/>
+        </w:tabs>
+        <w:ind w:left="2880" w:hanging="360"/>
+      </w:pPr>
+      <w:rPr>
+        <w:rFonts w:ascii="Wingdings" w:hAnsi="Wingdings" w:hint="default"/>
+        <w:sz w:val="20"/>
+      </w:rPr>
+    </w:lvl>
+    <w:lvl w:ilvl="4" w:tentative="1">
+      <w:start w:val="1"/>
+      <w:numFmt w:val="bullet"/>
+      <w:lvlText w:val=""/>
+      <w:lvlJc w:val="left"/>
+      <w:pPr>
+        <w:tabs>
+          <w:tab w:val="num" w:pos="3600"/>
+        </w:tabs>
+        <w:ind w:left="3600" w:hanging="360"/>
+      </w:pPr>
+      <w:rPr>
+        <w:rFonts w:ascii="Wingdings" w:hAnsi="Wingdings" w:hint="default"/>
+        <w:sz w:val="20"/>
+      </w:rPr>
+    </w:lvl>
+    <w:lvl w:ilvl="5" w:tentative="1">
+      <w:start w:val="1"/>
+      <w:numFmt w:val="bullet"/>
+      <w:lvlText w:val=""/>
+      <w:lvlJc w:val="left"/>
+      <w:pPr>
+        <w:tabs>
+          <w:tab w:val="num" w:pos="4320"/>
+        </w:tabs>
+        <w:ind w:left="4320" w:hanging="360"/>
+      </w:pPr>
+      <w:rPr>
+        <w:rFonts w:ascii="Wingdings" w:hAnsi="Wingdings" w:hint="default"/>
+        <w:sz w:val="20"/>
+      </w:rPr>
+    </w:lvl>
+    <w:lvl w:ilvl="6" w:tentative="1">
+      <w:start w:val="1"/>
+      <w:numFmt w:val="bullet"/>
+      <w:lvlText w:val=""/>
+      <w:lvlJc w:val="left"/>
+      <w:pPr>
+        <w:tabs>
+          <w:tab w:val="num" w:pos="5040"/>
+        </w:tabs>
+        <w:ind w:left="5040" w:hanging="360"/>
+      </w:pPr>
+      <w:rPr>
+        <w:rFonts w:ascii="Wingdings" w:hAnsi="Wingdings" w:hint="default"/>
+        <w:sz w:val="20"/>
+      </w:rPr>
+    </w:lvl>
+    <w:lvl w:ilvl="7" w:tentative="1">
+      <w:start w:val="1"/>
+      <w:numFmt w:val="bullet"/>
+      <w:lvlText w:val=""/>
+      <w:lvlJc w:val="left"/>
+      <w:pPr>
+        <w:tabs>
+          <w:tab w:val="num" w:pos="5760"/>
+        </w:tabs>
+        <w:ind w:left="5760" w:hanging="360"/>
+      </w:pPr>
+      <w:rPr>
+        <w:rFonts w:ascii="Wingdings" w:hAnsi="Wingdings" w:hint="default"/>
+        <w:sz w:val="20"/>
+      </w:rPr>
+    </w:lvl>
+    <w:lvl w:ilvl="8" w:tentative="1">
+      <w:start w:val="1"/>
+      <w:numFmt w:val="bullet"/>
+      <w:lvlText w:val=""/>
+      <w:lvlJc w:val="left"/>
+      <w:pPr>
+        <w:tabs>
+          <w:tab w:val="num" w:pos="6480"/>
+        </w:tabs>
+        <w:ind w:left="6480" w:hanging="360"/>
+      </w:pPr>
+      <w:rPr>
+        <w:rFonts w:ascii="Wingdings" w:hAnsi="Wingdings" w:hint="default"/>
+        <w:sz w:val="20"/>
+      </w:rPr>
+    </w:lvl>
+  </w:abstractNum>
+  <w:abstractNum w:abstractNumId="25" w15:restartNumberingAfterBreak="0">
     <w:nsid w:val="4A2B255B"/>
     <w:multiLevelType w:val="multilevel"/>
     <w:tmpl w:val="799E2822"/>
@@ -3904,7 +7088,269 @@
       </w:rPr>
     </w:lvl>
   </w:abstractNum>
-  <w:abstractNum w:abstractNumId="12" w15:restartNumberingAfterBreak="0">
+  <w:abstractNum w:abstractNumId="26" w15:restartNumberingAfterBreak="0">
+    <w:nsid w:val="504B1A7B"/>
+    <w:multiLevelType w:val="multilevel"/>
+    <w:tmpl w:val="1ABE60FC"/>
+    <w:lvl w:ilvl="0">
+      <w:start w:val="11"/>
+      <w:numFmt w:val="decimal"/>
+      <w:lvlText w:val="%1."/>
+      <w:lvlJc w:val="left"/>
+      <w:pPr>
+        <w:tabs>
+          <w:tab w:val="num" w:pos="720"/>
+        </w:tabs>
+        <w:ind w:left="720" w:hanging="360"/>
+      </w:pPr>
+    </w:lvl>
+    <w:lvl w:ilvl="1" w:tentative="1">
+      <w:start w:val="1"/>
+      <w:numFmt w:val="decimal"/>
+      <w:lvlText w:val="%2."/>
+      <w:lvlJc w:val="left"/>
+      <w:pPr>
+        <w:tabs>
+          <w:tab w:val="num" w:pos="1440"/>
+        </w:tabs>
+        <w:ind w:left="1440" w:hanging="360"/>
+      </w:pPr>
+    </w:lvl>
+    <w:lvl w:ilvl="2" w:tentative="1">
+      <w:start w:val="1"/>
+      <w:numFmt w:val="decimal"/>
+      <w:lvlText w:val="%3."/>
+      <w:lvlJc w:val="left"/>
+      <w:pPr>
+        <w:tabs>
+          <w:tab w:val="num" w:pos="2160"/>
+        </w:tabs>
+        <w:ind w:left="2160" w:hanging="360"/>
+      </w:pPr>
+    </w:lvl>
+    <w:lvl w:ilvl="3" w:tentative="1">
+      <w:start w:val="1"/>
+      <w:numFmt w:val="decimal"/>
+      <w:lvlText w:val="%4."/>
+      <w:lvlJc w:val="left"/>
+      <w:pPr>
+        <w:tabs>
+          <w:tab w:val="num" w:pos="2880"/>
+        </w:tabs>
+        <w:ind w:left="2880" w:hanging="360"/>
+      </w:pPr>
+    </w:lvl>
+    <w:lvl w:ilvl="4" w:tentative="1">
+      <w:start w:val="1"/>
+      <w:numFmt w:val="decimal"/>
+      <w:lvlText w:val="%5."/>
+      <w:lvlJc w:val="left"/>
+      <w:pPr>
+        <w:tabs>
+          <w:tab w:val="num" w:pos="3600"/>
+        </w:tabs>
+        <w:ind w:left="3600" w:hanging="360"/>
+      </w:pPr>
+    </w:lvl>
+    <w:lvl w:ilvl="5" w:tentative="1">
+      <w:start w:val="1"/>
+      <w:numFmt w:val="decimal"/>
+      <w:lvlText w:val="%6."/>
+      <w:lvlJc w:val="left"/>
+      <w:pPr>
+        <w:tabs>
+          <w:tab w:val="num" w:pos="4320"/>
+        </w:tabs>
+        <w:ind w:left="4320" w:hanging="360"/>
+      </w:pPr>
+    </w:lvl>
+    <w:lvl w:ilvl="6" w:tentative="1">
+      <w:start w:val="1"/>
+      <w:numFmt w:val="decimal"/>
+      <w:lvlText w:val="%7."/>
+      <w:lvlJc w:val="left"/>
+      <w:pPr>
+        <w:tabs>
+          <w:tab w:val="num" w:pos="5040"/>
+        </w:tabs>
+        <w:ind w:left="5040" w:hanging="360"/>
+      </w:pPr>
+    </w:lvl>
+    <w:lvl w:ilvl="7" w:tentative="1">
+      <w:start w:val="1"/>
+      <w:numFmt w:val="decimal"/>
+      <w:lvlText w:val="%8."/>
+      <w:lvlJc w:val="left"/>
+      <w:pPr>
+        <w:tabs>
+          <w:tab w:val="num" w:pos="5760"/>
+        </w:tabs>
+        <w:ind w:left="5760" w:hanging="360"/>
+      </w:pPr>
+    </w:lvl>
+    <w:lvl w:ilvl="8" w:tentative="1">
+      <w:start w:val="1"/>
+      <w:numFmt w:val="decimal"/>
+      <w:lvlText w:val="%9."/>
+      <w:lvlJc w:val="left"/>
+      <w:pPr>
+        <w:tabs>
+          <w:tab w:val="num" w:pos="6480"/>
+        </w:tabs>
+        <w:ind w:left="6480" w:hanging="360"/>
+      </w:pPr>
+    </w:lvl>
+  </w:abstractNum>
+  <w:abstractNum w:abstractNumId="27" w15:restartNumberingAfterBreak="0">
+    <w:nsid w:val="52FA7F47"/>
+    <w:multiLevelType w:val="multilevel"/>
+    <w:tmpl w:val="28ACCB20"/>
+    <w:lvl w:ilvl="0">
+      <w:start w:val="1"/>
+      <w:numFmt w:val="bullet"/>
+      <w:lvlText w:val=""/>
+      <w:lvlJc w:val="left"/>
+      <w:pPr>
+        <w:tabs>
+          <w:tab w:val="num" w:pos="720"/>
+        </w:tabs>
+        <w:ind w:left="720" w:hanging="360"/>
+      </w:pPr>
+      <w:rPr>
+        <w:rFonts w:ascii="Symbol" w:hAnsi="Symbol" w:hint="default"/>
+        <w:sz w:val="20"/>
+      </w:rPr>
+    </w:lvl>
+    <w:lvl w:ilvl="1">
+      <w:start w:val="1"/>
+      <w:numFmt w:val="bullet"/>
+      <w:lvlText w:val="o"/>
+      <w:lvlJc w:val="left"/>
+      <w:pPr>
+        <w:tabs>
+          <w:tab w:val="num" w:pos="1440"/>
+        </w:tabs>
+        <w:ind w:left="1440" w:hanging="360"/>
+      </w:pPr>
+      <w:rPr>
+        <w:rFonts w:ascii="Courier New" w:hAnsi="Courier New" w:hint="default"/>
+        <w:sz w:val="20"/>
+      </w:rPr>
+    </w:lvl>
+    <w:lvl w:ilvl="2" w:tentative="1">
+      <w:start w:val="1"/>
+      <w:numFmt w:val="bullet"/>
+      <w:lvlText w:val=""/>
+      <w:lvlJc w:val="left"/>
+      <w:pPr>
+        <w:tabs>
+          <w:tab w:val="num" w:pos="2160"/>
+        </w:tabs>
+        <w:ind w:left="2160" w:hanging="360"/>
+      </w:pPr>
+      <w:rPr>
+        <w:rFonts w:ascii="Wingdings" w:hAnsi="Wingdings" w:hint="default"/>
+        <w:sz w:val="20"/>
+      </w:rPr>
+    </w:lvl>
+    <w:lvl w:ilvl="3" w:tentative="1">
+      <w:start w:val="1"/>
+      <w:numFmt w:val="bullet"/>
+      <w:lvlText w:val=""/>
+      <w:lvlJc w:val="left"/>
+      <w:pPr>
+        <w:tabs>
+          <w:tab w:val="num" w:pos="2880"/>
+        </w:tabs>
+        <w:ind w:left="2880" w:hanging="360"/>
+      </w:pPr>
+      <w:rPr>
+        <w:rFonts w:ascii="Wingdings" w:hAnsi="Wingdings" w:hint="default"/>
+        <w:sz w:val="20"/>
+      </w:rPr>
+    </w:lvl>
+    <w:lvl w:ilvl="4" w:tentative="1">
+      <w:start w:val="1"/>
+      <w:numFmt w:val="bullet"/>
+      <w:lvlText w:val=""/>
+      <w:lvlJc w:val="left"/>
+      <w:pPr>
+        <w:tabs>
+          <w:tab w:val="num" w:pos="3600"/>
+        </w:tabs>
+        <w:ind w:left="3600" w:hanging="360"/>
+      </w:pPr>
+      <w:rPr>
+        <w:rFonts w:ascii="Wingdings" w:hAnsi="Wingdings" w:hint="default"/>
+        <w:sz w:val="20"/>
+      </w:rPr>
+    </w:lvl>
+    <w:lvl w:ilvl="5" w:tentative="1">
+      <w:start w:val="1"/>
+      <w:numFmt w:val="bullet"/>
+      <w:lvlText w:val=""/>
+      <w:lvlJc w:val="left"/>
+      <w:pPr>
+        <w:tabs>
+          <w:tab w:val="num" w:pos="4320"/>
+        </w:tabs>
+        <w:ind w:left="4320" w:hanging="360"/>
+      </w:pPr>
+      <w:rPr>
+        <w:rFonts w:ascii="Wingdings" w:hAnsi="Wingdings" w:hint="default"/>
+        <w:sz w:val="20"/>
+      </w:rPr>
+    </w:lvl>
+    <w:lvl w:ilvl="6" w:tentative="1">
+      <w:start w:val="1"/>
+      <w:numFmt w:val="bullet"/>
+      <w:lvlText w:val=""/>
+      <w:lvlJc w:val="left"/>
+      <w:pPr>
+        <w:tabs>
+          <w:tab w:val="num" w:pos="5040"/>
+        </w:tabs>
+        <w:ind w:left="5040" w:hanging="360"/>
+      </w:pPr>
+      <w:rPr>
+        <w:rFonts w:ascii="Wingdings" w:hAnsi="Wingdings" w:hint="default"/>
+        <w:sz w:val="20"/>
+      </w:rPr>
+    </w:lvl>
+    <w:lvl w:ilvl="7" w:tentative="1">
+      <w:start w:val="1"/>
+      <w:numFmt w:val="bullet"/>
+      <w:lvlText w:val=""/>
+      <w:lvlJc w:val="left"/>
+      <w:pPr>
+        <w:tabs>
+          <w:tab w:val="num" w:pos="5760"/>
+        </w:tabs>
+        <w:ind w:left="5760" w:hanging="360"/>
+      </w:pPr>
+      <w:rPr>
+        <w:rFonts w:ascii="Wingdings" w:hAnsi="Wingdings" w:hint="default"/>
+        <w:sz w:val="20"/>
+      </w:rPr>
+    </w:lvl>
+    <w:lvl w:ilvl="8" w:tentative="1">
+      <w:start w:val="1"/>
+      <w:numFmt w:val="bullet"/>
+      <w:lvlText w:val=""/>
+      <w:lvlJc w:val="left"/>
+      <w:pPr>
+        <w:tabs>
+          <w:tab w:val="num" w:pos="6480"/>
+        </w:tabs>
+        <w:ind w:left="6480" w:hanging="360"/>
+      </w:pPr>
+      <w:rPr>
+        <w:rFonts w:ascii="Wingdings" w:hAnsi="Wingdings" w:hint="default"/>
+        <w:sz w:val="20"/>
+      </w:rPr>
+    </w:lvl>
+  </w:abstractNum>
+  <w:abstractNum w:abstractNumId="28" w15:restartNumberingAfterBreak="0">
     <w:nsid w:val="53581EE9"/>
     <w:multiLevelType w:val="multilevel"/>
     <w:tmpl w:val="0AF0E774"/>
@@ -4053,7 +7499,7 @@
       </w:rPr>
     </w:lvl>
   </w:abstractNum>
-  <w:abstractNum w:abstractNumId="13" w15:restartNumberingAfterBreak="0">
+  <w:abstractNum w:abstractNumId="29" w15:restartNumberingAfterBreak="0">
     <w:nsid w:val="554F0DD4"/>
     <w:multiLevelType w:val="multilevel"/>
     <w:tmpl w:val="798443E6"/>
@@ -4202,7 +7648,7 @@
       </w:rPr>
     </w:lvl>
   </w:abstractNum>
-  <w:abstractNum w:abstractNumId="14" w15:restartNumberingAfterBreak="0">
+  <w:abstractNum w:abstractNumId="30" w15:restartNumberingAfterBreak="0">
     <w:nsid w:val="57A9442E"/>
     <w:multiLevelType w:val="multilevel"/>
     <w:tmpl w:val="C7C8ED5A"/>
@@ -4351,7 +7797,7 @@
       </w:rPr>
     </w:lvl>
   </w:abstractNum>
-  <w:abstractNum w:abstractNumId="15" w15:restartNumberingAfterBreak="0">
+  <w:abstractNum w:abstractNumId="31" w15:restartNumberingAfterBreak="0">
     <w:nsid w:val="580327D3"/>
     <w:multiLevelType w:val="multilevel"/>
     <w:tmpl w:val="E6469E08"/>
@@ -4464,7 +7910,757 @@
       </w:pPr>
     </w:lvl>
   </w:abstractNum>
-  <w:abstractNum w:abstractNumId="16" w15:restartNumberingAfterBreak="0">
+  <w:abstractNum w:abstractNumId="32" w15:restartNumberingAfterBreak="0">
+    <w:nsid w:val="59670C11"/>
+    <w:multiLevelType w:val="multilevel"/>
+    <w:tmpl w:val="52E6D410"/>
+    <w:lvl w:ilvl="0">
+      <w:start w:val="5"/>
+      <w:numFmt w:val="decimal"/>
+      <w:lvlText w:val="%1."/>
+      <w:lvlJc w:val="left"/>
+      <w:pPr>
+        <w:tabs>
+          <w:tab w:val="num" w:pos="720"/>
+        </w:tabs>
+        <w:ind w:left="720" w:hanging="360"/>
+      </w:pPr>
+    </w:lvl>
+    <w:lvl w:ilvl="1" w:tentative="1">
+      <w:start w:val="1"/>
+      <w:numFmt w:val="decimal"/>
+      <w:lvlText w:val="%2."/>
+      <w:lvlJc w:val="left"/>
+      <w:pPr>
+        <w:tabs>
+          <w:tab w:val="num" w:pos="1440"/>
+        </w:tabs>
+        <w:ind w:left="1440" w:hanging="360"/>
+      </w:pPr>
+    </w:lvl>
+    <w:lvl w:ilvl="2" w:tentative="1">
+      <w:start w:val="1"/>
+      <w:numFmt w:val="decimal"/>
+      <w:lvlText w:val="%3."/>
+      <w:lvlJc w:val="left"/>
+      <w:pPr>
+        <w:tabs>
+          <w:tab w:val="num" w:pos="2160"/>
+        </w:tabs>
+        <w:ind w:left="2160" w:hanging="360"/>
+      </w:pPr>
+    </w:lvl>
+    <w:lvl w:ilvl="3" w:tentative="1">
+      <w:start w:val="1"/>
+      <w:numFmt w:val="decimal"/>
+      <w:lvlText w:val="%4."/>
+      <w:lvlJc w:val="left"/>
+      <w:pPr>
+        <w:tabs>
+          <w:tab w:val="num" w:pos="2880"/>
+        </w:tabs>
+        <w:ind w:left="2880" w:hanging="360"/>
+      </w:pPr>
+    </w:lvl>
+    <w:lvl w:ilvl="4" w:tentative="1">
+      <w:start w:val="1"/>
+      <w:numFmt w:val="decimal"/>
+      <w:lvlText w:val="%5."/>
+      <w:lvlJc w:val="left"/>
+      <w:pPr>
+        <w:tabs>
+          <w:tab w:val="num" w:pos="3600"/>
+        </w:tabs>
+        <w:ind w:left="3600" w:hanging="360"/>
+      </w:pPr>
+    </w:lvl>
+    <w:lvl w:ilvl="5" w:tentative="1">
+      <w:start w:val="1"/>
+      <w:numFmt w:val="decimal"/>
+      <w:lvlText w:val="%6."/>
+      <w:lvlJc w:val="left"/>
+      <w:pPr>
+        <w:tabs>
+          <w:tab w:val="num" w:pos="4320"/>
+        </w:tabs>
+        <w:ind w:left="4320" w:hanging="360"/>
+      </w:pPr>
+    </w:lvl>
+    <w:lvl w:ilvl="6" w:tentative="1">
+      <w:start w:val="1"/>
+      <w:numFmt w:val="decimal"/>
+      <w:lvlText w:val="%7."/>
+      <w:lvlJc w:val="left"/>
+      <w:pPr>
+        <w:tabs>
+          <w:tab w:val="num" w:pos="5040"/>
+        </w:tabs>
+        <w:ind w:left="5040" w:hanging="360"/>
+      </w:pPr>
+    </w:lvl>
+    <w:lvl w:ilvl="7" w:tentative="1">
+      <w:start w:val="1"/>
+      <w:numFmt w:val="decimal"/>
+      <w:lvlText w:val="%8."/>
+      <w:lvlJc w:val="left"/>
+      <w:pPr>
+        <w:tabs>
+          <w:tab w:val="num" w:pos="5760"/>
+        </w:tabs>
+        <w:ind w:left="5760" w:hanging="360"/>
+      </w:pPr>
+    </w:lvl>
+    <w:lvl w:ilvl="8" w:tentative="1">
+      <w:start w:val="1"/>
+      <w:numFmt w:val="decimal"/>
+      <w:lvlText w:val="%9."/>
+      <w:lvlJc w:val="left"/>
+      <w:pPr>
+        <w:tabs>
+          <w:tab w:val="num" w:pos="6480"/>
+        </w:tabs>
+        <w:ind w:left="6480" w:hanging="360"/>
+      </w:pPr>
+    </w:lvl>
+  </w:abstractNum>
+  <w:abstractNum w:abstractNumId="33" w15:restartNumberingAfterBreak="0">
+    <w:nsid w:val="59816EFB"/>
+    <w:multiLevelType w:val="multilevel"/>
+    <w:tmpl w:val="A3206AF6"/>
+    <w:lvl w:ilvl="0">
+      <w:start w:val="1"/>
+      <w:numFmt w:val="bullet"/>
+      <w:lvlText w:val=""/>
+      <w:lvlJc w:val="left"/>
+      <w:pPr>
+        <w:tabs>
+          <w:tab w:val="num" w:pos="720"/>
+        </w:tabs>
+        <w:ind w:left="720" w:hanging="360"/>
+      </w:pPr>
+      <w:rPr>
+        <w:rFonts w:ascii="Symbol" w:hAnsi="Symbol" w:hint="default"/>
+        <w:sz w:val="20"/>
+      </w:rPr>
+    </w:lvl>
+    <w:lvl w:ilvl="1" w:tentative="1">
+      <w:start w:val="1"/>
+      <w:numFmt w:val="bullet"/>
+      <w:lvlText w:val="o"/>
+      <w:lvlJc w:val="left"/>
+      <w:pPr>
+        <w:tabs>
+          <w:tab w:val="num" w:pos="1440"/>
+        </w:tabs>
+        <w:ind w:left="1440" w:hanging="360"/>
+      </w:pPr>
+      <w:rPr>
+        <w:rFonts w:ascii="Courier New" w:hAnsi="Courier New" w:hint="default"/>
+        <w:sz w:val="20"/>
+      </w:rPr>
+    </w:lvl>
+    <w:lvl w:ilvl="2" w:tentative="1">
+      <w:start w:val="1"/>
+      <w:numFmt w:val="bullet"/>
+      <w:lvlText w:val=""/>
+      <w:lvlJc w:val="left"/>
+      <w:pPr>
+        <w:tabs>
+          <w:tab w:val="num" w:pos="2160"/>
+        </w:tabs>
+        <w:ind w:left="2160" w:hanging="360"/>
+      </w:pPr>
+      <w:rPr>
+        <w:rFonts w:ascii="Wingdings" w:hAnsi="Wingdings" w:hint="default"/>
+        <w:sz w:val="20"/>
+      </w:rPr>
+    </w:lvl>
+    <w:lvl w:ilvl="3" w:tentative="1">
+      <w:start w:val="1"/>
+      <w:numFmt w:val="bullet"/>
+      <w:lvlText w:val=""/>
+      <w:lvlJc w:val="left"/>
+      <w:pPr>
+        <w:tabs>
+          <w:tab w:val="num" w:pos="2880"/>
+        </w:tabs>
+        <w:ind w:left="2880" w:hanging="360"/>
+      </w:pPr>
+      <w:rPr>
+        <w:rFonts w:ascii="Wingdings" w:hAnsi="Wingdings" w:hint="default"/>
+        <w:sz w:val="20"/>
+      </w:rPr>
+    </w:lvl>
+    <w:lvl w:ilvl="4" w:tentative="1">
+      <w:start w:val="1"/>
+      <w:numFmt w:val="bullet"/>
+      <w:lvlText w:val=""/>
+      <w:lvlJc w:val="left"/>
+      <w:pPr>
+        <w:tabs>
+          <w:tab w:val="num" w:pos="3600"/>
+        </w:tabs>
+        <w:ind w:left="3600" w:hanging="360"/>
+      </w:pPr>
+      <w:rPr>
+        <w:rFonts w:ascii="Wingdings" w:hAnsi="Wingdings" w:hint="default"/>
+        <w:sz w:val="20"/>
+      </w:rPr>
+    </w:lvl>
+    <w:lvl w:ilvl="5" w:tentative="1">
+      <w:start w:val="1"/>
+      <w:numFmt w:val="bullet"/>
+      <w:lvlText w:val=""/>
+      <w:lvlJc w:val="left"/>
+      <w:pPr>
+        <w:tabs>
+          <w:tab w:val="num" w:pos="4320"/>
+        </w:tabs>
+        <w:ind w:left="4320" w:hanging="360"/>
+      </w:pPr>
+      <w:rPr>
+        <w:rFonts w:ascii="Wingdings" w:hAnsi="Wingdings" w:hint="default"/>
+        <w:sz w:val="20"/>
+      </w:rPr>
+    </w:lvl>
+    <w:lvl w:ilvl="6" w:tentative="1">
+      <w:start w:val="1"/>
+      <w:numFmt w:val="bullet"/>
+      <w:lvlText w:val=""/>
+      <w:lvlJc w:val="left"/>
+      <w:pPr>
+        <w:tabs>
+          <w:tab w:val="num" w:pos="5040"/>
+        </w:tabs>
+        <w:ind w:left="5040" w:hanging="360"/>
+      </w:pPr>
+      <w:rPr>
+        <w:rFonts w:ascii="Wingdings" w:hAnsi="Wingdings" w:hint="default"/>
+        <w:sz w:val="20"/>
+      </w:rPr>
+    </w:lvl>
+    <w:lvl w:ilvl="7" w:tentative="1">
+      <w:start w:val="1"/>
+      <w:numFmt w:val="bullet"/>
+      <w:lvlText w:val=""/>
+      <w:lvlJc w:val="left"/>
+      <w:pPr>
+        <w:tabs>
+          <w:tab w:val="num" w:pos="5760"/>
+        </w:tabs>
+        <w:ind w:left="5760" w:hanging="360"/>
+      </w:pPr>
+      <w:rPr>
+        <w:rFonts w:ascii="Wingdings" w:hAnsi="Wingdings" w:hint="default"/>
+        <w:sz w:val="20"/>
+      </w:rPr>
+    </w:lvl>
+    <w:lvl w:ilvl="8" w:tentative="1">
+      <w:start w:val="1"/>
+      <w:numFmt w:val="bullet"/>
+      <w:lvlText w:val=""/>
+      <w:lvlJc w:val="left"/>
+      <w:pPr>
+        <w:tabs>
+          <w:tab w:val="num" w:pos="6480"/>
+        </w:tabs>
+        <w:ind w:left="6480" w:hanging="360"/>
+      </w:pPr>
+      <w:rPr>
+        <w:rFonts w:ascii="Wingdings" w:hAnsi="Wingdings" w:hint="default"/>
+        <w:sz w:val="20"/>
+      </w:rPr>
+    </w:lvl>
+  </w:abstractNum>
+  <w:abstractNum w:abstractNumId="34" w15:restartNumberingAfterBreak="0">
+    <w:nsid w:val="5DD86003"/>
+    <w:multiLevelType w:val="multilevel"/>
+    <w:tmpl w:val="4DCCF492"/>
+    <w:lvl w:ilvl="0">
+      <w:start w:val="3"/>
+      <w:numFmt w:val="decimal"/>
+      <w:lvlText w:val="%1."/>
+      <w:lvlJc w:val="left"/>
+      <w:pPr>
+        <w:tabs>
+          <w:tab w:val="num" w:pos="720"/>
+        </w:tabs>
+        <w:ind w:left="720" w:hanging="360"/>
+      </w:pPr>
+    </w:lvl>
+    <w:lvl w:ilvl="1" w:tentative="1">
+      <w:start w:val="1"/>
+      <w:numFmt w:val="decimal"/>
+      <w:lvlText w:val="%2."/>
+      <w:lvlJc w:val="left"/>
+      <w:pPr>
+        <w:tabs>
+          <w:tab w:val="num" w:pos="1440"/>
+        </w:tabs>
+        <w:ind w:left="1440" w:hanging="360"/>
+      </w:pPr>
+    </w:lvl>
+    <w:lvl w:ilvl="2" w:tentative="1">
+      <w:start w:val="1"/>
+      <w:numFmt w:val="decimal"/>
+      <w:lvlText w:val="%3."/>
+      <w:lvlJc w:val="left"/>
+      <w:pPr>
+        <w:tabs>
+          <w:tab w:val="num" w:pos="2160"/>
+        </w:tabs>
+        <w:ind w:left="2160" w:hanging="360"/>
+      </w:pPr>
+    </w:lvl>
+    <w:lvl w:ilvl="3" w:tentative="1">
+      <w:start w:val="1"/>
+      <w:numFmt w:val="decimal"/>
+      <w:lvlText w:val="%4."/>
+      <w:lvlJc w:val="left"/>
+      <w:pPr>
+        <w:tabs>
+          <w:tab w:val="num" w:pos="2880"/>
+        </w:tabs>
+        <w:ind w:left="2880" w:hanging="360"/>
+      </w:pPr>
+    </w:lvl>
+    <w:lvl w:ilvl="4" w:tentative="1">
+      <w:start w:val="1"/>
+      <w:numFmt w:val="decimal"/>
+      <w:lvlText w:val="%5."/>
+      <w:lvlJc w:val="left"/>
+      <w:pPr>
+        <w:tabs>
+          <w:tab w:val="num" w:pos="3600"/>
+        </w:tabs>
+        <w:ind w:left="3600" w:hanging="360"/>
+      </w:pPr>
+    </w:lvl>
+    <w:lvl w:ilvl="5" w:tentative="1">
+      <w:start w:val="1"/>
+      <w:numFmt w:val="decimal"/>
+      <w:lvlText w:val="%6."/>
+      <w:lvlJc w:val="left"/>
+      <w:pPr>
+        <w:tabs>
+          <w:tab w:val="num" w:pos="4320"/>
+        </w:tabs>
+        <w:ind w:left="4320" w:hanging="360"/>
+      </w:pPr>
+    </w:lvl>
+    <w:lvl w:ilvl="6" w:tentative="1">
+      <w:start w:val="1"/>
+      <w:numFmt w:val="decimal"/>
+      <w:lvlText w:val="%7."/>
+      <w:lvlJc w:val="left"/>
+      <w:pPr>
+        <w:tabs>
+          <w:tab w:val="num" w:pos="5040"/>
+        </w:tabs>
+        <w:ind w:left="5040" w:hanging="360"/>
+      </w:pPr>
+    </w:lvl>
+    <w:lvl w:ilvl="7" w:tentative="1">
+      <w:start w:val="1"/>
+      <w:numFmt w:val="decimal"/>
+      <w:lvlText w:val="%8."/>
+      <w:lvlJc w:val="left"/>
+      <w:pPr>
+        <w:tabs>
+          <w:tab w:val="num" w:pos="5760"/>
+        </w:tabs>
+        <w:ind w:left="5760" w:hanging="360"/>
+      </w:pPr>
+    </w:lvl>
+    <w:lvl w:ilvl="8" w:tentative="1">
+      <w:start w:val="1"/>
+      <w:numFmt w:val="decimal"/>
+      <w:lvlText w:val="%9."/>
+      <w:lvlJc w:val="left"/>
+      <w:pPr>
+        <w:tabs>
+          <w:tab w:val="num" w:pos="6480"/>
+        </w:tabs>
+        <w:ind w:left="6480" w:hanging="360"/>
+      </w:pPr>
+    </w:lvl>
+  </w:abstractNum>
+  <w:abstractNum w:abstractNumId="35" w15:restartNumberingAfterBreak="0">
+    <w:nsid w:val="5F84089E"/>
+    <w:multiLevelType w:val="multilevel"/>
+    <w:tmpl w:val="A3F8E878"/>
+    <w:lvl w:ilvl="0">
+      <w:start w:val="7"/>
+      <w:numFmt w:val="decimal"/>
+      <w:lvlText w:val="%1."/>
+      <w:lvlJc w:val="left"/>
+      <w:pPr>
+        <w:tabs>
+          <w:tab w:val="num" w:pos="720"/>
+        </w:tabs>
+        <w:ind w:left="720" w:hanging="360"/>
+      </w:pPr>
+    </w:lvl>
+    <w:lvl w:ilvl="1" w:tentative="1">
+      <w:start w:val="1"/>
+      <w:numFmt w:val="decimal"/>
+      <w:lvlText w:val="%2."/>
+      <w:lvlJc w:val="left"/>
+      <w:pPr>
+        <w:tabs>
+          <w:tab w:val="num" w:pos="1440"/>
+        </w:tabs>
+        <w:ind w:left="1440" w:hanging="360"/>
+      </w:pPr>
+    </w:lvl>
+    <w:lvl w:ilvl="2" w:tentative="1">
+      <w:start w:val="1"/>
+      <w:numFmt w:val="decimal"/>
+      <w:lvlText w:val="%3."/>
+      <w:lvlJc w:val="left"/>
+      <w:pPr>
+        <w:tabs>
+          <w:tab w:val="num" w:pos="2160"/>
+        </w:tabs>
+        <w:ind w:left="2160" w:hanging="360"/>
+      </w:pPr>
+    </w:lvl>
+    <w:lvl w:ilvl="3" w:tentative="1">
+      <w:start w:val="1"/>
+      <w:numFmt w:val="decimal"/>
+      <w:lvlText w:val="%4."/>
+      <w:lvlJc w:val="left"/>
+      <w:pPr>
+        <w:tabs>
+          <w:tab w:val="num" w:pos="2880"/>
+        </w:tabs>
+        <w:ind w:left="2880" w:hanging="360"/>
+      </w:pPr>
+    </w:lvl>
+    <w:lvl w:ilvl="4" w:tentative="1">
+      <w:start w:val="1"/>
+      <w:numFmt w:val="decimal"/>
+      <w:lvlText w:val="%5."/>
+      <w:lvlJc w:val="left"/>
+      <w:pPr>
+        <w:tabs>
+          <w:tab w:val="num" w:pos="3600"/>
+        </w:tabs>
+        <w:ind w:left="3600" w:hanging="360"/>
+      </w:pPr>
+    </w:lvl>
+    <w:lvl w:ilvl="5" w:tentative="1">
+      <w:start w:val="1"/>
+      <w:numFmt w:val="decimal"/>
+      <w:lvlText w:val="%6."/>
+      <w:lvlJc w:val="left"/>
+      <w:pPr>
+        <w:tabs>
+          <w:tab w:val="num" w:pos="4320"/>
+        </w:tabs>
+        <w:ind w:left="4320" w:hanging="360"/>
+      </w:pPr>
+    </w:lvl>
+    <w:lvl w:ilvl="6" w:tentative="1">
+      <w:start w:val="1"/>
+      <w:numFmt w:val="decimal"/>
+      <w:lvlText w:val="%7."/>
+      <w:lvlJc w:val="left"/>
+      <w:pPr>
+        <w:tabs>
+          <w:tab w:val="num" w:pos="5040"/>
+        </w:tabs>
+        <w:ind w:left="5040" w:hanging="360"/>
+      </w:pPr>
+    </w:lvl>
+    <w:lvl w:ilvl="7" w:tentative="1">
+      <w:start w:val="1"/>
+      <w:numFmt w:val="decimal"/>
+      <w:lvlText w:val="%8."/>
+      <w:lvlJc w:val="left"/>
+      <w:pPr>
+        <w:tabs>
+          <w:tab w:val="num" w:pos="5760"/>
+        </w:tabs>
+        <w:ind w:left="5760" w:hanging="360"/>
+      </w:pPr>
+    </w:lvl>
+    <w:lvl w:ilvl="8" w:tentative="1">
+      <w:start w:val="1"/>
+      <w:numFmt w:val="decimal"/>
+      <w:lvlText w:val="%9."/>
+      <w:lvlJc w:val="left"/>
+      <w:pPr>
+        <w:tabs>
+          <w:tab w:val="num" w:pos="6480"/>
+        </w:tabs>
+        <w:ind w:left="6480" w:hanging="360"/>
+      </w:pPr>
+    </w:lvl>
+  </w:abstractNum>
+  <w:abstractNum w:abstractNumId="36" w15:restartNumberingAfterBreak="0">
+    <w:nsid w:val="60294E6C"/>
+    <w:multiLevelType w:val="multilevel"/>
+    <w:tmpl w:val="7FB4B63E"/>
+    <w:lvl w:ilvl="0">
+      <w:start w:val="1"/>
+      <w:numFmt w:val="decimal"/>
+      <w:lvlText w:val="%1."/>
+      <w:lvlJc w:val="left"/>
+      <w:pPr>
+        <w:tabs>
+          <w:tab w:val="num" w:pos="720"/>
+        </w:tabs>
+        <w:ind w:left="720" w:hanging="360"/>
+      </w:pPr>
+    </w:lvl>
+    <w:lvl w:ilvl="1" w:tentative="1">
+      <w:start w:val="1"/>
+      <w:numFmt w:val="decimal"/>
+      <w:lvlText w:val="%2."/>
+      <w:lvlJc w:val="left"/>
+      <w:pPr>
+        <w:tabs>
+          <w:tab w:val="num" w:pos="1440"/>
+        </w:tabs>
+        <w:ind w:left="1440" w:hanging="360"/>
+      </w:pPr>
+    </w:lvl>
+    <w:lvl w:ilvl="2" w:tentative="1">
+      <w:start w:val="1"/>
+      <w:numFmt w:val="decimal"/>
+      <w:lvlText w:val="%3."/>
+      <w:lvlJc w:val="left"/>
+      <w:pPr>
+        <w:tabs>
+          <w:tab w:val="num" w:pos="2160"/>
+        </w:tabs>
+        <w:ind w:left="2160" w:hanging="360"/>
+      </w:pPr>
+    </w:lvl>
+    <w:lvl w:ilvl="3" w:tentative="1">
+      <w:start w:val="1"/>
+      <w:numFmt w:val="decimal"/>
+      <w:lvlText w:val="%4."/>
+      <w:lvlJc w:val="left"/>
+      <w:pPr>
+        <w:tabs>
+          <w:tab w:val="num" w:pos="2880"/>
+        </w:tabs>
+        <w:ind w:left="2880" w:hanging="360"/>
+      </w:pPr>
+    </w:lvl>
+    <w:lvl w:ilvl="4" w:tentative="1">
+      <w:start w:val="1"/>
+      <w:numFmt w:val="decimal"/>
+      <w:lvlText w:val="%5."/>
+      <w:lvlJc w:val="left"/>
+      <w:pPr>
+        <w:tabs>
+          <w:tab w:val="num" w:pos="3600"/>
+        </w:tabs>
+        <w:ind w:left="3600" w:hanging="360"/>
+      </w:pPr>
+    </w:lvl>
+    <w:lvl w:ilvl="5" w:tentative="1">
+      <w:start w:val="1"/>
+      <w:numFmt w:val="decimal"/>
+      <w:lvlText w:val="%6."/>
+      <w:lvlJc w:val="left"/>
+      <w:pPr>
+        <w:tabs>
+          <w:tab w:val="num" w:pos="4320"/>
+        </w:tabs>
+        <w:ind w:left="4320" w:hanging="360"/>
+      </w:pPr>
+    </w:lvl>
+    <w:lvl w:ilvl="6" w:tentative="1">
+      <w:start w:val="1"/>
+      <w:numFmt w:val="decimal"/>
+      <w:lvlText w:val="%7."/>
+      <w:lvlJc w:val="left"/>
+      <w:pPr>
+        <w:tabs>
+          <w:tab w:val="num" w:pos="5040"/>
+        </w:tabs>
+        <w:ind w:left="5040" w:hanging="360"/>
+      </w:pPr>
+    </w:lvl>
+    <w:lvl w:ilvl="7" w:tentative="1">
+      <w:start w:val="1"/>
+      <w:numFmt w:val="decimal"/>
+      <w:lvlText w:val="%8."/>
+      <w:lvlJc w:val="left"/>
+      <w:pPr>
+        <w:tabs>
+          <w:tab w:val="num" w:pos="5760"/>
+        </w:tabs>
+        <w:ind w:left="5760" w:hanging="360"/>
+      </w:pPr>
+    </w:lvl>
+    <w:lvl w:ilvl="8" w:tentative="1">
+      <w:start w:val="1"/>
+      <w:numFmt w:val="decimal"/>
+      <w:lvlText w:val="%9."/>
+      <w:lvlJc w:val="left"/>
+      <w:pPr>
+        <w:tabs>
+          <w:tab w:val="num" w:pos="6480"/>
+        </w:tabs>
+        <w:ind w:left="6480" w:hanging="360"/>
+      </w:pPr>
+    </w:lvl>
+  </w:abstractNum>
+  <w:abstractNum w:abstractNumId="37" w15:restartNumberingAfterBreak="0">
+    <w:nsid w:val="623E33DB"/>
+    <w:multiLevelType w:val="multilevel"/>
+    <w:tmpl w:val="17F0B224"/>
+    <w:lvl w:ilvl="0">
+      <w:start w:val="1"/>
+      <w:numFmt w:val="bullet"/>
+      <w:lvlText w:val=""/>
+      <w:lvlJc w:val="left"/>
+      <w:pPr>
+        <w:tabs>
+          <w:tab w:val="num" w:pos="720"/>
+        </w:tabs>
+        <w:ind w:left="720" w:hanging="360"/>
+      </w:pPr>
+      <w:rPr>
+        <w:rFonts w:ascii="Symbol" w:hAnsi="Symbol" w:hint="default"/>
+        <w:sz w:val="20"/>
+      </w:rPr>
+    </w:lvl>
+    <w:lvl w:ilvl="1">
+      <w:start w:val="1"/>
+      <w:numFmt w:val="bullet"/>
+      <w:lvlText w:val="o"/>
+      <w:lvlJc w:val="left"/>
+      <w:pPr>
+        <w:tabs>
+          <w:tab w:val="num" w:pos="1440"/>
+        </w:tabs>
+        <w:ind w:left="1440" w:hanging="360"/>
+      </w:pPr>
+      <w:rPr>
+        <w:rFonts w:ascii="Courier New" w:hAnsi="Courier New" w:hint="default"/>
+        <w:sz w:val="20"/>
+      </w:rPr>
+    </w:lvl>
+    <w:lvl w:ilvl="2">
+      <w:start w:val="1"/>
+      <w:numFmt w:val="bullet"/>
+      <w:lvlText w:val=""/>
+      <w:lvlJc w:val="left"/>
+      <w:pPr>
+        <w:tabs>
+          <w:tab w:val="num" w:pos="2160"/>
+        </w:tabs>
+        <w:ind w:left="2160" w:hanging="360"/>
+      </w:pPr>
+      <w:rPr>
+        <w:rFonts w:ascii="Wingdings" w:hAnsi="Wingdings" w:hint="default"/>
+        <w:sz w:val="20"/>
+      </w:rPr>
+    </w:lvl>
+    <w:lvl w:ilvl="3" w:tentative="1">
+      <w:start w:val="1"/>
+      <w:numFmt w:val="bullet"/>
+      <w:lvlText w:val=""/>
+      <w:lvlJc w:val="left"/>
+      <w:pPr>
+        <w:tabs>
+          <w:tab w:val="num" w:pos="2880"/>
+        </w:tabs>
+        <w:ind w:left="2880" w:hanging="360"/>
+      </w:pPr>
+      <w:rPr>
+        <w:rFonts w:ascii="Wingdings" w:hAnsi="Wingdings" w:hint="default"/>
+        <w:sz w:val="20"/>
+      </w:rPr>
+    </w:lvl>
+    <w:lvl w:ilvl="4" w:tentative="1">
+      <w:start w:val="1"/>
+      <w:numFmt w:val="bullet"/>
+      <w:lvlText w:val=""/>
+      <w:lvlJc w:val="left"/>
+      <w:pPr>
+        <w:tabs>
+          <w:tab w:val="num" w:pos="3600"/>
+        </w:tabs>
+        <w:ind w:left="3600" w:hanging="360"/>
+      </w:pPr>
+      <w:rPr>
+        <w:rFonts w:ascii="Wingdings" w:hAnsi="Wingdings" w:hint="default"/>
+        <w:sz w:val="20"/>
+      </w:rPr>
+    </w:lvl>
+    <w:lvl w:ilvl="5" w:tentative="1">
+      <w:start w:val="1"/>
+      <w:numFmt w:val="bullet"/>
+      <w:lvlText w:val=""/>
+      <w:lvlJc w:val="left"/>
+      <w:pPr>
+        <w:tabs>
+          <w:tab w:val="num" w:pos="4320"/>
+        </w:tabs>
+        <w:ind w:left="4320" w:hanging="360"/>
+      </w:pPr>
+      <w:rPr>
+        <w:rFonts w:ascii="Wingdings" w:hAnsi="Wingdings" w:hint="default"/>
+        <w:sz w:val="20"/>
+      </w:rPr>
+    </w:lvl>
+    <w:lvl w:ilvl="6" w:tentative="1">
+      <w:start w:val="1"/>
+      <w:numFmt w:val="bullet"/>
+      <w:lvlText w:val=""/>
+      <w:lvlJc w:val="left"/>
+      <w:pPr>
+        <w:tabs>
+          <w:tab w:val="num" w:pos="5040"/>
+        </w:tabs>
+        <w:ind w:left="5040" w:hanging="360"/>
+      </w:pPr>
+      <w:rPr>
+        <w:rFonts w:ascii="Wingdings" w:hAnsi="Wingdings" w:hint="default"/>
+        <w:sz w:val="20"/>
+      </w:rPr>
+    </w:lvl>
+    <w:lvl w:ilvl="7" w:tentative="1">
+      <w:start w:val="1"/>
+      <w:numFmt w:val="bullet"/>
+      <w:lvlText w:val=""/>
+      <w:lvlJc w:val="left"/>
+      <w:pPr>
+        <w:tabs>
+          <w:tab w:val="num" w:pos="5760"/>
+        </w:tabs>
+        <w:ind w:left="5760" w:hanging="360"/>
+      </w:pPr>
+      <w:rPr>
+        <w:rFonts w:ascii="Wingdings" w:hAnsi="Wingdings" w:hint="default"/>
+        <w:sz w:val="20"/>
+      </w:rPr>
+    </w:lvl>
+    <w:lvl w:ilvl="8" w:tentative="1">
+      <w:start w:val="1"/>
+      <w:numFmt w:val="bullet"/>
+      <w:lvlText w:val=""/>
+      <w:lvlJc w:val="left"/>
+      <w:pPr>
+        <w:tabs>
+          <w:tab w:val="num" w:pos="6480"/>
+        </w:tabs>
+        <w:ind w:left="6480" w:hanging="360"/>
+      </w:pPr>
+      <w:rPr>
+        <w:rFonts w:ascii="Wingdings" w:hAnsi="Wingdings" w:hint="default"/>
+        <w:sz w:val="20"/>
+      </w:rPr>
+    </w:lvl>
+  </w:abstractNum>
+  <w:abstractNum w:abstractNumId="38" w15:restartNumberingAfterBreak="0">
     <w:nsid w:val="66372019"/>
     <w:multiLevelType w:val="multilevel"/>
     <w:tmpl w:val="07C8DED2"/>
@@ -4613,7 +8809,7 @@
       </w:rPr>
     </w:lvl>
   </w:abstractNum>
-  <w:abstractNum w:abstractNumId="17" w15:restartNumberingAfterBreak="0">
+  <w:abstractNum w:abstractNumId="39" w15:restartNumberingAfterBreak="0">
     <w:nsid w:val="669408A0"/>
     <w:multiLevelType w:val="multilevel"/>
     <w:tmpl w:val="0D2828FA"/>
@@ -4726,7 +8922,7 @@
       </w:pPr>
     </w:lvl>
   </w:abstractNum>
-  <w:abstractNum w:abstractNumId="18" w15:restartNumberingAfterBreak="0">
+  <w:abstractNum w:abstractNumId="40" w15:restartNumberingAfterBreak="0">
     <w:nsid w:val="675E4FB5"/>
     <w:multiLevelType w:val="multilevel"/>
     <w:tmpl w:val="3C40B366"/>
@@ -4875,7 +9071,7 @@
       </w:rPr>
     </w:lvl>
   </w:abstractNum>
-  <w:abstractNum w:abstractNumId="19" w15:restartNumberingAfterBreak="0">
+  <w:abstractNum w:abstractNumId="41" w15:restartNumberingAfterBreak="0">
     <w:nsid w:val="6906595C"/>
     <w:multiLevelType w:val="multilevel"/>
     <w:tmpl w:val="B2E820C2"/>
@@ -5024,7 +9220,7 @@
       </w:rPr>
     </w:lvl>
   </w:abstractNum>
-  <w:abstractNum w:abstractNumId="20" w15:restartNumberingAfterBreak="0">
+  <w:abstractNum w:abstractNumId="42" w15:restartNumberingAfterBreak="0">
     <w:nsid w:val="6C2E7EED"/>
     <w:multiLevelType w:val="multilevel"/>
     <w:tmpl w:val="1BC6D8AC"/>
@@ -5137,7 +9333,7 @@
       </w:pPr>
     </w:lvl>
   </w:abstractNum>
-  <w:abstractNum w:abstractNumId="21" w15:restartNumberingAfterBreak="0">
+  <w:abstractNum w:abstractNumId="43" w15:restartNumberingAfterBreak="0">
     <w:nsid w:val="6CD9208D"/>
     <w:multiLevelType w:val="multilevel"/>
     <w:tmpl w:val="13F8703A"/>
@@ -5286,7 +9482,156 @@
       </w:rPr>
     </w:lvl>
   </w:abstractNum>
-  <w:abstractNum w:abstractNumId="22" w15:restartNumberingAfterBreak="0">
+  <w:abstractNum w:abstractNumId="44" w15:restartNumberingAfterBreak="0">
+    <w:nsid w:val="74D73B76"/>
+    <w:multiLevelType w:val="multilevel"/>
+    <w:tmpl w:val="D9D20B2A"/>
+    <w:lvl w:ilvl="0">
+      <w:start w:val="1"/>
+      <w:numFmt w:val="bullet"/>
+      <w:lvlText w:val=""/>
+      <w:lvlJc w:val="left"/>
+      <w:pPr>
+        <w:tabs>
+          <w:tab w:val="num" w:pos="720"/>
+        </w:tabs>
+        <w:ind w:left="720" w:hanging="360"/>
+      </w:pPr>
+      <w:rPr>
+        <w:rFonts w:ascii="Symbol" w:hAnsi="Symbol" w:hint="default"/>
+        <w:sz w:val="20"/>
+      </w:rPr>
+    </w:lvl>
+    <w:lvl w:ilvl="1">
+      <w:start w:val="1"/>
+      <w:numFmt w:val="bullet"/>
+      <w:lvlText w:val="o"/>
+      <w:lvlJc w:val="left"/>
+      <w:pPr>
+        <w:tabs>
+          <w:tab w:val="num" w:pos="1440"/>
+        </w:tabs>
+        <w:ind w:left="1440" w:hanging="360"/>
+      </w:pPr>
+      <w:rPr>
+        <w:rFonts w:ascii="Courier New" w:hAnsi="Courier New" w:hint="default"/>
+        <w:sz w:val="20"/>
+      </w:rPr>
+    </w:lvl>
+    <w:lvl w:ilvl="2" w:tentative="1">
+      <w:start w:val="1"/>
+      <w:numFmt w:val="bullet"/>
+      <w:lvlText w:val=""/>
+      <w:lvlJc w:val="left"/>
+      <w:pPr>
+        <w:tabs>
+          <w:tab w:val="num" w:pos="2160"/>
+        </w:tabs>
+        <w:ind w:left="2160" w:hanging="360"/>
+      </w:pPr>
+      <w:rPr>
+        <w:rFonts w:ascii="Wingdings" w:hAnsi="Wingdings" w:hint="default"/>
+        <w:sz w:val="20"/>
+      </w:rPr>
+    </w:lvl>
+    <w:lvl w:ilvl="3" w:tentative="1">
+      <w:start w:val="1"/>
+      <w:numFmt w:val="bullet"/>
+      <w:lvlText w:val=""/>
+      <w:lvlJc w:val="left"/>
+      <w:pPr>
+        <w:tabs>
+          <w:tab w:val="num" w:pos="2880"/>
+        </w:tabs>
+        <w:ind w:left="2880" w:hanging="360"/>
+      </w:pPr>
+      <w:rPr>
+        <w:rFonts w:ascii="Wingdings" w:hAnsi="Wingdings" w:hint="default"/>
+        <w:sz w:val="20"/>
+      </w:rPr>
+    </w:lvl>
+    <w:lvl w:ilvl="4" w:tentative="1">
+      <w:start w:val="1"/>
+      <w:numFmt w:val="bullet"/>
+      <w:lvlText w:val=""/>
+      <w:lvlJc w:val="left"/>
+      <w:pPr>
+        <w:tabs>
+          <w:tab w:val="num" w:pos="3600"/>
+        </w:tabs>
+        <w:ind w:left="3600" w:hanging="360"/>
+      </w:pPr>
+      <w:rPr>
+        <w:rFonts w:ascii="Wingdings" w:hAnsi="Wingdings" w:hint="default"/>
+        <w:sz w:val="20"/>
+      </w:rPr>
+    </w:lvl>
+    <w:lvl w:ilvl="5" w:tentative="1">
+      <w:start w:val="1"/>
+      <w:numFmt w:val="bullet"/>
+      <w:lvlText w:val=""/>
+      <w:lvlJc w:val="left"/>
+      <w:pPr>
+        <w:tabs>
+          <w:tab w:val="num" w:pos="4320"/>
+        </w:tabs>
+        <w:ind w:left="4320" w:hanging="360"/>
+      </w:pPr>
+      <w:rPr>
+        <w:rFonts w:ascii="Wingdings" w:hAnsi="Wingdings" w:hint="default"/>
+        <w:sz w:val="20"/>
+      </w:rPr>
+    </w:lvl>
+    <w:lvl w:ilvl="6" w:tentative="1">
+      <w:start w:val="1"/>
+      <w:numFmt w:val="bullet"/>
+      <w:lvlText w:val=""/>
+      <w:lvlJc w:val="left"/>
+      <w:pPr>
+        <w:tabs>
+          <w:tab w:val="num" w:pos="5040"/>
+        </w:tabs>
+        <w:ind w:left="5040" w:hanging="360"/>
+      </w:pPr>
+      <w:rPr>
+        <w:rFonts w:ascii="Wingdings" w:hAnsi="Wingdings" w:hint="default"/>
+        <w:sz w:val="20"/>
+      </w:rPr>
+    </w:lvl>
+    <w:lvl w:ilvl="7" w:tentative="1">
+      <w:start w:val="1"/>
+      <w:numFmt w:val="bullet"/>
+      <w:lvlText w:val=""/>
+      <w:lvlJc w:val="left"/>
+      <w:pPr>
+        <w:tabs>
+          <w:tab w:val="num" w:pos="5760"/>
+        </w:tabs>
+        <w:ind w:left="5760" w:hanging="360"/>
+      </w:pPr>
+      <w:rPr>
+        <w:rFonts w:ascii="Wingdings" w:hAnsi="Wingdings" w:hint="default"/>
+        <w:sz w:val="20"/>
+      </w:rPr>
+    </w:lvl>
+    <w:lvl w:ilvl="8" w:tentative="1">
+      <w:start w:val="1"/>
+      <w:numFmt w:val="bullet"/>
+      <w:lvlText w:val=""/>
+      <w:lvlJc w:val="left"/>
+      <w:pPr>
+        <w:tabs>
+          <w:tab w:val="num" w:pos="6480"/>
+        </w:tabs>
+        <w:ind w:left="6480" w:hanging="360"/>
+      </w:pPr>
+      <w:rPr>
+        <w:rFonts w:ascii="Wingdings" w:hAnsi="Wingdings" w:hint="default"/>
+        <w:sz w:val="20"/>
+      </w:rPr>
+    </w:lvl>
+  </w:abstractNum>
+  <w:abstractNum w:abstractNumId="45" w15:restartNumberingAfterBreak="0">
     <w:nsid w:val="7AB554F2"/>
     <w:multiLevelType w:val="multilevel"/>
     <w:tmpl w:val="0A5CE5F8"/>
@@ -5435,7 +9780,7 @@
       </w:rPr>
     </w:lvl>
   </w:abstractNum>
-  <w:abstractNum w:abstractNumId="23" w15:restartNumberingAfterBreak="0">
+  <w:abstractNum w:abstractNumId="46" w15:restartNumberingAfterBreak="0">
     <w:nsid w:val="7D8B1E9B"/>
     <w:multiLevelType w:val="multilevel"/>
     <w:tmpl w:val="B5724436"/>
@@ -5585,206 +9930,57 @@
     </w:lvl>
   </w:abstractNum>
   <w:num w:numId="1" w16cid:durableId="561142046">
-    <w:abstractNumId w:val="17"/>
+    <w:abstractNumId w:val="39"/>
   </w:num>
   <w:num w:numId="2" w16cid:durableId="744107456">
-    <w:abstractNumId w:val="8"/>
+    <w:abstractNumId w:val="19"/>
   </w:num>
   <w:num w:numId="3" w16cid:durableId="57481486">
-    <w:abstractNumId w:val="11"/>
+    <w:abstractNumId w:val="25"/>
   </w:num>
   <w:num w:numId="4" w16cid:durableId="1825002782">
-    <w:abstractNumId w:val="20"/>
+    <w:abstractNumId w:val="42"/>
   </w:num>
   <w:num w:numId="5" w16cid:durableId="299724022">
-    <w:abstractNumId w:val="15"/>
+    <w:abstractNumId w:val="31"/>
   </w:num>
   <w:num w:numId="6" w16cid:durableId="264534025">
-    <w:abstractNumId w:val="19"/>
+    <w:abstractNumId w:val="41"/>
   </w:num>
   <w:num w:numId="7" w16cid:durableId="2115855673">
-    <w:abstractNumId w:val="12"/>
+    <w:abstractNumId w:val="28"/>
   </w:num>
   <w:num w:numId="8" w16cid:durableId="1031494524">
-    <w:abstractNumId w:val="1"/>
+    <w:abstractNumId w:val="4"/>
   </w:num>
   <w:num w:numId="9" w16cid:durableId="2067989509">
-    <w:abstractNumId w:val="18"/>
+    <w:abstractNumId w:val="40"/>
   </w:num>
   <w:num w:numId="10" w16cid:durableId="382097077">
+    <w:abstractNumId w:val="30"/>
+  </w:num>
+  <w:num w:numId="11" w16cid:durableId="1040085170">
+    <w:abstractNumId w:val="13"/>
+  </w:num>
+  <w:num w:numId="12" w16cid:durableId="1821531754">
     <w:abstractNumId w:val="14"/>
   </w:num>
-  <w:num w:numId="11" w16cid:durableId="1040085170">
-    <w:abstractNumId w:val="5"/>
+  <w:num w:numId="13" w16cid:durableId="394202244">
+    <w:abstractNumId w:val="23"/>
   </w:num>
-  <w:num w:numId="12" w16cid:durableId="1821531754">
-    <w:abstractNumId w:val="6"/>
+  <w:num w:numId="14" w16cid:durableId="1829400930">
+    <w:abstractNumId w:val="38"/>
   </w:num>
-  <w:num w:numId="13" w16cid:durableId="394202244">
+  <w:num w:numId="15" w16cid:durableId="77405560">
     <w:abstractNumId w:val="10"/>
   </w:num>
-  <w:num w:numId="14" w16cid:durableId="1829400930">
-    <w:abstractNumId w:val="16"/>
-  </w:num>
-  <w:num w:numId="15" w16cid:durableId="77405560">
-    <w:abstractNumId w:val="4"/>
-  </w:num>
   <w:num w:numId="16" w16cid:durableId="124277262">
-    <w:abstractNumId w:val="9"/>
+    <w:abstractNumId w:val="21"/>
   </w:num>
   <w:num w:numId="17" w16cid:durableId="1712342666">
-    <w:abstractNumId w:val="0"/>
+    <w:abstractNumId w:val="2"/>
   </w:num>
   <w:num w:numId="18" w16cid:durableId="1028289459">
-    <w:abstractNumId w:val="0"/>
-    <w:lvlOverride w:ilvl="1">
-      <w:lvl w:ilvl="1">
-        <w:numFmt w:val="bullet"/>
-        <w:lvlText w:val=""/>
-        <w:lvlJc w:val="left"/>
-        <w:pPr>
-          <w:tabs>
-            <w:tab w:val="num" w:pos="1440"/>
-          </w:tabs>
-          <w:ind w:left="1440" w:hanging="360"/>
-        </w:pPr>
-        <w:rPr>
-          <w:rFonts w:ascii="Symbol" w:hAnsi="Symbol" w:hint="default"/>
-          <w:sz w:val="20"/>
-        </w:rPr>
-      </w:lvl>
-    </w:lvlOverride>
-  </w:num>
-  <w:num w:numId="19" w16cid:durableId="1949583723">
-    <w:abstractNumId w:val="0"/>
-    <w:lvlOverride w:ilvl="1">
-      <w:lvl w:ilvl="1">
-        <w:numFmt w:val="bullet"/>
-        <w:lvlText w:val=""/>
-        <w:lvlJc w:val="left"/>
-        <w:pPr>
-          <w:tabs>
-            <w:tab w:val="num" w:pos="1440"/>
-          </w:tabs>
-          <w:ind w:left="1440" w:hanging="360"/>
-        </w:pPr>
-        <w:rPr>
-          <w:rFonts w:ascii="Symbol" w:hAnsi="Symbol" w:hint="default"/>
-          <w:sz w:val="20"/>
-        </w:rPr>
-      </w:lvl>
-    </w:lvlOverride>
-  </w:num>
-  <w:num w:numId="20" w16cid:durableId="1705474676">
-    <w:abstractNumId w:val="0"/>
-    <w:lvlOverride w:ilvl="1">
-      <w:lvl w:ilvl="1">
-        <w:numFmt w:val="bullet"/>
-        <w:lvlText w:val=""/>
-        <w:lvlJc w:val="left"/>
-        <w:pPr>
-          <w:tabs>
-            <w:tab w:val="num" w:pos="1440"/>
-          </w:tabs>
-          <w:ind w:left="1440" w:hanging="360"/>
-        </w:pPr>
-        <w:rPr>
-          <w:rFonts w:ascii="Symbol" w:hAnsi="Symbol" w:hint="default"/>
-          <w:sz w:val="20"/>
-        </w:rPr>
-      </w:lvl>
-    </w:lvlOverride>
-  </w:num>
-  <w:num w:numId="21" w16cid:durableId="682558573">
-    <w:abstractNumId w:val="13"/>
-  </w:num>
-  <w:num w:numId="22" w16cid:durableId="718163532">
-    <w:abstractNumId w:val="23"/>
-  </w:num>
-  <w:num w:numId="23" w16cid:durableId="1699235564">
-    <w:abstractNumId w:val="23"/>
-    <w:lvlOverride w:ilvl="1">
-      <w:lvl w:ilvl="1">
-        <w:numFmt w:val="bullet"/>
-        <w:lvlText w:val=""/>
-        <w:lvlJc w:val="left"/>
-        <w:pPr>
-          <w:tabs>
-            <w:tab w:val="num" w:pos="1440"/>
-          </w:tabs>
-          <w:ind w:left="1440" w:hanging="360"/>
-        </w:pPr>
-        <w:rPr>
-          <w:rFonts w:ascii="Symbol" w:hAnsi="Symbol" w:hint="default"/>
-          <w:sz w:val="20"/>
-        </w:rPr>
-      </w:lvl>
-    </w:lvlOverride>
-  </w:num>
-  <w:num w:numId="24" w16cid:durableId="962885059">
-    <w:abstractNumId w:val="23"/>
-    <w:lvlOverride w:ilvl="1">
-      <w:lvl w:ilvl="1">
-        <w:numFmt w:val="bullet"/>
-        <w:lvlText w:val=""/>
-        <w:lvlJc w:val="left"/>
-        <w:pPr>
-          <w:tabs>
-            <w:tab w:val="num" w:pos="1440"/>
-          </w:tabs>
-          <w:ind w:left="1440" w:hanging="360"/>
-        </w:pPr>
-        <w:rPr>
-          <w:rFonts w:ascii="Symbol" w:hAnsi="Symbol" w:hint="default"/>
-          <w:sz w:val="20"/>
-        </w:rPr>
-      </w:lvl>
-    </w:lvlOverride>
-  </w:num>
-  <w:num w:numId="25" w16cid:durableId="1212765036">
-    <w:abstractNumId w:val="23"/>
-    <w:lvlOverride w:ilvl="1">
-      <w:lvl w:ilvl="1">
-        <w:numFmt w:val="bullet"/>
-        <w:lvlText w:val=""/>
-        <w:lvlJc w:val="left"/>
-        <w:pPr>
-          <w:tabs>
-            <w:tab w:val="num" w:pos="1440"/>
-          </w:tabs>
-          <w:ind w:left="1440" w:hanging="360"/>
-        </w:pPr>
-        <w:rPr>
-          <w:rFonts w:ascii="Symbol" w:hAnsi="Symbol" w:hint="default"/>
-          <w:sz w:val="20"/>
-        </w:rPr>
-      </w:lvl>
-    </w:lvlOverride>
-  </w:num>
-  <w:num w:numId="26" w16cid:durableId="2136672850">
-    <w:abstractNumId w:val="23"/>
-    <w:lvlOverride w:ilvl="1">
-      <w:lvl w:ilvl="1">
-        <w:numFmt w:val="bullet"/>
-        <w:lvlText w:val=""/>
-        <w:lvlJc w:val="left"/>
-        <w:pPr>
-          <w:tabs>
-            <w:tab w:val="num" w:pos="1440"/>
-          </w:tabs>
-          <w:ind w:left="1440" w:hanging="360"/>
-        </w:pPr>
-        <w:rPr>
-          <w:rFonts w:ascii="Symbol" w:hAnsi="Symbol" w:hint="default"/>
-          <w:sz w:val="20"/>
-        </w:rPr>
-      </w:lvl>
-    </w:lvlOverride>
-  </w:num>
-  <w:num w:numId="27" w16cid:durableId="737634953">
-    <w:abstractNumId w:val="2"/>
-  </w:num>
-  <w:num w:numId="28" w16cid:durableId="1093863086">
     <w:abstractNumId w:val="2"/>
     <w:lvlOverride w:ilvl="1">
       <w:lvl w:ilvl="1">
@@ -5804,7 +10000,7 @@
       </w:lvl>
     </w:lvlOverride>
   </w:num>
-  <w:num w:numId="29" w16cid:durableId="242374675">
+  <w:num w:numId="19" w16cid:durableId="1949583723">
     <w:abstractNumId w:val="2"/>
     <w:lvlOverride w:ilvl="1">
       <w:lvl w:ilvl="1">
@@ -5824,7 +10020,7 @@
       </w:lvl>
     </w:lvlOverride>
   </w:num>
-  <w:num w:numId="30" w16cid:durableId="1725060143">
+  <w:num w:numId="20" w16cid:durableId="1705474676">
     <w:abstractNumId w:val="2"/>
     <w:lvlOverride w:ilvl="1">
       <w:lvl w:ilvl="1">
@@ -5844,8 +10040,14 @@
       </w:lvl>
     </w:lvlOverride>
   </w:num>
-  <w:num w:numId="31" w16cid:durableId="695810600">
-    <w:abstractNumId w:val="2"/>
+  <w:num w:numId="21" w16cid:durableId="682558573">
+    <w:abstractNumId w:val="29"/>
+  </w:num>
+  <w:num w:numId="22" w16cid:durableId="718163532">
+    <w:abstractNumId w:val="46"/>
+  </w:num>
+  <w:num w:numId="23" w16cid:durableId="1699235564">
+    <w:abstractNumId w:val="46"/>
     <w:lvlOverride w:ilvl="1">
       <w:lvl w:ilvl="1">
         <w:numFmt w:val="bullet"/>
@@ -5864,8 +10066,8 @@
       </w:lvl>
     </w:lvlOverride>
   </w:num>
-  <w:num w:numId="32" w16cid:durableId="778447707">
-    <w:abstractNumId w:val="2"/>
+  <w:num w:numId="24" w16cid:durableId="962885059">
+    <w:abstractNumId w:val="46"/>
     <w:lvlOverride w:ilvl="1">
       <w:lvl w:ilvl="1">
         <w:numFmt w:val="bullet"/>
@@ -5884,11 +10086,8 @@
       </w:lvl>
     </w:lvlOverride>
   </w:num>
-  <w:num w:numId="33" w16cid:durableId="1810322838">
-    <w:abstractNumId w:val="21"/>
-  </w:num>
-  <w:num w:numId="34" w16cid:durableId="178349580">
-    <w:abstractNumId w:val="21"/>
+  <w:num w:numId="25" w16cid:durableId="1212765036">
+    <w:abstractNumId w:val="46"/>
     <w:lvlOverride w:ilvl="1">
       <w:lvl w:ilvl="1">
         <w:numFmt w:val="bullet"/>
@@ -5907,8 +10106,8 @@
       </w:lvl>
     </w:lvlOverride>
   </w:num>
-  <w:num w:numId="35" w16cid:durableId="1607619251">
-    <w:abstractNumId w:val="21"/>
+  <w:num w:numId="26" w16cid:durableId="2136672850">
+    <w:abstractNumId w:val="46"/>
     <w:lvlOverride w:ilvl="1">
       <w:lvl w:ilvl="1">
         <w:numFmt w:val="bullet"/>
@@ -5927,11 +10126,11 @@
       </w:lvl>
     </w:lvlOverride>
   </w:num>
-  <w:num w:numId="36" w16cid:durableId="383062290">
-    <w:abstractNumId w:val="7"/>
+  <w:num w:numId="27" w16cid:durableId="737634953">
+    <w:abstractNumId w:val="5"/>
   </w:num>
-  <w:num w:numId="37" w16cid:durableId="277951243">
-    <w:abstractNumId w:val="7"/>
+  <w:num w:numId="28" w16cid:durableId="1093863086">
+    <w:abstractNumId w:val="5"/>
     <w:lvlOverride w:ilvl="1">
       <w:lvl w:ilvl="1">
         <w:numFmt w:val="bullet"/>
@@ -5950,8 +10149,154 @@
       </w:lvl>
     </w:lvlOverride>
   </w:num>
+  <w:num w:numId="29" w16cid:durableId="242374675">
+    <w:abstractNumId w:val="5"/>
+    <w:lvlOverride w:ilvl="1">
+      <w:lvl w:ilvl="1">
+        <w:numFmt w:val="bullet"/>
+        <w:lvlText w:val=""/>
+        <w:lvlJc w:val="left"/>
+        <w:pPr>
+          <w:tabs>
+            <w:tab w:val="num" w:pos="1440"/>
+          </w:tabs>
+          <w:ind w:left="1440" w:hanging="360"/>
+        </w:pPr>
+        <w:rPr>
+          <w:rFonts w:ascii="Symbol" w:hAnsi="Symbol" w:hint="default"/>
+          <w:sz w:val="20"/>
+        </w:rPr>
+      </w:lvl>
+    </w:lvlOverride>
+  </w:num>
+  <w:num w:numId="30" w16cid:durableId="1725060143">
+    <w:abstractNumId w:val="5"/>
+    <w:lvlOverride w:ilvl="1">
+      <w:lvl w:ilvl="1">
+        <w:numFmt w:val="bullet"/>
+        <w:lvlText w:val=""/>
+        <w:lvlJc w:val="left"/>
+        <w:pPr>
+          <w:tabs>
+            <w:tab w:val="num" w:pos="1440"/>
+          </w:tabs>
+          <w:ind w:left="1440" w:hanging="360"/>
+        </w:pPr>
+        <w:rPr>
+          <w:rFonts w:ascii="Symbol" w:hAnsi="Symbol" w:hint="default"/>
+          <w:sz w:val="20"/>
+        </w:rPr>
+      </w:lvl>
+    </w:lvlOverride>
+  </w:num>
+  <w:num w:numId="31" w16cid:durableId="695810600">
+    <w:abstractNumId w:val="5"/>
+    <w:lvlOverride w:ilvl="1">
+      <w:lvl w:ilvl="1">
+        <w:numFmt w:val="bullet"/>
+        <w:lvlText w:val=""/>
+        <w:lvlJc w:val="left"/>
+        <w:pPr>
+          <w:tabs>
+            <w:tab w:val="num" w:pos="1440"/>
+          </w:tabs>
+          <w:ind w:left="1440" w:hanging="360"/>
+        </w:pPr>
+        <w:rPr>
+          <w:rFonts w:ascii="Symbol" w:hAnsi="Symbol" w:hint="default"/>
+          <w:sz w:val="20"/>
+        </w:rPr>
+      </w:lvl>
+    </w:lvlOverride>
+  </w:num>
+  <w:num w:numId="32" w16cid:durableId="778447707">
+    <w:abstractNumId w:val="5"/>
+    <w:lvlOverride w:ilvl="1">
+      <w:lvl w:ilvl="1">
+        <w:numFmt w:val="bullet"/>
+        <w:lvlText w:val=""/>
+        <w:lvlJc w:val="left"/>
+        <w:pPr>
+          <w:tabs>
+            <w:tab w:val="num" w:pos="1440"/>
+          </w:tabs>
+          <w:ind w:left="1440" w:hanging="360"/>
+        </w:pPr>
+        <w:rPr>
+          <w:rFonts w:ascii="Symbol" w:hAnsi="Symbol" w:hint="default"/>
+          <w:sz w:val="20"/>
+        </w:rPr>
+      </w:lvl>
+    </w:lvlOverride>
+  </w:num>
+  <w:num w:numId="33" w16cid:durableId="1810322838">
+    <w:abstractNumId w:val="43"/>
+  </w:num>
+  <w:num w:numId="34" w16cid:durableId="178349580">
+    <w:abstractNumId w:val="43"/>
+    <w:lvlOverride w:ilvl="1">
+      <w:lvl w:ilvl="1">
+        <w:numFmt w:val="bullet"/>
+        <w:lvlText w:val=""/>
+        <w:lvlJc w:val="left"/>
+        <w:pPr>
+          <w:tabs>
+            <w:tab w:val="num" w:pos="1440"/>
+          </w:tabs>
+          <w:ind w:left="1440" w:hanging="360"/>
+        </w:pPr>
+        <w:rPr>
+          <w:rFonts w:ascii="Symbol" w:hAnsi="Symbol" w:hint="default"/>
+          <w:sz w:val="20"/>
+        </w:rPr>
+      </w:lvl>
+    </w:lvlOverride>
+  </w:num>
+  <w:num w:numId="35" w16cid:durableId="1607619251">
+    <w:abstractNumId w:val="43"/>
+    <w:lvlOverride w:ilvl="1">
+      <w:lvl w:ilvl="1">
+        <w:numFmt w:val="bullet"/>
+        <w:lvlText w:val=""/>
+        <w:lvlJc w:val="left"/>
+        <w:pPr>
+          <w:tabs>
+            <w:tab w:val="num" w:pos="1440"/>
+          </w:tabs>
+          <w:ind w:left="1440" w:hanging="360"/>
+        </w:pPr>
+        <w:rPr>
+          <w:rFonts w:ascii="Symbol" w:hAnsi="Symbol" w:hint="default"/>
+          <w:sz w:val="20"/>
+        </w:rPr>
+      </w:lvl>
+    </w:lvlOverride>
+  </w:num>
+  <w:num w:numId="36" w16cid:durableId="383062290">
+    <w:abstractNumId w:val="18"/>
+  </w:num>
+  <w:num w:numId="37" w16cid:durableId="277951243">
+    <w:abstractNumId w:val="18"/>
+    <w:lvlOverride w:ilvl="1">
+      <w:lvl w:ilvl="1">
+        <w:numFmt w:val="bullet"/>
+        <w:lvlText w:val=""/>
+        <w:lvlJc w:val="left"/>
+        <w:pPr>
+          <w:tabs>
+            <w:tab w:val="num" w:pos="1440"/>
+          </w:tabs>
+          <w:ind w:left="1440" w:hanging="360"/>
+        </w:pPr>
+        <w:rPr>
+          <w:rFonts w:ascii="Symbol" w:hAnsi="Symbol" w:hint="default"/>
+          <w:sz w:val="20"/>
+        </w:rPr>
+      </w:lvl>
+    </w:lvlOverride>
+  </w:num>
   <w:num w:numId="38" w16cid:durableId="2135902603">
-    <w:abstractNumId w:val="7"/>
+    <w:abstractNumId w:val="18"/>
     <w:lvlOverride w:ilvl="2">
       <w:lvl w:ilvl="2">
         <w:numFmt w:val="bullet"/>
@@ -5971,7 +10316,7 @@
     </w:lvlOverride>
   </w:num>
   <w:num w:numId="39" w16cid:durableId="1024556077">
-    <w:abstractNumId w:val="7"/>
+    <w:abstractNumId w:val="18"/>
     <w:lvlOverride w:ilvl="2">
       <w:lvl w:ilvl="2">
         <w:numFmt w:val="bullet"/>
@@ -5991,7 +10336,7 @@
     </w:lvlOverride>
   </w:num>
   <w:num w:numId="40" w16cid:durableId="1246763354">
-    <w:abstractNumId w:val="7"/>
+    <w:abstractNumId w:val="18"/>
     <w:lvlOverride w:ilvl="1">
       <w:lvl w:ilvl="1">
         <w:numFmt w:val="bullet"/>
@@ -6011,7 +10356,7 @@
     </w:lvlOverride>
   </w:num>
   <w:num w:numId="41" w16cid:durableId="530655519">
-    <w:abstractNumId w:val="7"/>
+    <w:abstractNumId w:val="18"/>
     <w:lvlOverride w:ilvl="2">
       <w:lvl w:ilvl="2">
         <w:numFmt w:val="bullet"/>
@@ -6031,7 +10376,7 @@
     </w:lvlOverride>
   </w:num>
   <w:num w:numId="42" w16cid:durableId="958296655">
-    <w:abstractNumId w:val="7"/>
+    <w:abstractNumId w:val="18"/>
     <w:lvlOverride w:ilvl="2">
       <w:lvl w:ilvl="2">
         <w:numFmt w:val="bullet"/>
@@ -6051,10 +10396,10 @@
     </w:lvlOverride>
   </w:num>
   <w:num w:numId="43" w16cid:durableId="1913075001">
-    <w:abstractNumId w:val="22"/>
+    <w:abstractNumId w:val="45"/>
   </w:num>
   <w:num w:numId="44" w16cid:durableId="853418763">
-    <w:abstractNumId w:val="22"/>
+    <w:abstractNumId w:val="45"/>
     <w:lvlOverride w:ilvl="1">
       <w:lvl w:ilvl="1">
         <w:numFmt w:val="bullet"/>
@@ -6074,7 +10419,7 @@
     </w:lvlOverride>
   </w:num>
   <w:num w:numId="45" w16cid:durableId="71389405">
-    <w:abstractNumId w:val="22"/>
+    <w:abstractNumId w:val="45"/>
     <w:lvlOverride w:ilvl="2">
       <w:lvl w:ilvl="2">
         <w:numFmt w:val="bullet"/>
@@ -6094,7 +10439,7 @@
     </w:lvlOverride>
   </w:num>
   <w:num w:numId="46" w16cid:durableId="970552865">
-    <w:abstractNumId w:val="22"/>
+    <w:abstractNumId w:val="45"/>
     <w:lvlOverride w:ilvl="1">
       <w:lvl w:ilvl="1">
         <w:numFmt w:val="bullet"/>
@@ -6114,10 +10459,10 @@
     </w:lvlOverride>
   </w:num>
   <w:num w:numId="47" w16cid:durableId="1271937009">
-    <w:abstractNumId w:val="3"/>
+    <w:abstractNumId w:val="6"/>
   </w:num>
   <w:num w:numId="48" w16cid:durableId="135536251">
-    <w:abstractNumId w:val="3"/>
+    <w:abstractNumId w:val="6"/>
     <w:lvlOverride w:ilvl="1">
       <w:lvl w:ilvl="1">
         <w:numFmt w:val="bullet"/>
@@ -6137,7 +10482,7 @@
     </w:lvlOverride>
   </w:num>
   <w:num w:numId="49" w16cid:durableId="199704045">
-    <w:abstractNumId w:val="3"/>
+    <w:abstractNumId w:val="6"/>
     <w:lvlOverride w:ilvl="2">
       <w:lvl w:ilvl="2">
         <w:numFmt w:val="bullet"/>
@@ -6157,7 +10502,7 @@
     </w:lvlOverride>
   </w:num>
   <w:num w:numId="50" w16cid:durableId="462968253">
-    <w:abstractNumId w:val="3"/>
+    <w:abstractNumId w:val="6"/>
     <w:lvlOverride w:ilvl="2">
       <w:lvl w:ilvl="2">
         <w:numFmt w:val="bullet"/>
@@ -6177,7 +10522,7 @@
     </w:lvlOverride>
   </w:num>
   <w:num w:numId="51" w16cid:durableId="915628499">
-    <w:abstractNumId w:val="3"/>
+    <w:abstractNumId w:val="6"/>
     <w:lvlOverride w:ilvl="1">
       <w:lvl w:ilvl="1">
         <w:numFmt w:val="bullet"/>
@@ -6195,6 +10540,75 @@
         </w:rPr>
       </w:lvl>
     </w:lvlOverride>
+  </w:num>
+  <w:num w:numId="52" w16cid:durableId="2119373805">
+    <w:abstractNumId w:val="36"/>
+  </w:num>
+  <w:num w:numId="53" w16cid:durableId="2082212524">
+    <w:abstractNumId w:val="9"/>
+  </w:num>
+  <w:num w:numId="54" w16cid:durableId="1060597263">
+    <w:abstractNumId w:val="16"/>
+  </w:num>
+  <w:num w:numId="55" w16cid:durableId="1276793186">
+    <w:abstractNumId w:val="44"/>
+  </w:num>
+  <w:num w:numId="56" w16cid:durableId="545678374">
+    <w:abstractNumId w:val="34"/>
+  </w:num>
+  <w:num w:numId="57" w16cid:durableId="2069185013">
+    <w:abstractNumId w:val="24"/>
+  </w:num>
+  <w:num w:numId="58" w16cid:durableId="996615015">
+    <w:abstractNumId w:val="3"/>
+  </w:num>
+  <w:num w:numId="59" w16cid:durableId="1628001824">
+    <w:abstractNumId w:val="33"/>
+  </w:num>
+  <w:num w:numId="60" w16cid:durableId="27335338">
+    <w:abstractNumId w:val="32"/>
+  </w:num>
+  <w:num w:numId="61" w16cid:durableId="425349969">
+    <w:abstractNumId w:val="20"/>
+  </w:num>
+  <w:num w:numId="62" w16cid:durableId="831026356">
+    <w:abstractNumId w:val="12"/>
+  </w:num>
+  <w:num w:numId="63" w16cid:durableId="1056272927">
+    <w:abstractNumId w:val="37"/>
+  </w:num>
+  <w:num w:numId="64" w16cid:durableId="2140343220">
+    <w:abstractNumId w:val="35"/>
+  </w:num>
+  <w:num w:numId="65" w16cid:durableId="297341917">
+    <w:abstractNumId w:val="11"/>
+  </w:num>
+  <w:num w:numId="66" w16cid:durableId="915283154">
+    <w:abstractNumId w:val="22"/>
+  </w:num>
+  <w:num w:numId="67" w16cid:durableId="393431479">
+    <w:abstractNumId w:val="27"/>
+  </w:num>
+  <w:num w:numId="68" w16cid:durableId="713694149">
+    <w:abstractNumId w:val="15"/>
+  </w:num>
+  <w:num w:numId="69" w16cid:durableId="891844863">
+    <w:abstractNumId w:val="0"/>
+  </w:num>
+  <w:num w:numId="70" w16cid:durableId="1184393983">
+    <w:abstractNumId w:val="7"/>
+  </w:num>
+  <w:num w:numId="71" w16cid:durableId="1116169267">
+    <w:abstractNumId w:val="1"/>
+  </w:num>
+  <w:num w:numId="72" w16cid:durableId="519662642">
+    <w:abstractNumId w:val="26"/>
+  </w:num>
+  <w:num w:numId="73" w16cid:durableId="1728458972">
+    <w:abstractNumId w:val="8"/>
+  </w:num>
+  <w:num w:numId="74" w16cid:durableId="63771066">
+    <w:abstractNumId w:val="17"/>
   </w:num>
 </w:numbering>
 </file>
